--- a/achivos/Foto_carnet.docx
+++ b/achivos/Foto_carnet.docx
@@ -2,593 +2,6 @@
 <file path=word/document.xml><?xml version="1.0" encoding="utf-8"?>
 <w:document xmlns:wpc="http://schemas.microsoft.com/office/word/2010/wordprocessingCanvas" xmlns:mc="http://schemas.openxmlformats.org/markup-compatibility/2006" xmlns:o="urn:schemas-microsoft-com:office:office" xmlns:r="http://schemas.openxmlformats.org/officeDocument/2006/relationships" xmlns:m="http://schemas.openxmlformats.org/officeDocument/2006/math" xmlns:v="urn:schemas-microsoft-com:vml" xmlns:wp="http://schemas.openxmlformats.org/drawingml/2006/wordprocessingDrawing" xmlns:w="http://schemas.openxmlformats.org/wordprocessingml/2006/main" xmlns:wpg="http://schemas.microsoft.com/office/word/2010/wordprocessingGroup" xmlns:wpi="http://schemas.microsoft.com/office/word/2010/wordprocessingInk" xmlns:a="http://schemas.openxmlformats.org/drawingml/2006/main" xmlns:wne="http://schemas.microsoft.com/office/word/2006/wordml" xmlns:wps="http://schemas.microsoft.com/office/word/2010/wordprocessingShape" xmlns:w10="urn:schemas-microsoft-com:office:word" xmlns:wp14="http://schemas.microsoft.com/office/word/2010/wordprocessingDrawing" xmlns:w14="http://schemas.microsoft.com/office/word/2010/wordml" xmlns:w15="http://schemas.microsoft.com/office/word/2012/wordml" xmlns:w16cex="http://schemas.microsoft.com/office/word/2018/wordml/cex" xmlns:w16cid="http://schemas.microsoft.com/office/word/2016/wordml/cid" xmlns:w16="http://schemas.microsoft.com/office/word/2018/wordml" xmlns:w16sdtdh="http://schemas.microsoft.com/office/word/2020/wordml/sdtdatahash" xmlns:w16se="http://schemas.microsoft.com/office/word/2015/wordml/symex" mc:Ignorable="w14 w15 w16se w16cid w16 w16cex w16sdtdh wp14">
   <w:body>
-    <w:p>
-      <w:pPr>
-        <w:pBdr/>
-        <w:spacing/>
-        <w:ind/>
-        <w:rPr/>
-      </w:pPr>
-      <w:r>
-        <w:t xml:space="preserve">Imagen 2x2</w:t>
-      </w:r>
-      <w:r>
-        <w:t xml:space="preserve"> </w:t>
-      </w:r>
-      <w:r/>
-    </w:p>
-    <w:p>
-      <w:pPr>
-        <w:pBdr/>
-        <w:spacing/>
-        <w:ind/>
-        <w:rPr/>
-      </w:pPr>
-      <w:r>
-        <w:rPr>
-          <w:lang w:eastAsia="es-VE"/>
-        </w:rPr>
-        <mc:AlternateContent>
-          <mc:Choice Requires="wpg">
-            <w:drawing>
-              <wp:inline xmlns:wp="http://schemas.openxmlformats.org/drawingml/2006/wordprocessingDrawing" distT="0" distB="0" distL="0" distR="0">
-                <wp:extent cx="720000" cy="720000"/>
-                <wp:effectExtent l="38100" t="38100" r="42545" b="42545"/>
-                <wp:docPr id="1" name="Imagen 1"/>
-                <wp:cNvGraphicFramePr/>
-                <a:graphic xmlns:a="http://schemas.openxmlformats.org/drawingml/2006/main">
-                  <a:graphicData uri="http://schemas.openxmlformats.org/drawingml/2006/picture">
-                    <pic:pic xmlns:pic="http://schemas.openxmlformats.org/drawingml/2006/picture">
-                      <pic:nvPicPr>
-                        <pic:cNvPr id="1" name="carnet.jpg"/>
-                        <pic:cNvPicPr/>
-                        <pic:nvPr/>
-                      </pic:nvPicPr>
-                      <pic:blipFill rotWithShape="1">
-                        <a:blip r:embed="rId8"/>
-                        <a:stretch/>
-                      </pic:blipFill>
-                      <pic:spPr bwMode="auto">
-                        <a:xfrm>
-                          <a:off x="0" y="0"/>
-                          <a:ext cx="720000" cy="720000"/>
-                        </a:xfrm>
-                        <a:prstGeom prst="rect">
-                          <a:avLst/>
-                        </a:prstGeom>
-                        <a:ln w="38100" cap="flat" cmpd="sng" algn="ctr">
-                          <a:solidFill>
-                            <a:sysClr val="windowText" lastClr="000000"/>
-                          </a:solidFill>
-                          <a:prstDash val="solid"/>
-                          <a:round/>
-                          <a:headEnd type="none" w="med" len="med"/>
-                          <a:tailEnd type="none" w="med" len="med"/>
-                        </a:ln>
-                      </pic:spPr>
-                    </pic:pic>
-                  </a:graphicData>
-                </a:graphic>
-              </wp:inline>
-            </w:drawing>
-          </mc:Choice>
-          <mc:Fallback>
-            <w:pict>
-              <v:shapetype id="_x0000_t75" coordsize="21600,21600" o:spt="75" o:preferrelative="t" path="m@4@5l@4@11@9@11@9@5xe" filled="f" stroked="f">
-                <v:stroke joinstyle="miter"/>
-                <v:formulas>
-                  <v:f eqn="if lineDrawn pixelLineWidth 0"/>
-                  <v:f eqn="sum @0 1 0"/>
-                  <v:f eqn="sum 0 0 @1"/>
-                  <v:f eqn="prod @2 1 2"/>
-                  <v:f eqn="prod @3 21600 pixelWidth"/>
-                  <v:f eqn="prod @3 21600 pixelHeight"/>
-                  <v:f eqn="sum @0 0 1"/>
-                  <v:f eqn="prod @6 1 2"/>
-                  <v:f eqn="prod @7 21600 pixelWidth"/>
-                  <v:f eqn="sum @8 21600 0"/>
-                  <v:f eqn="prod @7 21600 pixelHeight"/>
-                  <v:f eqn="sum @10 21600 0"/>
-                </v:formulas>
-                <v:path o:extrusionok="f" gradientshapeok="t" o:connecttype="rect"/>
-                <o:lock v:ext="edit" aspectratio="t"/>
-              </v:shapetype>
-              <v:shape id="_x0000_i0" o:spid="_x0000_s0" type="#_x0000_t75" style="width:56.69pt;height:56.69pt;mso-wrap-distance-left:0.00pt;mso-wrap-distance-top:0.00pt;mso-wrap-distance-right:0.00pt;mso-wrap-distance-bottom:0.00pt;z-index:1;" strokecolor="#000000" strokeweight="3.00pt">
-                <v:imagedata r:id="rId8" o:title=""/>
-                <o:lock v:ext="edit" rotation="t"/>
-              </v:shape>
-            </w:pict>
-          </mc:Fallback>
-        </mc:AlternateContent>
-      </w:r>
-      <w:r>
-        <w:t xml:space="preserve">  </w:t>
-      </w:r>
-      <w:r>
-        <w:rPr>
-          <w:lang w:eastAsia="es-VE"/>
-        </w:rPr>
-        <mc:AlternateContent>
-          <mc:Choice Requires="wpg">
-            <w:drawing>
-              <wp:inline xmlns:wp="http://schemas.openxmlformats.org/drawingml/2006/wordprocessingDrawing" distT="0" distB="0" distL="0" distR="0">
-                <wp:extent cx="720000" cy="720000"/>
-                <wp:effectExtent l="38100" t="38100" r="42545" b="42545"/>
-                <wp:docPr id="2" name="Imagen 2"/>
-                <wp:cNvGraphicFramePr/>
-                <a:graphic xmlns:a="http://schemas.openxmlformats.org/drawingml/2006/main">
-                  <a:graphicData uri="http://schemas.openxmlformats.org/drawingml/2006/picture">
-                    <pic:pic xmlns:pic="http://schemas.openxmlformats.org/drawingml/2006/picture">
-                      <pic:nvPicPr>
-                        <pic:cNvPr id="1" name="carnet.jpg"/>
-                        <pic:cNvPicPr/>
-                        <pic:nvPr/>
-                      </pic:nvPicPr>
-                      <pic:blipFill rotWithShape="1">
-                        <a:blip r:embed="rId8"/>
-                        <a:stretch/>
-                      </pic:blipFill>
-                      <pic:spPr bwMode="auto">
-                        <a:xfrm>
-                          <a:off x="0" y="0"/>
-                          <a:ext cx="720000" cy="720000"/>
-                        </a:xfrm>
-                        <a:prstGeom prst="rect">
-                          <a:avLst/>
-                        </a:prstGeom>
-                        <a:ln w="38100" cap="flat" cmpd="sng" algn="ctr">
-                          <a:solidFill>
-                            <a:sysClr val="windowText" lastClr="000000"/>
-                          </a:solidFill>
-                          <a:prstDash val="solid"/>
-                          <a:round/>
-                          <a:headEnd type="none" w="med" len="med"/>
-                          <a:tailEnd type="none" w="med" len="med"/>
-                        </a:ln>
-                      </pic:spPr>
-                    </pic:pic>
-                  </a:graphicData>
-                </a:graphic>
-              </wp:inline>
-            </w:drawing>
-          </mc:Choice>
-          <mc:Fallback>
-            <w:pict>
-              <v:shapetype id="_x0000_t75" coordsize="21600,21600" o:spt="75" o:preferrelative="t" path="m@4@5l@4@11@9@11@9@5xe" filled="f" stroked="f">
-                <v:stroke joinstyle="miter"/>
-                <v:formulas>
-                  <v:f eqn="if lineDrawn pixelLineWidth 0"/>
-                  <v:f eqn="sum @0 1 0"/>
-                  <v:f eqn="sum 0 0 @1"/>
-                  <v:f eqn="prod @2 1 2"/>
-                  <v:f eqn="prod @3 21600 pixelWidth"/>
-                  <v:f eqn="prod @3 21600 pixelHeight"/>
-                  <v:f eqn="sum @0 0 1"/>
-                  <v:f eqn="prod @6 1 2"/>
-                  <v:f eqn="prod @7 21600 pixelWidth"/>
-                  <v:f eqn="sum @8 21600 0"/>
-                  <v:f eqn="prod @7 21600 pixelHeight"/>
-                  <v:f eqn="sum @10 21600 0"/>
-                </v:formulas>
-                <v:path o:extrusionok="f" gradientshapeok="t" o:connecttype="rect"/>
-                <o:lock v:ext="edit" aspectratio="t"/>
-              </v:shapetype>
-              <v:shape id="_x0000_i1" o:spid="_x0000_s1" type="#_x0000_t75" style="width:56.69pt;height:56.69pt;mso-wrap-distance-left:0.00pt;mso-wrap-distance-top:0.00pt;mso-wrap-distance-right:0.00pt;mso-wrap-distance-bottom:0.00pt;z-index:1;" strokecolor="#000000" strokeweight="3.00pt">
-                <v:imagedata r:id="rId8" o:title=""/>
-                <o:lock v:ext="edit" rotation="t"/>
-              </v:shape>
-            </w:pict>
-          </mc:Fallback>
-        </mc:AlternateContent>
-      </w:r>
-      <w:r>
-        <w:t xml:space="preserve">  </w:t>
-      </w:r>
-      <w:r>
-        <w:rPr>
-          <w:lang w:eastAsia="es-VE"/>
-        </w:rPr>
-        <mc:AlternateContent>
-          <mc:Choice Requires="wpg">
-            <w:drawing>
-              <wp:inline xmlns:wp="http://schemas.openxmlformats.org/drawingml/2006/wordprocessingDrawing" distT="0" distB="0" distL="0" distR="0">
-                <wp:extent cx="720000" cy="720000"/>
-                <wp:effectExtent l="38100" t="38100" r="42545" b="42545"/>
-                <wp:docPr id="3" name="Imagen 3"/>
-                <wp:cNvGraphicFramePr/>
-                <a:graphic xmlns:a="http://schemas.openxmlformats.org/drawingml/2006/main">
-                  <a:graphicData uri="http://schemas.openxmlformats.org/drawingml/2006/picture">
-                    <pic:pic xmlns:pic="http://schemas.openxmlformats.org/drawingml/2006/picture">
-                      <pic:nvPicPr>
-                        <pic:cNvPr id="1" name="carnet.jpg"/>
-                        <pic:cNvPicPr/>
-                        <pic:nvPr/>
-                      </pic:nvPicPr>
-                      <pic:blipFill rotWithShape="1">
-                        <a:blip r:embed="rId8"/>
-                        <a:stretch/>
-                      </pic:blipFill>
-                      <pic:spPr bwMode="auto">
-                        <a:xfrm>
-                          <a:off x="0" y="0"/>
-                          <a:ext cx="720000" cy="720000"/>
-                        </a:xfrm>
-                        <a:prstGeom prst="rect">
-                          <a:avLst/>
-                        </a:prstGeom>
-                        <a:ln w="38100" cap="flat" cmpd="sng" algn="ctr">
-                          <a:solidFill>
-                            <a:sysClr val="windowText" lastClr="000000"/>
-                          </a:solidFill>
-                          <a:prstDash val="solid"/>
-                          <a:round/>
-                          <a:headEnd type="none" w="med" len="med"/>
-                          <a:tailEnd type="none" w="med" len="med"/>
-                        </a:ln>
-                      </pic:spPr>
-                    </pic:pic>
-                  </a:graphicData>
-                </a:graphic>
-              </wp:inline>
-            </w:drawing>
-          </mc:Choice>
-          <mc:Fallback>
-            <w:pict>
-              <v:shapetype id="_x0000_t75" coordsize="21600,21600" o:spt="75" o:preferrelative="t" path="m@4@5l@4@11@9@11@9@5xe" filled="f" stroked="f">
-                <v:stroke joinstyle="miter"/>
-                <v:formulas>
-                  <v:f eqn="if lineDrawn pixelLineWidth 0"/>
-                  <v:f eqn="sum @0 1 0"/>
-                  <v:f eqn="sum 0 0 @1"/>
-                  <v:f eqn="prod @2 1 2"/>
-                  <v:f eqn="prod @3 21600 pixelWidth"/>
-                  <v:f eqn="prod @3 21600 pixelHeight"/>
-                  <v:f eqn="sum @0 0 1"/>
-                  <v:f eqn="prod @6 1 2"/>
-                  <v:f eqn="prod @7 21600 pixelWidth"/>
-                  <v:f eqn="sum @8 21600 0"/>
-                  <v:f eqn="prod @7 21600 pixelHeight"/>
-                  <v:f eqn="sum @10 21600 0"/>
-                </v:formulas>
-                <v:path o:extrusionok="f" gradientshapeok="t" o:connecttype="rect"/>
-                <o:lock v:ext="edit" aspectratio="t"/>
-              </v:shapetype>
-              <v:shape id="_x0000_i2" o:spid="_x0000_s2" type="#_x0000_t75" style="width:56.69pt;height:56.69pt;mso-wrap-distance-left:0.00pt;mso-wrap-distance-top:0.00pt;mso-wrap-distance-right:0.00pt;mso-wrap-distance-bottom:0.00pt;z-index:1;" strokecolor="#000000" strokeweight="3.00pt">
-                <v:imagedata r:id="rId8" o:title=""/>
-                <o:lock v:ext="edit" rotation="t"/>
-              </v:shape>
-            </w:pict>
-          </mc:Fallback>
-        </mc:AlternateContent>
-      </w:r>
-      <w:r>
-        <w:t xml:space="preserve">  </w:t>
-      </w:r>
-      <w:r>
-        <w:rPr>
-          <w:lang w:eastAsia="es-VE"/>
-        </w:rPr>
-        <mc:AlternateContent>
-          <mc:Choice Requires="wpg">
-            <w:drawing>
-              <wp:inline xmlns:wp="http://schemas.openxmlformats.org/drawingml/2006/wordprocessingDrawing" distT="0" distB="0" distL="0" distR="0">
-                <wp:extent cx="720000" cy="720000"/>
-                <wp:effectExtent l="38100" t="38100" r="42545" b="42545"/>
-                <wp:docPr id="4" name="Imagen 4"/>
-                <wp:cNvGraphicFramePr/>
-                <a:graphic xmlns:a="http://schemas.openxmlformats.org/drawingml/2006/main">
-                  <a:graphicData uri="http://schemas.openxmlformats.org/drawingml/2006/picture">
-                    <pic:pic xmlns:pic="http://schemas.openxmlformats.org/drawingml/2006/picture">
-                      <pic:nvPicPr>
-                        <pic:cNvPr id="1" name="carnet.jpg"/>
-                        <pic:cNvPicPr/>
-                        <pic:nvPr/>
-                      </pic:nvPicPr>
-                      <pic:blipFill rotWithShape="1">
-                        <a:blip r:embed="rId8"/>
-                        <a:stretch/>
-                      </pic:blipFill>
-                      <pic:spPr bwMode="auto">
-                        <a:xfrm>
-                          <a:off x="0" y="0"/>
-                          <a:ext cx="720000" cy="720000"/>
-                        </a:xfrm>
-                        <a:prstGeom prst="rect">
-                          <a:avLst/>
-                        </a:prstGeom>
-                        <a:ln w="38100" cap="flat" cmpd="sng" algn="ctr">
-                          <a:solidFill>
-                            <a:sysClr val="windowText" lastClr="000000"/>
-                          </a:solidFill>
-                          <a:prstDash val="solid"/>
-                          <a:round/>
-                          <a:headEnd type="none" w="med" len="med"/>
-                          <a:tailEnd type="none" w="med" len="med"/>
-                        </a:ln>
-                      </pic:spPr>
-                    </pic:pic>
-                  </a:graphicData>
-                </a:graphic>
-              </wp:inline>
-            </w:drawing>
-          </mc:Choice>
-          <mc:Fallback>
-            <w:pict>
-              <v:shapetype id="_x0000_t75" coordsize="21600,21600" o:spt="75" o:preferrelative="t" path="m@4@5l@4@11@9@11@9@5xe" filled="f" stroked="f">
-                <v:stroke joinstyle="miter"/>
-                <v:formulas>
-                  <v:f eqn="if lineDrawn pixelLineWidth 0"/>
-                  <v:f eqn="sum @0 1 0"/>
-                  <v:f eqn="sum 0 0 @1"/>
-                  <v:f eqn="prod @2 1 2"/>
-                  <v:f eqn="prod @3 21600 pixelWidth"/>
-                  <v:f eqn="prod @3 21600 pixelHeight"/>
-                  <v:f eqn="sum @0 0 1"/>
-                  <v:f eqn="prod @6 1 2"/>
-                  <v:f eqn="prod @7 21600 pixelWidth"/>
-                  <v:f eqn="sum @8 21600 0"/>
-                  <v:f eqn="prod @7 21600 pixelHeight"/>
-                  <v:f eqn="sum @10 21600 0"/>
-                </v:formulas>
-                <v:path o:extrusionok="f" gradientshapeok="t" o:connecttype="rect"/>
-                <o:lock v:ext="edit" aspectratio="t"/>
-              </v:shapetype>
-              <v:shape id="_x0000_i3" o:spid="_x0000_s3" type="#_x0000_t75" style="width:56.69pt;height:56.69pt;mso-wrap-distance-left:0.00pt;mso-wrap-distance-top:0.00pt;mso-wrap-distance-right:0.00pt;mso-wrap-distance-bottom:0.00pt;z-index:1;" strokecolor="#000000" strokeweight="3.00pt">
-                <v:imagedata r:id="rId8" o:title=""/>
-                <o:lock v:ext="edit" rotation="t"/>
-              </v:shape>
-            </w:pict>
-          </mc:Fallback>
-        </mc:AlternateContent>
-      </w:r>
-      <w:r>
-        <w:t xml:space="preserve">  </w:t>
-      </w:r>
-      <w:r>
-        <w:rPr>
-          <w:lang w:eastAsia="es-VE"/>
-        </w:rPr>
-        <mc:AlternateContent>
-          <mc:Choice Requires="wpg">
-            <w:drawing>
-              <wp:inline xmlns:wp="http://schemas.openxmlformats.org/drawingml/2006/wordprocessingDrawing" distT="0" distB="0" distL="0" distR="0">
-                <wp:extent cx="720000" cy="720000"/>
-                <wp:effectExtent l="38100" t="38100" r="42545" b="42545"/>
-                <wp:docPr id="5" name="Imagen 18"/>
-                <wp:cNvGraphicFramePr/>
-                <a:graphic xmlns:a="http://schemas.openxmlformats.org/drawingml/2006/main">
-                  <a:graphicData uri="http://schemas.openxmlformats.org/drawingml/2006/picture">
-                    <pic:pic xmlns:pic="http://schemas.openxmlformats.org/drawingml/2006/picture">
-                      <pic:nvPicPr>
-                        <pic:cNvPr id="1" name="carnet.jpg"/>
-                        <pic:cNvPicPr/>
-                        <pic:nvPr/>
-                      </pic:nvPicPr>
-                      <pic:blipFill rotWithShape="1">
-                        <a:blip r:embed="rId8"/>
-                        <a:stretch/>
-                      </pic:blipFill>
-                      <pic:spPr bwMode="auto">
-                        <a:xfrm>
-                          <a:off x="0" y="0"/>
-                          <a:ext cx="720000" cy="720000"/>
-                        </a:xfrm>
-                        <a:prstGeom prst="rect">
-                          <a:avLst/>
-                        </a:prstGeom>
-                        <a:ln w="38100" cap="flat" cmpd="sng" algn="ctr">
-                          <a:solidFill>
-                            <a:sysClr val="windowText" lastClr="000000"/>
-                          </a:solidFill>
-                          <a:prstDash val="solid"/>
-                          <a:round/>
-                          <a:headEnd type="none" w="med" len="med"/>
-                          <a:tailEnd type="none" w="med" len="med"/>
-                        </a:ln>
-                      </pic:spPr>
-                    </pic:pic>
-                  </a:graphicData>
-                </a:graphic>
-              </wp:inline>
-            </w:drawing>
-          </mc:Choice>
-          <mc:Fallback>
-            <w:pict>
-              <v:shapetype id="_x0000_t75" coordsize="21600,21600" o:spt="75" o:preferrelative="t" path="m@4@5l@4@11@9@11@9@5xe" filled="f" stroked="f">
-                <v:stroke joinstyle="miter"/>
-                <v:formulas>
-                  <v:f eqn="if lineDrawn pixelLineWidth 0"/>
-                  <v:f eqn="sum @0 1 0"/>
-                  <v:f eqn="sum 0 0 @1"/>
-                  <v:f eqn="prod @2 1 2"/>
-                  <v:f eqn="prod @3 21600 pixelWidth"/>
-                  <v:f eqn="prod @3 21600 pixelHeight"/>
-                  <v:f eqn="sum @0 0 1"/>
-                  <v:f eqn="prod @6 1 2"/>
-                  <v:f eqn="prod @7 21600 pixelWidth"/>
-                  <v:f eqn="sum @8 21600 0"/>
-                  <v:f eqn="prod @7 21600 pixelHeight"/>
-                  <v:f eqn="sum @10 21600 0"/>
-                </v:formulas>
-                <v:path o:extrusionok="f" gradientshapeok="t" o:connecttype="rect"/>
-                <o:lock v:ext="edit" aspectratio="t"/>
-              </v:shapetype>
-              <v:shape id="_x0000_i4" o:spid="_x0000_s4" type="#_x0000_t75" style="width:56.69pt;height:56.69pt;mso-wrap-distance-left:0.00pt;mso-wrap-distance-top:0.00pt;mso-wrap-distance-right:0.00pt;mso-wrap-distance-bottom:0.00pt;z-index:1;" strokecolor="#000000" strokeweight="3.00pt">
-                <v:imagedata r:id="rId8" o:title=""/>
-                <o:lock v:ext="edit" rotation="t"/>
-              </v:shape>
-            </w:pict>
-          </mc:Fallback>
-        </mc:AlternateContent>
-      </w:r>
-      <w:r>
-        <w:t xml:space="preserve">  </w:t>
-      </w:r>
-      <w:r>
-        <w:rPr>
-          <w:lang w:eastAsia="es-VE"/>
-        </w:rPr>
-        <mc:AlternateContent>
-          <mc:Choice Requires="wpg">
-            <w:drawing>
-              <wp:inline xmlns:wp="http://schemas.openxmlformats.org/drawingml/2006/wordprocessingDrawing" distT="0" distB="0" distL="0" distR="0">
-                <wp:extent cx="720000" cy="720000"/>
-                <wp:effectExtent l="38100" t="38100" r="42545" b="42545"/>
-                <wp:docPr id="6" name="Imagen 19"/>
-                <wp:cNvGraphicFramePr/>
-                <a:graphic xmlns:a="http://schemas.openxmlformats.org/drawingml/2006/main">
-                  <a:graphicData uri="http://schemas.openxmlformats.org/drawingml/2006/picture">
-                    <pic:pic xmlns:pic="http://schemas.openxmlformats.org/drawingml/2006/picture">
-                      <pic:nvPicPr>
-                        <pic:cNvPr id="1" name="carnet.jpg"/>
-                        <pic:cNvPicPr/>
-                        <pic:nvPr/>
-                      </pic:nvPicPr>
-                      <pic:blipFill rotWithShape="1">
-                        <a:blip r:embed="rId8"/>
-                        <a:stretch/>
-                      </pic:blipFill>
-                      <pic:spPr bwMode="auto">
-                        <a:xfrm>
-                          <a:off x="0" y="0"/>
-                          <a:ext cx="720000" cy="720000"/>
-                        </a:xfrm>
-                        <a:prstGeom prst="rect">
-                          <a:avLst/>
-                        </a:prstGeom>
-                        <a:ln w="38100" cap="flat" cmpd="sng" algn="ctr">
-                          <a:solidFill>
-                            <a:sysClr val="windowText" lastClr="000000"/>
-                          </a:solidFill>
-                          <a:prstDash val="solid"/>
-                          <a:round/>
-                          <a:headEnd type="none" w="med" len="med"/>
-                          <a:tailEnd type="none" w="med" len="med"/>
-                        </a:ln>
-                      </pic:spPr>
-                    </pic:pic>
-                  </a:graphicData>
-                </a:graphic>
-              </wp:inline>
-            </w:drawing>
-          </mc:Choice>
-          <mc:Fallback>
-            <w:pict>
-              <v:shapetype id="_x0000_t75" coordsize="21600,21600" o:spt="75" o:preferrelative="t" path="m@4@5l@4@11@9@11@9@5xe" filled="f" stroked="f">
-                <v:stroke joinstyle="miter"/>
-                <v:formulas>
-                  <v:f eqn="if lineDrawn pixelLineWidth 0"/>
-                  <v:f eqn="sum @0 1 0"/>
-                  <v:f eqn="sum 0 0 @1"/>
-                  <v:f eqn="prod @2 1 2"/>
-                  <v:f eqn="prod @3 21600 pixelWidth"/>
-                  <v:f eqn="prod @3 21600 pixelHeight"/>
-                  <v:f eqn="sum @0 0 1"/>
-                  <v:f eqn="prod @6 1 2"/>
-                  <v:f eqn="prod @7 21600 pixelWidth"/>
-                  <v:f eqn="sum @8 21600 0"/>
-                  <v:f eqn="prod @7 21600 pixelHeight"/>
-                  <v:f eqn="sum @10 21600 0"/>
-                </v:formulas>
-                <v:path o:extrusionok="f" gradientshapeok="t" o:connecttype="rect"/>
-                <o:lock v:ext="edit" aspectratio="t"/>
-              </v:shapetype>
-              <v:shape id="_x0000_i5" o:spid="_x0000_s5" type="#_x0000_t75" style="width:56.69pt;height:56.69pt;mso-wrap-distance-left:0.00pt;mso-wrap-distance-top:0.00pt;mso-wrap-distance-right:0.00pt;mso-wrap-distance-bottom:0.00pt;z-index:1;" strokecolor="#000000" strokeweight="3.00pt">
-                <v:imagedata r:id="rId8" o:title=""/>
-                <o:lock v:ext="edit" rotation="t"/>
-              </v:shape>
-            </w:pict>
-          </mc:Fallback>
-        </mc:AlternateContent>
-      </w:r>
-      <w:r>
-        <w:t xml:space="preserve">  </w:t>
-      </w:r>
-      <w:bookmarkStart w:id="0" w:name="_GoBack"/>
-      <w:r/>
-      <w:bookmarkEnd w:id="0"/>
-      <w:r>
-        <w:rPr>
-          <w:lang w:eastAsia="es-VE"/>
-        </w:rPr>
-        <mc:AlternateContent>
-          <mc:Choice Requires="wpg">
-            <w:drawing>
-              <wp:inline xmlns:wp="http://schemas.openxmlformats.org/drawingml/2006/wordprocessingDrawing" distT="0" distB="0" distL="0" distR="0">
-                <wp:extent cx="720000" cy="720000"/>
-                <wp:effectExtent l="38100" t="38100" r="42545" b="42545"/>
-                <wp:docPr id="7" name="Imagen 5"/>
-                <wp:cNvGraphicFramePr/>
-                <a:graphic xmlns:a="http://schemas.openxmlformats.org/drawingml/2006/main">
-                  <a:graphicData uri="http://schemas.openxmlformats.org/drawingml/2006/picture">
-                    <pic:pic xmlns:pic="http://schemas.openxmlformats.org/drawingml/2006/picture">
-                      <pic:nvPicPr>
-                        <pic:cNvPr id="1" name="carnet.jpg"/>
-                        <pic:cNvPicPr/>
-                        <pic:nvPr/>
-                      </pic:nvPicPr>
-                      <pic:blipFill rotWithShape="1">
-                        <a:blip r:embed="rId8"/>
-                        <a:stretch/>
-                      </pic:blipFill>
-                      <pic:spPr bwMode="auto">
-                        <a:xfrm>
-                          <a:off x="0" y="0"/>
-                          <a:ext cx="720000" cy="720000"/>
-                        </a:xfrm>
-                        <a:prstGeom prst="rect">
-                          <a:avLst/>
-                        </a:prstGeom>
-                        <a:ln w="38100" cap="flat" cmpd="sng" algn="ctr">
-                          <a:solidFill>
-                            <a:sysClr val="windowText" lastClr="000000"/>
-                          </a:solidFill>
-                          <a:prstDash val="solid"/>
-                          <a:round/>
-                          <a:headEnd type="none" w="med" len="med"/>
-                          <a:tailEnd type="none" w="med" len="med"/>
-                        </a:ln>
-                      </pic:spPr>
-                    </pic:pic>
-                  </a:graphicData>
-                </a:graphic>
-              </wp:inline>
-            </w:drawing>
-          </mc:Choice>
-          <mc:Fallback>
-            <w:pict>
-              <v:shapetype id="_x0000_t75" coordsize="21600,21600" o:spt="75" o:preferrelative="t" path="m@4@5l@4@11@9@11@9@5xe" filled="f" stroked="f">
-                <v:stroke joinstyle="miter"/>
-                <v:formulas>
-                  <v:f eqn="if lineDrawn pixelLineWidth 0"/>
-                  <v:f eqn="sum @0 1 0"/>
-                  <v:f eqn="sum 0 0 @1"/>
-                  <v:f eqn="prod @2 1 2"/>
-                  <v:f eqn="prod @3 21600 pixelWidth"/>
-                  <v:f eqn="prod @3 21600 pixelHeight"/>
-                  <v:f eqn="sum @0 0 1"/>
-                  <v:f eqn="prod @6 1 2"/>
-                  <v:f eqn="prod @7 21600 pixelWidth"/>
-                  <v:f eqn="sum @8 21600 0"/>
-                  <v:f eqn="prod @7 21600 pixelHeight"/>
-                  <v:f eqn="sum @10 21600 0"/>
-                </v:formulas>
-                <v:path o:extrusionok="f" gradientshapeok="t" o:connecttype="rect"/>
-                <o:lock v:ext="edit" aspectratio="t"/>
-              </v:shapetype>
-              <v:shape id="_x0000_i6" o:spid="_x0000_s6" type="#_x0000_t75" style="width:56.69pt;height:56.69pt;mso-wrap-distance-left:0.00pt;mso-wrap-distance-top:0.00pt;mso-wrap-distance-right:0.00pt;mso-wrap-distance-bottom:0.00pt;z-index:1;" strokecolor="#000000" strokeweight="3.00pt">
-                <v:imagedata r:id="rId8" o:title=""/>
-                <o:lock v:ext="edit" rotation="t"/>
-              </v:shape>
-            </w:pict>
-          </mc:Fallback>
-        </mc:AlternateContent>
-      </w:r>
-      <w:r>
-        <w:t xml:space="preserve">  </w:t>
-      </w:r>
-      <w:r/>
-    </w:p>
     <w:p>
       <w:pPr>
         <w:pBdr/>
@@ -605,58 +18,27 @@
         </w:rPr>
       </w:r>
       <w:r>
-        <w:rPr>
-          <w:highlight w:val="none"/>
-          <w:lang w:val="es-ES"/>
-        </w:rPr>
-        <w:t xml:space="preserve">Imagen 3.7x4.2 </w:t>
-      </w:r>
-      <w:r>
-        <w:t xml:space="preserve">Mas Común </w:t>
-      </w:r>
-      <w:r/>
-      <w:r>
-        <w:rPr>
-          <w:highlight w:val="none"/>
-          <w:lang w:val="es-ES"/>
-        </w:rPr>
-      </w:r>
-      <w:r/>
-    </w:p>
-    <w:p>
-      <w:pPr>
-        <w:pBdr/>
-        <w:spacing/>
-        <w:ind/>
-        <w:rPr/>
-      </w:pPr>
-      <w:r>
-        <w:rPr>
-          <w:highlight w:val="none"/>
-          <w:lang w:val="es-ES"/>
-        </w:rPr>
-      </w:r>
-      <w:r/>
-      <w:r>
-        <w:rPr>
-          <w:highlight w:val="none"/>
-          <w:lang w:val="es-ES"/>
-        </w:rPr>
-      </w:r>
-      <w:r>
         <mc:AlternateContent>
           <mc:Choice Requires="wpg">
             <w:drawing>
-              <wp:inline xmlns:wp="http://schemas.openxmlformats.org/drawingml/2006/wordprocessingDrawing" distT="0" distB="0" distL="0" distR="0">
+              <wp:anchor xmlns:wp="http://schemas.openxmlformats.org/drawingml/2006/wordprocessingDrawing" xmlns:wp14="http://schemas.microsoft.com/office/word/2010/wordprocessingDrawing" distT="0" distB="0" distL="115200" distR="115200" simplePos="0" relativeHeight="208896" behindDoc="1" locked="0" layoutInCell="1" allowOverlap="1">
+                <wp:simplePos x="0" y="0"/>
+                <wp:positionH relativeFrom="column">
+                  <wp:posOffset>1528155</wp:posOffset>
+                </wp:positionH>
+                <wp:positionV relativeFrom="paragraph">
+                  <wp:posOffset>1775292</wp:posOffset>
+                </wp:positionV>
                 <wp:extent cx="1332000" cy="1512000"/>
                 <wp:effectExtent l="19050" t="19050" r="19050" b="19050"/>
-                <wp:docPr id="8" name="Imagen 43"/>
+                <wp:wrapNone/>
+                <wp:docPr id="1" name="Imagen 43"/>
                 <wp:cNvGraphicFramePr/>
                 <a:graphic xmlns:a="http://schemas.openxmlformats.org/drawingml/2006/main">
                   <a:graphicData uri="http://schemas.openxmlformats.org/drawingml/2006/picture">
                     <pic:pic xmlns:pic="http://schemas.openxmlformats.org/drawingml/2006/picture">
                       <pic:nvPicPr>
-                        <pic:cNvPr id="613635738" name="carnet.jpg"/>
+                        <pic:cNvPr id="216964018" name="carnet.jpg"/>
                         <pic:cNvPicPr/>
                         <pic:nvPr/>
                       </pic:nvPicPr>
@@ -685,7 +67,7 @@
                     </pic:pic>
                   </a:graphicData>
                 </a:graphic>
-              </wp:inline>
+              </wp:anchor>
             </w:drawing>
           </mc:Choice>
           <mc:Fallback>
@@ -709,7 +91,7 @@
                 <v:path o:extrusionok="f" gradientshapeok="t" o:connecttype="rect"/>
                 <o:lock v:ext="edit" aspectratio="t"/>
               </v:shapetype>
-              <v:shape id="_x0000_i7" o:spid="_x0000_s7" type="#_x0000_t75" style="width:104.88pt;height:119.06pt;mso-wrap-distance-left:0.00pt;mso-wrap-distance-top:0.00pt;mso-wrap-distance-right:0.00pt;mso-wrap-distance-bottom:0.00pt;rotation:0;z-index:1;" strokecolor="#000000" strokeweight="3.00pt">
+              <v:shape id="_x0000_i0" o:spid="_x0000_s0" type="#_x0000_t75" style="position:absolute;z-index:-208896;o:allowoverlap:true;o:allowincell:true;mso-position-horizontal-relative:text;margin-left:120.33pt;mso-position-horizontal:absolute;mso-position-vertical-relative:text;margin-top:139.79pt;mso-position-vertical:absolute;width:104.88pt;height:119.06pt;mso-wrap-distance-left:9.07pt;mso-wrap-distance-top:0.00pt;mso-wrap-distance-right:9.07pt;mso-wrap-distance-bottom:0.00pt;rotation:0;z-index:1;" strokecolor="#000000" strokeweight="3.00pt">
                 <v:imagedata r:id="rId9" o:title=""/>
                 <o:lock v:ext="edit" rotation="t"/>
               </v:shape>
@@ -717,33 +99,33 @@
           </mc:Fallback>
         </mc:AlternateContent>
       </w:r>
-      <w:r/>
       <w:r>
         <w:rPr>
           <w:highlight w:val="none"/>
-          <w:lang w:val="es-ES"/>
         </w:rPr>
-      </w:r>
-      <w:r>
-        <w:rPr>
-          <w:lang w:val="es-ES"/>
-        </w:rPr>
-        <w:t xml:space="preserve">    </w:t>
       </w:r>
       <w:r>
         <mc:AlternateContent>
           <mc:Choice Requires="wpg">
             <w:drawing>
-              <wp:inline xmlns:wp="http://schemas.openxmlformats.org/drawingml/2006/wordprocessingDrawing" distT="0" distB="0" distL="0" distR="0">
+              <wp:anchor xmlns:wp="http://schemas.openxmlformats.org/drawingml/2006/wordprocessingDrawing" xmlns:wp14="http://schemas.microsoft.com/office/word/2010/wordprocessingDrawing" distT="0" distB="0" distL="115200" distR="115200" simplePos="0" relativeHeight="206848" behindDoc="1" locked="0" layoutInCell="1" allowOverlap="1">
+                <wp:simplePos x="0" y="0"/>
+                <wp:positionH relativeFrom="column">
+                  <wp:posOffset>4192155</wp:posOffset>
+                </wp:positionH>
+                <wp:positionV relativeFrom="paragraph">
+                  <wp:posOffset>1775292</wp:posOffset>
+                </wp:positionV>
                 <wp:extent cx="1332000" cy="1512000"/>
                 <wp:effectExtent l="19050" t="19050" r="19050" b="19050"/>
-                <wp:docPr id="9" name="Imagen 43"/>
+                <wp:wrapNone/>
+                <wp:docPr id="2" name="Imagen 43"/>
                 <wp:cNvGraphicFramePr/>
                 <a:graphic xmlns:a="http://schemas.openxmlformats.org/drawingml/2006/main">
                   <a:graphicData uri="http://schemas.openxmlformats.org/drawingml/2006/picture">
                     <pic:pic xmlns:pic="http://schemas.openxmlformats.org/drawingml/2006/picture">
                       <pic:nvPicPr>
-                        <pic:cNvPr id="613635738" name="carnet.jpg"/>
+                        <pic:cNvPr id="447401558" name="carnet.jpg"/>
                         <pic:cNvPicPr/>
                         <pic:nvPr/>
                       </pic:nvPicPr>
@@ -772,7 +154,7 @@
                     </pic:pic>
                   </a:graphicData>
                 </a:graphic>
-              </wp:inline>
+              </wp:anchor>
             </w:drawing>
           </mc:Choice>
           <mc:Fallback>
@@ -796,7 +178,7 @@
                 <v:path o:extrusionok="f" gradientshapeok="t" o:connecttype="rect"/>
                 <o:lock v:ext="edit" aspectratio="t"/>
               </v:shapetype>
-              <v:shape id="_x0000_i8" o:spid="_x0000_s8" type="#_x0000_t75" style="width:104.88pt;height:119.06pt;mso-wrap-distance-left:0.00pt;mso-wrap-distance-top:0.00pt;mso-wrap-distance-right:0.00pt;mso-wrap-distance-bottom:0.00pt;rotation:0;z-index:1;" strokecolor="#000000" strokeweight="3.00pt">
+              <v:shape id="_x0000_i1" o:spid="_x0000_s1" type="#_x0000_t75" style="position:absolute;z-index:-206848;o:allowoverlap:true;o:allowincell:true;mso-position-horizontal-relative:text;margin-left:330.09pt;mso-position-horizontal:absolute;mso-position-vertical-relative:text;margin-top:139.79pt;mso-position-vertical:absolute;width:104.88pt;height:119.06pt;mso-wrap-distance-left:9.07pt;mso-wrap-distance-top:0.00pt;mso-wrap-distance-right:9.07pt;mso-wrap-distance-bottom:0.00pt;rotation:0;z-index:1;" strokecolor="#000000" strokeweight="3.00pt">
                 <v:imagedata r:id="rId9" o:title=""/>
                 <o:lock v:ext="edit" rotation="t"/>
               </v:shape>
@@ -804,27 +186,33 @@
           </mc:Fallback>
         </mc:AlternateContent>
       </w:r>
-      <w:r/>
       <w:r>
         <w:rPr>
-          <w:lang w:val="es-ES"/>
+          <w:highlight w:val="none"/>
         </w:rPr>
-        <w:t xml:space="preserve">   </w:t>
       </w:r>
       <w:r>
         <mc:AlternateContent>
           <mc:Choice Requires="wpg">
             <w:drawing>
-              <wp:inline xmlns:wp="http://schemas.openxmlformats.org/drawingml/2006/wordprocessingDrawing" distT="0" distB="0" distL="0" distR="0">
+              <wp:anchor xmlns:wp="http://schemas.openxmlformats.org/drawingml/2006/wordprocessingDrawing" xmlns:wp14="http://schemas.microsoft.com/office/word/2010/wordprocessingDrawing" distT="0" distB="0" distL="115200" distR="115200" simplePos="0" relativeHeight="56320" behindDoc="1" locked="0" layoutInCell="1" allowOverlap="1">
+                <wp:simplePos x="0" y="0"/>
+                <wp:positionH relativeFrom="column">
+                  <wp:posOffset>1522500</wp:posOffset>
+                </wp:positionH>
+                <wp:positionV relativeFrom="paragraph">
+                  <wp:posOffset>-177567</wp:posOffset>
+                </wp:positionV>
                 <wp:extent cx="1332000" cy="1512000"/>
                 <wp:effectExtent l="19050" t="19050" r="19050" b="19050"/>
-                <wp:docPr id="10" name="Imagen 43"/>
+                <wp:wrapNone/>
+                <wp:docPr id="3" name="Imagen 43"/>
                 <wp:cNvGraphicFramePr/>
                 <a:graphic xmlns:a="http://schemas.openxmlformats.org/drawingml/2006/main">
                   <a:graphicData uri="http://schemas.openxmlformats.org/drawingml/2006/picture">
                     <pic:pic xmlns:pic="http://schemas.openxmlformats.org/drawingml/2006/picture">
                       <pic:nvPicPr>
-                        <pic:cNvPr id="613635738" name="carnet.jpg"/>
+                        <pic:cNvPr id="2076913255" name="carnet.jpg"/>
                         <pic:cNvPicPr/>
                         <pic:nvPr/>
                       </pic:nvPicPr>
@@ -853,7 +241,7 @@
                     </pic:pic>
                   </a:graphicData>
                 </a:graphic>
-              </wp:inline>
+              </wp:anchor>
             </w:drawing>
           </mc:Choice>
           <mc:Fallback>
@@ -877,7 +265,7 @@
                 <v:path o:extrusionok="f" gradientshapeok="t" o:connecttype="rect"/>
                 <o:lock v:ext="edit" aspectratio="t"/>
               </v:shapetype>
-              <v:shape id="_x0000_i9" o:spid="_x0000_s9" type="#_x0000_t75" style="width:104.88pt;height:119.06pt;mso-wrap-distance-left:0.00pt;mso-wrap-distance-top:0.00pt;mso-wrap-distance-right:0.00pt;mso-wrap-distance-bottom:0.00pt;rotation:0;z-index:1;" strokecolor="#000000" strokeweight="3.00pt">
+              <v:shape id="_x0000_i2" o:spid="_x0000_s2" type="#_x0000_t75" style="position:absolute;z-index:-56320;o:allowoverlap:true;o:allowincell:true;mso-position-horizontal-relative:text;margin-left:119.88pt;mso-position-horizontal:absolute;mso-position-vertical-relative:text;margin-top:-13.98pt;mso-position-vertical:absolute;width:104.88pt;height:119.06pt;mso-wrap-distance-left:9.07pt;mso-wrap-distance-top:0.00pt;mso-wrap-distance-right:9.07pt;mso-wrap-distance-bottom:0.00pt;rotation:0;z-index:1;" strokecolor="#000000" strokeweight="3.00pt">
                 <v:imagedata r:id="rId9" o:title=""/>
                 <o:lock v:ext="edit" rotation="t"/>
               </v:shape>
@@ -887,30 +275,31 @@
       </w:r>
       <w:r>
         <w:rPr>
-          <w:lang w:val="es-ES"/>
+          <w:highlight w:val="none"/>
         </w:rPr>
-        <w:t xml:space="preserve"> </w:t>
-      </w:r>
-      <w:r>
-        <w:rPr>
-          <w:lang w:val="es-ES"/>
-        </w:rPr>
-        <w:t xml:space="preserve"> </w:t>
       </w:r>
       <w:r>
         <mc:AlternateContent>
           <mc:Choice Requires="wpg">
             <w:drawing>
-              <wp:inline xmlns:wp="http://schemas.openxmlformats.org/drawingml/2006/wordprocessingDrawing" distT="0" distB="0" distL="0" distR="0">
+              <wp:anchor xmlns:wp="http://schemas.openxmlformats.org/drawingml/2006/wordprocessingDrawing" xmlns:wp14="http://schemas.microsoft.com/office/word/2010/wordprocessingDrawing" distT="0" distB="0" distL="115200" distR="115200" simplePos="0" relativeHeight="54272" behindDoc="1" locked="0" layoutInCell="1" allowOverlap="1">
+                <wp:simplePos x="0" y="0"/>
+                <wp:positionH relativeFrom="column">
+                  <wp:posOffset>196155</wp:posOffset>
+                </wp:positionH>
+                <wp:positionV relativeFrom="paragraph">
+                  <wp:posOffset>-177567</wp:posOffset>
+                </wp:positionV>
                 <wp:extent cx="1332000" cy="1512000"/>
                 <wp:effectExtent l="19050" t="19050" r="19050" b="19050"/>
-                <wp:docPr id="11" name="Imagen 43"/>
+                <wp:wrapNone/>
+                <wp:docPr id="4" name="Imagen 43"/>
                 <wp:cNvGraphicFramePr/>
                 <a:graphic xmlns:a="http://schemas.openxmlformats.org/drawingml/2006/main">
                   <a:graphicData uri="http://schemas.openxmlformats.org/drawingml/2006/picture">
                     <pic:pic xmlns:pic="http://schemas.openxmlformats.org/drawingml/2006/picture">
                       <pic:nvPicPr>
-                        <pic:cNvPr id="1081356143" name="carnet.jpg"/>
+                        <pic:cNvPr id="313630012" name="carnet.jpg"/>
                         <pic:cNvPicPr/>
                         <pic:nvPr/>
                       </pic:nvPicPr>
@@ -939,7 +328,7 @@
                     </pic:pic>
                   </a:graphicData>
                 </a:graphic>
-              </wp:inline>
+              </wp:anchor>
             </w:drawing>
           </mc:Choice>
           <mc:Fallback>
@@ -963,7 +352,7 @@
                 <v:path o:extrusionok="f" gradientshapeok="t" o:connecttype="rect"/>
                 <o:lock v:ext="edit" aspectratio="t"/>
               </v:shapetype>
-              <v:shape id="_x0000_i10" o:spid="_x0000_s10" type="#_x0000_t75" style="width:104.88pt;height:119.06pt;mso-wrap-distance-left:0.00pt;mso-wrap-distance-top:0.00pt;mso-wrap-distance-right:0.00pt;mso-wrap-distance-bottom:0.00pt;rotation:0;z-index:1;" strokecolor="#000000" strokeweight="3.00pt">
+              <v:shape id="_x0000_i3" o:spid="_x0000_s3" type="#_x0000_t75" style="position:absolute;z-index:-54272;o:allowoverlap:true;o:allowincell:true;mso-position-horizontal-relative:text;margin-left:15.45pt;mso-position-horizontal:absolute;mso-position-vertical-relative:text;margin-top:-13.98pt;mso-position-vertical:absolute;width:104.88pt;height:119.06pt;mso-wrap-distance-left:9.07pt;mso-wrap-distance-top:0.00pt;mso-wrap-distance-right:9.07pt;mso-wrap-distance-bottom:0.00pt;rotation:0;z-index:1;" strokecolor="#000000" strokeweight="3.00pt">
                 <v:imagedata r:id="rId9" o:title=""/>
                 <o:lock v:ext="edit" rotation="t"/>
               </v:shape>
@@ -974,113 +363,30 @@
       <w:r>
         <w:rPr>
           <w:highlight w:val="none"/>
-          <w:lang w:val="es-ES"/>
         </w:rPr>
       </w:r>
       <w:r>
-        <w:rPr>
-          <w:highlight w:val="none"/>
-          <w:lang w:val="es-ES"/>
-        </w:rPr>
-      </w:r>
-      <w:r>
-        <w:rPr>
-          <w:highlight w:val="none"/>
-          <w:lang w:val="es-ES"/>
-        </w:rPr>
-      </w:r>
-      <w:r>
-        <w:rPr>
-          <w:highlight w:val="none"/>
-          <w:lang w:val="es-ES"/>
-        </w:rPr>
-      </w:r>
-      <w:r>
-        <w:rPr>
-          <w:highlight w:val="none"/>
-          <w:lang w:val="es-ES"/>
-        </w:rPr>
-      </w:r>
-      <w:r>
-        <w:rPr>
-          <w:highlight w:val="none"/>
-          <w:lang w:val="es-ES"/>
-        </w:rPr>
-      </w:r>
-      <w:r>
-        <w:rPr>
-          <w:highlight w:val="none"/>
-          <w:lang w:val="es-ES"/>
-        </w:rPr>
-      </w:r>
-      <w:r>
-        <w:rPr>
-          <w:highlight w:val="none"/>
-        </w:rPr>
-      </w:r>
-      <w:r>
-        <w:rPr>
-          <w:highlight w:val="none"/>
-        </w:rPr>
-      </w:r>
-      <w:r>
-        <w:rPr>
-          <w:highlight w:val="none"/>
-        </w:rPr>
-      </w:r>
-      <w:r/>
-    </w:p>
-    <w:p>
-      <w:pPr>
-        <w:pBdr/>
-        <w:spacing/>
-        <w:ind/>
-        <w:rPr>
-          <w:highlight w:val="none"/>
-        </w:rPr>
-      </w:pPr>
-      <w:r/>
-      <w:r/>
-      <w:r>
-        <w:t xml:space="preserve">Imagen 3x4</w:t>
-      </w:r>
-      <w:r>
-        <w:t xml:space="preserve"> </w:t>
-      </w:r>
-      <w:r/>
-    </w:p>
-    <w:p>
-      <w:pPr>
-        <w:pBdr/>
-        <w:spacing/>
-        <w:ind/>
-        <w:rPr/>
-      </w:pPr>
-      <w:r>
-        <w:rPr>
-          <w:lang w:eastAsia="es-VE"/>
-        </w:rPr>
-      </w:r>
-      <w:r>
-        <w:t xml:space="preserve">  </w:t>
-      </w:r>
-      <w:r>
-        <w:rPr>
-          <w:lang w:eastAsia="es-VE"/>
-        </w:rPr>
         <mc:AlternateContent>
           <mc:Choice Requires="wpg">
             <w:drawing>
-              <wp:inline xmlns:wp="http://schemas.openxmlformats.org/drawingml/2006/wordprocessingDrawing" distT="0" distB="0" distL="0" distR="0">
-                <wp:extent cx="1080000" cy="1440000"/>
+              <wp:anchor xmlns:wp="http://schemas.openxmlformats.org/drawingml/2006/wordprocessingDrawing" xmlns:wp14="http://schemas.microsoft.com/office/word/2010/wordprocessingDrawing" distT="0" distB="0" distL="115200" distR="115200" simplePos="0" relativeHeight="52224" behindDoc="1" locked="0" layoutInCell="1" allowOverlap="1">
+                <wp:simplePos x="0" y="0"/>
+                <wp:positionH relativeFrom="column">
+                  <wp:posOffset>2854500</wp:posOffset>
+                </wp:positionH>
+                <wp:positionV relativeFrom="paragraph">
+                  <wp:posOffset>-177567</wp:posOffset>
+                </wp:positionV>
+                <wp:extent cx="1332000" cy="1512000"/>
                 <wp:effectExtent l="19050" t="19050" r="19050" b="19050"/>
-                <wp:docPr id="12" name="Imagen 44"/>
+                <wp:wrapNone/>
+                <wp:docPr id="5" name="Imagen 43"/>
                 <wp:cNvGraphicFramePr/>
                 <a:graphic xmlns:a="http://schemas.openxmlformats.org/drawingml/2006/main">
                   <a:graphicData uri="http://schemas.openxmlformats.org/drawingml/2006/picture">
                     <pic:pic xmlns:pic="http://schemas.openxmlformats.org/drawingml/2006/picture">
                       <pic:nvPicPr>
-                        <pic:cNvPr id="1457721833" name="carnet.jpg"/>
+                        <pic:cNvPr id="310804193" name="carnet.jpg"/>
                         <pic:cNvPicPr/>
                         <pic:nvPr/>
                       </pic:nvPicPr>
@@ -1091,21 +397,25 @@
                       <pic:spPr bwMode="auto">
                         <a:xfrm rot="0" flipH="0" flipV="0">
                           <a:off x="0" y="0"/>
-                          <a:ext cx="1080000" cy="1440000"/>
+                          <a:ext cx="1332000" cy="1512000"/>
                         </a:xfrm>
                         <a:prstGeom prst="rect">
                           <a:avLst/>
                         </a:prstGeom>
-                        <a:ln w="38100">
+                        <a:ln w="38100" cap="flat" cmpd="sng" algn="ctr">
                           <a:solidFill>
-                            <a:schemeClr val="tx1"/>
+                            <a:sysClr val="windowText" lastClr="000000"/>
                           </a:solidFill>
+                          <a:prstDash val="solid"/>
+                          <a:round/>
+                          <a:headEnd type="none" w="med" len="med"/>
+                          <a:tailEnd type="none" w="med" len="med"/>
                         </a:ln>
                       </pic:spPr>
                     </pic:pic>
                   </a:graphicData>
                 </a:graphic>
-              </wp:inline>
+              </wp:anchor>
             </w:drawing>
           </mc:Choice>
           <mc:Fallback>
@@ -1129,7 +439,7 @@
                 <v:path o:extrusionok="f" gradientshapeok="t" o:connecttype="rect"/>
                 <o:lock v:ext="edit" aspectratio="t"/>
               </v:shapetype>
-              <v:shape id="_x0000_i11" o:spid="_x0000_s11" type="#_x0000_t75" style="width:85.04pt;height:113.39pt;mso-wrap-distance-left:0.00pt;mso-wrap-distance-top:0.00pt;mso-wrap-distance-right:0.00pt;mso-wrap-distance-bottom:0.00pt;rotation:0;z-index:1;" strokecolor="#000000" strokeweight="3.00pt">
+              <v:shape id="_x0000_i4" o:spid="_x0000_s4" type="#_x0000_t75" style="position:absolute;z-index:-52224;o:allowoverlap:true;o:allowincell:true;mso-position-horizontal-relative:text;margin-left:224.76pt;mso-position-horizontal:absolute;mso-position-vertical-relative:text;margin-top:-13.98pt;mso-position-vertical:absolute;width:104.88pt;height:119.06pt;mso-wrap-distance-left:9.07pt;mso-wrap-distance-top:0.00pt;mso-wrap-distance-right:9.07pt;mso-wrap-distance-bottom:0.00pt;rotation:0;z-index:1;" strokecolor="#000000" strokeweight="3.00pt">
                 <v:imagedata r:id="rId9" o:title=""/>
                 <o:lock v:ext="edit" rotation="t"/>
               </v:shape>
@@ -1139,45 +449,31 @@
       </w:r>
       <w:r>
         <w:rPr>
-          <w:lang w:val="es-ES"/>
-        </w:rPr>
-        <w:t xml:space="preserve">  </w:t>
-      </w:r>
-      <w:r/>
-      <w:r>
-        <w:rPr>
-          <w:lang w:eastAsia="es-VE"/>
+          <w:highlight w:val="none"/>
         </w:rPr>
       </w:r>
       <w:r>
-        <w:rPr>
-          <w:lang w:eastAsia="es-VE"/>
-        </w:rPr>
-      </w:r>
-      <w:r>
-        <w:rPr>
-          <w:lang w:eastAsia="es-VE"/>
-        </w:rPr>
-      </w:r>
-      <w:r/>
-      <w:r/>
-      <w:r>
-        <w:rPr>
-          <w:lang w:eastAsia="es-VE"/>
-        </w:rPr>
         <mc:AlternateContent>
           <mc:Choice Requires="wpg">
             <w:drawing>
-              <wp:inline xmlns:wp="http://schemas.openxmlformats.org/drawingml/2006/wordprocessingDrawing" distT="0" distB="0" distL="0" distR="0">
-                <wp:extent cx="1080000" cy="1440000"/>
+              <wp:anchor xmlns:wp="http://schemas.openxmlformats.org/drawingml/2006/wordprocessingDrawing" xmlns:wp14="http://schemas.microsoft.com/office/word/2010/wordprocessingDrawing" distT="0" distB="0" distL="115200" distR="115200" simplePos="0" relativeHeight="43008" behindDoc="1" locked="0" layoutInCell="1" allowOverlap="1">
+                <wp:simplePos x="0" y="0"/>
+                <wp:positionH relativeFrom="column">
+                  <wp:posOffset>4186500</wp:posOffset>
+                </wp:positionH>
+                <wp:positionV relativeFrom="paragraph">
+                  <wp:posOffset>-177567</wp:posOffset>
+                </wp:positionV>
+                <wp:extent cx="1332000" cy="1512000"/>
                 <wp:effectExtent l="19050" t="19050" r="19050" b="19050"/>
-                <wp:docPr id="13" name="Imagen 44"/>
+                <wp:wrapNone/>
+                <wp:docPr id="6" name="Imagen 43"/>
                 <wp:cNvGraphicFramePr/>
                 <a:graphic xmlns:a="http://schemas.openxmlformats.org/drawingml/2006/main">
                   <a:graphicData uri="http://schemas.openxmlformats.org/drawingml/2006/picture">
                     <pic:pic xmlns:pic="http://schemas.openxmlformats.org/drawingml/2006/picture">
                       <pic:nvPicPr>
-                        <pic:cNvPr id="1" name="carnet.jpg"/>
+                        <pic:cNvPr id="1765458772" name="carnet.jpg"/>
                         <pic:cNvPicPr/>
                         <pic:nvPr/>
                       </pic:nvPicPr>
@@ -1186,23 +482,27 @@
                         <a:stretch/>
                       </pic:blipFill>
                       <pic:spPr bwMode="auto">
-                        <a:xfrm>
+                        <a:xfrm rot="0" flipH="0" flipV="0">
                           <a:off x="0" y="0"/>
-                          <a:ext cx="1080000" cy="1440000"/>
+                          <a:ext cx="1332000" cy="1512000"/>
                         </a:xfrm>
                         <a:prstGeom prst="rect">
                           <a:avLst/>
                         </a:prstGeom>
-                        <a:ln w="38100">
+                        <a:ln w="38100" cap="flat" cmpd="sng" algn="ctr">
                           <a:solidFill>
-                            <a:schemeClr val="tx1"/>
+                            <a:sysClr val="windowText" lastClr="000000"/>
                           </a:solidFill>
+                          <a:prstDash val="solid"/>
+                          <a:round/>
+                          <a:headEnd type="none" w="med" len="med"/>
+                          <a:tailEnd type="none" w="med" len="med"/>
                         </a:ln>
                       </pic:spPr>
                     </pic:pic>
                   </a:graphicData>
                 </a:graphic>
-              </wp:inline>
+              </wp:anchor>
             </w:drawing>
           </mc:Choice>
           <mc:Fallback>
@@ -1226,7 +526,7 @@
                 <v:path o:extrusionok="f" gradientshapeok="t" o:connecttype="rect"/>
                 <o:lock v:ext="edit" aspectratio="t"/>
               </v:shapetype>
-              <v:shape id="_x0000_i12" o:spid="_x0000_s12" type="#_x0000_t75" style="width:85.04pt;height:113.39pt;mso-wrap-distance-left:0.00pt;mso-wrap-distance-top:0.00pt;mso-wrap-distance-right:0.00pt;mso-wrap-distance-bottom:0.00pt;z-index:1;" strokecolor="#000000" strokeweight="3.00pt">
+              <v:shape id="_x0000_i5" o:spid="_x0000_s5" type="#_x0000_t75" style="position:absolute;z-index:-43008;o:allowoverlap:true;o:allowincell:true;mso-position-horizontal-relative:text;margin-left:329.65pt;mso-position-horizontal:absolute;mso-position-vertical-relative:text;margin-top:-13.98pt;mso-position-vertical:absolute;width:104.88pt;height:119.06pt;mso-wrap-distance-left:9.07pt;mso-wrap-distance-top:0.00pt;mso-wrap-distance-right:9.07pt;mso-wrap-distance-bottom:0.00pt;rotation:0;z-index:1;" strokecolor="#000000" strokeweight="3.00pt">
                 <v:imagedata r:id="rId9" o:title=""/>
                 <o:lock v:ext="edit" rotation="t"/>
               </v:shape>
@@ -1235,25 +535,32 @@
         </mc:AlternateContent>
       </w:r>
       <w:r>
-        <w:t xml:space="preserve"> </w:t>
+        <w:rPr>
+          <w:highlight w:val="none"/>
+        </w:rPr>
       </w:r>
       <w:r>
-        <w:rPr>
-          <w:lang w:eastAsia="es-VE"/>
-        </w:rPr>
         <mc:AlternateContent>
           <mc:Choice Requires="wpg">
             <w:drawing>
-              <wp:inline xmlns:wp="http://schemas.openxmlformats.org/drawingml/2006/wordprocessingDrawing" distT="0" distB="0" distL="0" distR="0">
-                <wp:extent cx="1080000" cy="1440000"/>
+              <wp:anchor xmlns:wp="http://schemas.openxmlformats.org/drawingml/2006/wordprocessingDrawing" xmlns:wp14="http://schemas.microsoft.com/office/word/2010/wordprocessingDrawing" distT="0" distB="0" distL="115200" distR="115200" simplePos="0" relativeHeight="36864" behindDoc="1" locked="0" layoutInCell="1" allowOverlap="1">
+                <wp:simplePos x="0" y="0"/>
+                <wp:positionH relativeFrom="column">
+                  <wp:posOffset>5518500</wp:posOffset>
+                </wp:positionH>
+                <wp:positionV relativeFrom="paragraph">
+                  <wp:posOffset>-177567</wp:posOffset>
+                </wp:positionV>
+                <wp:extent cx="1332000" cy="1512000"/>
                 <wp:effectExtent l="19050" t="19050" r="19050" b="19050"/>
-                <wp:docPr id="14" name="Imagen 45"/>
+                <wp:wrapNone/>
+                <wp:docPr id="7" name="Imagen 43"/>
                 <wp:cNvGraphicFramePr/>
                 <a:graphic xmlns:a="http://schemas.openxmlformats.org/drawingml/2006/main">
                   <a:graphicData uri="http://schemas.openxmlformats.org/drawingml/2006/picture">
                     <pic:pic xmlns:pic="http://schemas.openxmlformats.org/drawingml/2006/picture">
                       <pic:nvPicPr>
-                        <pic:cNvPr id="1" name="carnet.jpg"/>
+                        <pic:cNvPr id="476046073" name="carnet.jpg"/>
                         <pic:cNvPicPr/>
                         <pic:nvPr/>
                       </pic:nvPicPr>
@@ -1262,23 +569,27 @@
                         <a:stretch/>
                       </pic:blipFill>
                       <pic:spPr bwMode="auto">
-                        <a:xfrm>
+                        <a:xfrm rot="0" flipH="0" flipV="0">
                           <a:off x="0" y="0"/>
-                          <a:ext cx="1080000" cy="1440000"/>
+                          <a:ext cx="1332000" cy="1512000"/>
                         </a:xfrm>
                         <a:prstGeom prst="rect">
                           <a:avLst/>
                         </a:prstGeom>
-                        <a:ln w="38100">
+                        <a:ln w="38100" cap="flat" cmpd="sng" algn="ctr">
                           <a:solidFill>
-                            <a:schemeClr val="tx1"/>
+                            <a:sysClr val="windowText" lastClr="000000"/>
                           </a:solidFill>
+                          <a:prstDash val="solid"/>
+                          <a:round/>
+                          <a:headEnd type="none" w="med" len="med"/>
+                          <a:tailEnd type="none" w="med" len="med"/>
                         </a:ln>
                       </pic:spPr>
                     </pic:pic>
                   </a:graphicData>
                 </a:graphic>
-              </wp:inline>
+              </wp:anchor>
             </w:drawing>
           </mc:Choice>
           <mc:Fallback>
@@ -1302,7 +613,7 @@
                 <v:path o:extrusionok="f" gradientshapeok="t" o:connecttype="rect"/>
                 <o:lock v:ext="edit" aspectratio="t"/>
               </v:shapetype>
-              <v:shape id="_x0000_i13" o:spid="_x0000_s13" type="#_x0000_t75" style="width:85.04pt;height:113.39pt;mso-wrap-distance-left:0.00pt;mso-wrap-distance-top:0.00pt;mso-wrap-distance-right:0.00pt;mso-wrap-distance-bottom:0.00pt;z-index:1;" strokecolor="#000000" strokeweight="3.00pt">
+              <v:shape id="_x0000_i6" o:spid="_x0000_s6" type="#_x0000_t75" style="position:absolute;z-index:-36864;o:allowoverlap:true;o:allowincell:true;mso-position-horizontal-relative:text;margin-left:434.53pt;mso-position-horizontal:absolute;mso-position-vertical-relative:text;margin-top:-13.98pt;mso-position-vertical:absolute;width:104.88pt;height:119.06pt;mso-wrap-distance-left:9.07pt;mso-wrap-distance-top:0.00pt;mso-wrap-distance-right:9.07pt;mso-wrap-distance-bottom:0.00pt;rotation:0;z-index:1;" strokecolor="#000000" strokeweight="3.00pt">
                 <v:imagedata r:id="rId9" o:title=""/>
                 <o:lock v:ext="edit" rotation="t"/>
               </v:shape>
@@ -1311,25 +622,450 @@
         </mc:AlternateContent>
       </w:r>
       <w:r>
-        <w:t xml:space="preserve">  </w:t>
+        <w:rPr>
+          <w:highlight w:val="none"/>
+        </w:rPr>
+      </w:r>
+      <w:r/>
+      <w:r>
+        <w:rPr>
+          <w:highlight w:val="none"/>
+        </w:rPr>
+      </w:r>
+      <w:r/>
+      <w:r>
+        <w:rPr>
+          <w:highlight w:val="none"/>
+        </w:rPr>
+      </w:r>
+      <w:r/>
+      <w:r>
+        <w:rPr>
+          <w:highlight w:val="none"/>
+        </w:rPr>
+      </w:r>
+      <w:r/>
+      <w:r>
+        <w:rPr>
+          <w:highlight w:val="none"/>
+        </w:rPr>
+      </w:r>
+      <w:r/>
+      <w:r>
+        <w:rPr>
+          <w:highlight w:val="none"/>
+        </w:rPr>
+      </w:r>
+      <w:r/>
+      <w:r>
+        <w:rPr>
+          <w:highlight w:val="none"/>
+        </w:rPr>
+      </w:r>
+      <w:r/>
+      <w:r>
+        <w:rPr>
+          <w:highlight w:val="none"/>
+        </w:rPr>
+      </w:r>
+      <w:r/>
+      <w:r>
+        <w:rPr>
+          <w:highlight w:val="none"/>
+        </w:rPr>
+      </w:r>
+      <w:r/>
+      <w:r>
+        <w:rPr>
+          <w:highlight w:val="none"/>
+        </w:rPr>
+      </w:r>
+      <w:r/>
+      <w:r>
+        <w:rPr>
+          <w:highlight w:val="none"/>
+        </w:rPr>
+      </w:r>
+      <w:r/>
+      <w:r>
+        <w:rPr>
+          <w:highlight w:val="none"/>
+        </w:rPr>
+      </w:r>
+      <w:r/>
+      <w:r>
+        <w:rPr>
+          <w:highlight w:val="none"/>
+        </w:rPr>
+      </w:r>
+      <w:r/>
+      <w:r>
+        <w:rPr>
+          <w:highlight w:val="none"/>
+        </w:rPr>
+      </w:r>
+      <w:r/>
+      <w:r>
+        <w:rPr>
+          <w:highlight w:val="none"/>
+        </w:rPr>
       </w:r>
       <w:r>
         <w:rPr>
-          <w:lang w:eastAsia="es-VE"/>
+          <w:highlight w:val="none"/>
+          <w:lang w:val="es-ES"/>
         </w:rPr>
+      </w:r>
+      <w:r>
+        <w:rPr>
+          <w:highlight w:val="none"/>
+          <w:lang w:val="es-ES"/>
+        </w:rPr>
+      </w:r>
+      <w:r>
+        <w:rPr>
+          <w:highlight w:val="none"/>
+          <w:lang w:val="es-ES"/>
+        </w:rPr>
+      </w:r>
+      <w:r/>
+      <w:r/>
+      <w:r/>
+      <w:r/>
+      <w:r>
         <mc:AlternateContent>
           <mc:Choice Requires="wpg">
             <w:drawing>
-              <wp:inline xmlns:wp="http://schemas.openxmlformats.org/drawingml/2006/wordprocessingDrawing" distT="0" distB="0" distL="0" distR="0">
-                <wp:extent cx="1080000" cy="1440000"/>
+              <wp:anchor xmlns:wp="http://schemas.openxmlformats.org/drawingml/2006/wordprocessingDrawing" xmlns:wp14="http://schemas.microsoft.com/office/word/2010/wordprocessingDrawing" distT="0" distB="0" distL="115200" distR="115200" simplePos="0" relativeHeight="115712" behindDoc="0" locked="0" layoutInCell="1" allowOverlap="1">
+                <wp:simplePos x="0" y="0"/>
+                <wp:positionH relativeFrom="column">
+                  <wp:posOffset>-1055370</wp:posOffset>
+                </wp:positionH>
+                <wp:positionV relativeFrom="paragraph">
+                  <wp:posOffset>7402092</wp:posOffset>
+                </wp:positionV>
+                <wp:extent cx="8610600" cy="0"/>
+                <wp:effectExtent l="3175" t="3175" r="3175" b="3175"/>
+                <wp:wrapNone/>
+                <wp:docPr id="8" name=""/>
+                <wp:cNvGraphicFramePr/>
+                <a:graphic xmlns:a="http://schemas.openxmlformats.org/drawingml/2006/main">
+                  <a:graphicData uri="http://schemas.microsoft.com/office/word/2010/wordprocessingShape">
+                    <wps:wsp>
+                      <wps:cNvPr id="1676971196" name=""/>
+                      <wps:cNvSpPr/>
+                      <wps:spPr bwMode="auto">
+                        <a:xfrm rot="0" flipH="0" flipV="1">
+                          <a:off x="0" y="0"/>
+                          <a:ext cx="8610599" cy="0"/>
+                        </a:xfrm>
+                        <a:prstGeom prst="line">
+                          <a:avLst/>
+                        </a:prstGeom>
+                        <a:ln w="57150" cap="flat" cmpd="sng" algn="ctr">
+                          <a:solidFill>
+                            <a:srgbClr val="000000">
+                              <a:alpha val="43000"/>
+                            </a:srgbClr>
+                          </a:solidFill>
+                          <a:prstDash val="sysDash"/>
+                          <a:miter lim="800000"/>
+                        </a:ln>
+                      </wps:spPr>
+                      <wps:style>
+                        <a:lnRef idx="1">
+                          <a:schemeClr val="accent1">
+                            <a:shade val="50000"/>
+                          </a:schemeClr>
+                        </a:lnRef>
+                        <a:fillRef idx="0">
+                          <a:schemeClr val="accent1"/>
+                        </a:fillRef>
+                        <a:effectRef idx="0">
+                          <a:schemeClr val="accent1"/>
+                        </a:effectRef>
+                        <a:fontRef idx="minor">
+                          <a:schemeClr val="tx1"/>
+                        </a:fontRef>
+                      </wps:style>
+                      <wps:bodyPr rot="0">
+                        <a:prstTxWarp prst="textNoShape">
+                          <a:avLst/>
+                        </a:prstTxWarp>
+                        <a:noAutofit/>
+                      </wps:bodyPr>
+                    </wps:wsp>
+                  </a:graphicData>
+                </a:graphic>
+              </wp:anchor>
+            </w:drawing>
+          </mc:Choice>
+          <mc:Fallback>
+            <w:pict>
+              <v:line id="shape 7" o:spid="_x0000_s7" style="position:absolute;left:0;text-align:left;z-index:115712;mso-wrap-distance-left:9.07pt;mso-wrap-distance-top:0.00pt;mso-wrap-distance-right:9.07pt;mso-wrap-distance-bottom:0.00pt;rotation:0;flip:y;visibility:visible;" from="-83.1pt,582.8pt" to="594.9pt,582.8pt" filled="f" strokecolor="#000000" strokeweight="4.50pt">
+                <v:stroke dashstyle="shortdash"/>
+              </v:line>
+            </w:pict>
+          </mc:Fallback>
+        </mc:AlternateContent>
+      </w:r>
+      <w:r/>
+      <w:r>
+        <mc:AlternateContent>
+          <mc:Choice Requires="wpg">
+            <w:drawing>
+              <wp:anchor xmlns:wp="http://schemas.openxmlformats.org/drawingml/2006/wordprocessingDrawing" xmlns:wp14="http://schemas.microsoft.com/office/word/2010/wordprocessingDrawing" distT="0" distB="0" distL="115200" distR="115200" simplePos="0" relativeHeight="113664" behindDoc="0" locked="0" layoutInCell="1" allowOverlap="1">
+                <wp:simplePos x="0" y="0"/>
+                <wp:positionH relativeFrom="column">
+                  <wp:posOffset>-826770</wp:posOffset>
+                </wp:positionH>
+                <wp:positionV relativeFrom="paragraph">
+                  <wp:posOffset>5449467</wp:posOffset>
+                </wp:positionV>
+                <wp:extent cx="8610600" cy="0"/>
+                <wp:effectExtent l="3175" t="3175" r="3175" b="3175"/>
+                <wp:wrapNone/>
+                <wp:docPr id="9" name=""/>
+                <wp:cNvGraphicFramePr/>
+                <a:graphic xmlns:a="http://schemas.openxmlformats.org/drawingml/2006/main">
+                  <a:graphicData uri="http://schemas.microsoft.com/office/word/2010/wordprocessingShape">
+                    <wps:wsp>
+                      <wps:cNvPr id="1985658805" name=""/>
+                      <wps:cNvSpPr/>
+                      <wps:spPr bwMode="auto">
+                        <a:xfrm rot="0" flipH="0" flipV="1">
+                          <a:off x="0" y="0"/>
+                          <a:ext cx="8610599" cy="0"/>
+                        </a:xfrm>
+                        <a:prstGeom prst="line">
+                          <a:avLst/>
+                        </a:prstGeom>
+                        <a:ln w="57150" cap="flat" cmpd="sng" algn="ctr">
+                          <a:solidFill>
+                            <a:srgbClr val="000000">
+                              <a:alpha val="43000"/>
+                            </a:srgbClr>
+                          </a:solidFill>
+                          <a:prstDash val="sysDash"/>
+                          <a:miter lim="800000"/>
+                        </a:ln>
+                      </wps:spPr>
+                      <wps:style>
+                        <a:lnRef idx="1">
+                          <a:schemeClr val="accent1">
+                            <a:shade val="50000"/>
+                          </a:schemeClr>
+                        </a:lnRef>
+                        <a:fillRef idx="0">
+                          <a:schemeClr val="accent1"/>
+                        </a:fillRef>
+                        <a:effectRef idx="0">
+                          <a:schemeClr val="accent1"/>
+                        </a:effectRef>
+                        <a:fontRef idx="minor">
+                          <a:schemeClr val="tx1"/>
+                        </a:fontRef>
+                      </wps:style>
+                      <wps:bodyPr rot="0">
+                        <a:prstTxWarp prst="textNoShape">
+                          <a:avLst/>
+                        </a:prstTxWarp>
+                        <a:noAutofit/>
+                      </wps:bodyPr>
+                    </wps:wsp>
+                  </a:graphicData>
+                </a:graphic>
+              </wp:anchor>
+            </w:drawing>
+          </mc:Choice>
+          <mc:Fallback>
+            <w:pict>
+              <v:line id="shape 8" o:spid="_x0000_s8" style="position:absolute;left:0;text-align:left;z-index:113664;mso-wrap-distance-left:9.07pt;mso-wrap-distance-top:0.00pt;mso-wrap-distance-right:9.07pt;mso-wrap-distance-bottom:0.00pt;rotation:0;flip:y;visibility:visible;" from="-65.1pt,429.1pt" to="612.9pt,429.1pt" filled="f" strokecolor="#000000" strokeweight="4.50pt">
+                <v:stroke dashstyle="shortdash"/>
+              </v:line>
+            </w:pict>
+          </mc:Fallback>
+        </mc:AlternateContent>
+      </w:r>
+      <w:r/>
+      <w:r>
+        <mc:AlternateContent>
+          <mc:Choice Requires="wpg">
+            <w:drawing>
+              <wp:anchor xmlns:wp="http://schemas.openxmlformats.org/drawingml/2006/wordprocessingDrawing" xmlns:wp14="http://schemas.microsoft.com/office/word/2010/wordprocessingDrawing" distT="0" distB="0" distL="115200" distR="115200" simplePos="0" relativeHeight="111616" behindDoc="0" locked="0" layoutInCell="1" allowOverlap="1">
+                <wp:simplePos x="0" y="0"/>
+                <wp:positionH relativeFrom="column">
+                  <wp:posOffset>-779145</wp:posOffset>
+                </wp:positionH>
+                <wp:positionV relativeFrom="paragraph">
+                  <wp:posOffset>3525417</wp:posOffset>
+                </wp:positionV>
+                <wp:extent cx="8610600" cy="0"/>
+                <wp:effectExtent l="3175" t="3175" r="3175" b="3175"/>
+                <wp:wrapNone/>
+                <wp:docPr id="10" name=""/>
+                <wp:cNvGraphicFramePr/>
+                <a:graphic xmlns:a="http://schemas.openxmlformats.org/drawingml/2006/main">
+                  <a:graphicData uri="http://schemas.microsoft.com/office/word/2010/wordprocessingShape">
+                    <wps:wsp>
+                      <wps:cNvPr id="486184176" name=""/>
+                      <wps:cNvSpPr/>
+                      <wps:spPr bwMode="auto">
+                        <a:xfrm rot="0" flipH="0" flipV="1">
+                          <a:off x="0" y="0"/>
+                          <a:ext cx="8610599" cy="0"/>
+                        </a:xfrm>
+                        <a:prstGeom prst="line">
+                          <a:avLst/>
+                        </a:prstGeom>
+                        <a:ln w="57150" cap="flat" cmpd="sng" algn="ctr">
+                          <a:solidFill>
+                            <a:srgbClr val="000000">
+                              <a:alpha val="43000"/>
+                            </a:srgbClr>
+                          </a:solidFill>
+                          <a:prstDash val="sysDash"/>
+                          <a:miter lim="800000"/>
+                        </a:ln>
+                      </wps:spPr>
+                      <wps:style>
+                        <a:lnRef idx="1">
+                          <a:schemeClr val="accent1">
+                            <a:shade val="50000"/>
+                          </a:schemeClr>
+                        </a:lnRef>
+                        <a:fillRef idx="0">
+                          <a:schemeClr val="accent1"/>
+                        </a:fillRef>
+                        <a:effectRef idx="0">
+                          <a:schemeClr val="accent1"/>
+                        </a:effectRef>
+                        <a:fontRef idx="minor">
+                          <a:schemeClr val="tx1"/>
+                        </a:fontRef>
+                      </wps:style>
+                      <wps:bodyPr rot="0">
+                        <a:prstTxWarp prst="textNoShape">
+                          <a:avLst/>
+                        </a:prstTxWarp>
+                        <a:noAutofit/>
+                      </wps:bodyPr>
+                    </wps:wsp>
+                  </a:graphicData>
+                </a:graphic>
+              </wp:anchor>
+            </w:drawing>
+          </mc:Choice>
+          <mc:Fallback>
+            <w:pict>
+              <v:line id="shape 9" o:spid="_x0000_s9" style="position:absolute;left:0;text-align:left;z-index:111616;mso-wrap-distance-left:9.07pt;mso-wrap-distance-top:0.00pt;mso-wrap-distance-right:9.07pt;mso-wrap-distance-bottom:0.00pt;rotation:0;flip:y;visibility:visible;" from="-61.3pt,277.6pt" to="616.6pt,277.6pt" filled="f" strokecolor="#000000" strokeweight="4.50pt">
+                <v:stroke dashstyle="shortdash"/>
+              </v:line>
+            </w:pict>
+          </mc:Fallback>
+        </mc:AlternateContent>
+      </w:r>
+      <w:r/>
+      <w:r>
+        <mc:AlternateContent>
+          <mc:Choice Requires="wpg">
+            <w:drawing>
+              <wp:anchor xmlns:wp="http://schemas.openxmlformats.org/drawingml/2006/wordprocessingDrawing" xmlns:wp14="http://schemas.microsoft.com/office/word/2010/wordprocessingDrawing" distT="0" distB="0" distL="115200" distR="115200" simplePos="0" relativeHeight="109568" behindDoc="0" locked="0" layoutInCell="1" allowOverlap="1">
+                <wp:simplePos x="0" y="0"/>
+                <wp:positionH relativeFrom="column">
+                  <wp:posOffset>-737175</wp:posOffset>
+                </wp:positionH>
+                <wp:positionV relativeFrom="paragraph">
+                  <wp:posOffset>1563267</wp:posOffset>
+                </wp:positionV>
+                <wp:extent cx="8610600" cy="0"/>
+                <wp:effectExtent l="3175" t="3175" r="3175" b="3175"/>
+                <wp:wrapNone/>
+                <wp:docPr id="11" name=""/>
+                <wp:cNvGraphicFramePr/>
+                <a:graphic xmlns:a="http://schemas.openxmlformats.org/drawingml/2006/main">
+                  <a:graphicData uri="http://schemas.microsoft.com/office/word/2010/wordprocessingShape">
+                    <wps:wsp>
+                      <wps:cNvPr id="452085383" name=""/>
+                      <wps:cNvSpPr/>
+                      <wps:spPr bwMode="auto">
+                        <a:xfrm rot="0" flipH="0" flipV="1">
+                          <a:off x="0" y="0"/>
+                          <a:ext cx="8610599" cy="0"/>
+                        </a:xfrm>
+                        <a:prstGeom prst="line">
+                          <a:avLst/>
+                        </a:prstGeom>
+                        <a:ln w="57150" cap="flat" cmpd="sng" algn="ctr">
+                          <a:solidFill>
+                            <a:srgbClr val="000000">
+                              <a:alpha val="43000"/>
+                            </a:srgbClr>
+                          </a:solidFill>
+                          <a:prstDash val="sysDash"/>
+                          <a:miter lim="800000"/>
+                        </a:ln>
+                      </wps:spPr>
+                      <wps:style>
+                        <a:lnRef idx="1">
+                          <a:schemeClr val="accent1">
+                            <a:shade val="50000"/>
+                          </a:schemeClr>
+                        </a:lnRef>
+                        <a:fillRef idx="0">
+                          <a:schemeClr val="accent1"/>
+                        </a:fillRef>
+                        <a:effectRef idx="0">
+                          <a:schemeClr val="accent1"/>
+                        </a:effectRef>
+                        <a:fontRef idx="minor">
+                          <a:schemeClr val="tx1"/>
+                        </a:fontRef>
+                      </wps:style>
+                      <wps:bodyPr rot="0">
+                        <a:prstTxWarp prst="textNoShape">
+                          <a:avLst/>
+                        </a:prstTxWarp>
+                        <a:noAutofit/>
+                      </wps:bodyPr>
+                    </wps:wsp>
+                  </a:graphicData>
+                </a:graphic>
+              </wp:anchor>
+            </w:drawing>
+          </mc:Choice>
+          <mc:Fallback>
+            <w:pict>
+              <v:line id="shape 10" o:spid="_x0000_s10" style="position:absolute;left:0;text-align:left;z-index:109568;mso-wrap-distance-left:9.07pt;mso-wrap-distance-top:0.00pt;mso-wrap-distance-right:9.07pt;mso-wrap-distance-bottom:0.00pt;rotation:0;flip:y;visibility:visible;" from="-58.0pt,123.1pt" to="620.0pt,123.1pt" filled="f" strokecolor="#000000" strokeweight="4.50pt">
+                <v:stroke dashstyle="shortdash"/>
+              </v:line>
+            </w:pict>
+          </mc:Fallback>
+        </mc:AlternateContent>
+      </w:r>
+      <w:r/>
+      <w:r>
+        <mc:AlternateContent>
+          <mc:Choice Requires="wpg">
+            <w:drawing>
+              <wp:anchor xmlns:wp="http://schemas.openxmlformats.org/drawingml/2006/wordprocessingDrawing" xmlns:wp14="http://schemas.microsoft.com/office/word/2010/wordprocessingDrawing" distT="0" distB="0" distL="115200" distR="115200" simplePos="0" relativeHeight="108544" behindDoc="1" locked="0" layoutInCell="1" allowOverlap="1">
+                <wp:simplePos x="0" y="0"/>
+                <wp:positionH relativeFrom="column">
+                  <wp:posOffset>1570125</wp:posOffset>
+                </wp:positionH>
+                <wp:positionV relativeFrom="paragraph">
+                  <wp:posOffset>7617642</wp:posOffset>
+                </wp:positionV>
+                <wp:extent cx="1332000" cy="1512000"/>
                 <wp:effectExtent l="19050" t="19050" r="19050" b="19050"/>
-                <wp:docPr id="15" name="Imagen 46"/>
+                <wp:wrapNone/>
+                <wp:docPr id="12" name="Imagen 43"/>
                 <wp:cNvGraphicFramePr/>
                 <a:graphic xmlns:a="http://schemas.openxmlformats.org/drawingml/2006/main">
                   <a:graphicData uri="http://schemas.openxmlformats.org/drawingml/2006/picture">
                     <pic:pic xmlns:pic="http://schemas.openxmlformats.org/drawingml/2006/picture">
                       <pic:nvPicPr>
-                        <pic:cNvPr id="1" name="carnet.jpg"/>
+                        <pic:cNvPr id="1750164168" name="carnet.jpg"/>
                         <pic:cNvPicPr/>
                         <pic:nvPr/>
                       </pic:nvPicPr>
@@ -1338,23 +1074,27 @@
                         <a:stretch/>
                       </pic:blipFill>
                       <pic:spPr bwMode="auto">
-                        <a:xfrm>
+                        <a:xfrm rot="0" flipH="0" flipV="0">
                           <a:off x="0" y="0"/>
-                          <a:ext cx="1080000" cy="1440000"/>
+                          <a:ext cx="1332000" cy="1512000"/>
                         </a:xfrm>
                         <a:prstGeom prst="rect">
                           <a:avLst/>
                         </a:prstGeom>
-                        <a:ln w="38100">
+                        <a:ln w="38100" cap="flat" cmpd="sng" algn="ctr">
                           <a:solidFill>
-                            <a:schemeClr val="tx1"/>
+                            <a:sysClr val="windowText" lastClr="000000"/>
                           </a:solidFill>
+                          <a:prstDash val="solid"/>
+                          <a:round/>
+                          <a:headEnd type="none" w="med" len="med"/>
+                          <a:tailEnd type="none" w="med" len="med"/>
                         </a:ln>
                       </pic:spPr>
                     </pic:pic>
                   </a:graphicData>
                 </a:graphic>
-              </wp:inline>
+              </wp:anchor>
             </w:drawing>
           </mc:Choice>
           <mc:Fallback>
@@ -1378,7 +1118,7 @@
                 <v:path o:extrusionok="f" gradientshapeok="t" o:connecttype="rect"/>
                 <o:lock v:ext="edit" aspectratio="t"/>
               </v:shapetype>
-              <v:shape id="_x0000_i14" o:spid="_x0000_s14" type="#_x0000_t75" style="width:85.04pt;height:113.39pt;mso-wrap-distance-left:0.00pt;mso-wrap-distance-top:0.00pt;mso-wrap-distance-right:0.00pt;mso-wrap-distance-bottom:0.00pt;z-index:1;" strokecolor="#000000" strokeweight="3.00pt">
+              <v:shape id="_x0000_i11" o:spid="_x0000_s11" type="#_x0000_t75" style="position:absolute;z-index:-108544;o:allowoverlap:true;o:allowincell:true;mso-position-horizontal-relative:text;margin-left:123.63pt;mso-position-horizontal:absolute;mso-position-vertical-relative:text;margin-top:599.81pt;mso-position-vertical:absolute;width:104.88pt;height:119.06pt;mso-wrap-distance-left:9.07pt;mso-wrap-distance-top:0.00pt;mso-wrap-distance-right:9.07pt;mso-wrap-distance-bottom:0.00pt;rotation:0;z-index:1;" strokecolor="#000000" strokeweight="3.00pt">
                 <v:imagedata r:id="rId9" o:title=""/>
                 <o:lock v:ext="edit" rotation="t"/>
               </v:shape>
@@ -1386,26 +1126,29 @@
           </mc:Fallback>
         </mc:AlternateContent>
       </w:r>
+      <w:r/>
       <w:r>
-        <w:t xml:space="preserve"> </w:t>
-      </w:r>
-      <w:r>
-        <w:rPr>
-          <w:lang w:eastAsia="es-VE"/>
-        </w:rPr>
         <mc:AlternateContent>
           <mc:Choice Requires="wpg">
             <w:drawing>
-              <wp:inline xmlns:wp="http://schemas.openxmlformats.org/drawingml/2006/wordprocessingDrawing" distT="0" distB="0" distL="0" distR="0">
-                <wp:extent cx="1080000" cy="1440000"/>
+              <wp:anchor xmlns:wp="http://schemas.openxmlformats.org/drawingml/2006/wordprocessingDrawing" xmlns:wp14="http://schemas.microsoft.com/office/word/2010/wordprocessingDrawing" distT="0" distB="0" distL="115200" distR="115200" simplePos="0" relativeHeight="106496" behindDoc="1" locked="0" layoutInCell="1" allowOverlap="1">
+                <wp:simplePos x="0" y="0"/>
+                <wp:positionH relativeFrom="column">
+                  <wp:posOffset>238125</wp:posOffset>
+                </wp:positionH>
+                <wp:positionV relativeFrom="paragraph">
+                  <wp:posOffset>7617642</wp:posOffset>
+                </wp:positionV>
+                <wp:extent cx="1332000" cy="1512000"/>
                 <wp:effectExtent l="19050" t="19050" r="19050" b="19050"/>
-                <wp:docPr id="16" name="Imagen 47"/>
+                <wp:wrapNone/>
+                <wp:docPr id="13" name="Imagen 43"/>
                 <wp:cNvGraphicFramePr/>
                 <a:graphic xmlns:a="http://schemas.openxmlformats.org/drawingml/2006/main">
                   <a:graphicData uri="http://schemas.openxmlformats.org/drawingml/2006/picture">
                     <pic:pic xmlns:pic="http://schemas.openxmlformats.org/drawingml/2006/picture">
                       <pic:nvPicPr>
-                        <pic:cNvPr id="1" name="carnet.jpg"/>
+                        <pic:cNvPr id="302291930" name="carnet.jpg"/>
                         <pic:cNvPicPr/>
                         <pic:nvPr/>
                       </pic:nvPicPr>
@@ -1414,23 +1157,27 @@
                         <a:stretch/>
                       </pic:blipFill>
                       <pic:spPr bwMode="auto">
-                        <a:xfrm>
+                        <a:xfrm rot="0" flipH="0" flipV="0">
                           <a:off x="0" y="0"/>
-                          <a:ext cx="1080000" cy="1440000"/>
+                          <a:ext cx="1332000" cy="1512000"/>
                         </a:xfrm>
                         <a:prstGeom prst="rect">
                           <a:avLst/>
                         </a:prstGeom>
-                        <a:ln w="38100">
+                        <a:ln w="38100" cap="flat" cmpd="sng" algn="ctr">
                           <a:solidFill>
-                            <a:schemeClr val="tx1"/>
+                            <a:sysClr val="windowText" lastClr="000000"/>
                           </a:solidFill>
+                          <a:prstDash val="solid"/>
+                          <a:round/>
+                          <a:headEnd type="none" w="med" len="med"/>
+                          <a:tailEnd type="none" w="med" len="med"/>
                         </a:ln>
                       </pic:spPr>
                     </pic:pic>
                   </a:graphicData>
                 </a:graphic>
-              </wp:inline>
+              </wp:anchor>
             </w:drawing>
           </mc:Choice>
           <mc:Fallback>
@@ -1454,7 +1201,7 @@
                 <v:path o:extrusionok="f" gradientshapeok="t" o:connecttype="rect"/>
                 <o:lock v:ext="edit" aspectratio="t"/>
               </v:shapetype>
-              <v:shape id="_x0000_i15" o:spid="_x0000_s15" type="#_x0000_t75" style="width:85.04pt;height:113.39pt;mso-wrap-distance-left:0.00pt;mso-wrap-distance-top:0.00pt;mso-wrap-distance-right:0.00pt;mso-wrap-distance-bottom:0.00pt;z-index:1;" strokecolor="#000000" strokeweight="3.00pt">
+              <v:shape id="_x0000_i12" o:spid="_x0000_s12" type="#_x0000_t75" style="position:absolute;z-index:-106496;o:allowoverlap:true;o:allowincell:true;mso-position-horizontal-relative:text;margin-left:18.75pt;mso-position-horizontal:absolute;mso-position-vertical-relative:text;margin-top:599.81pt;mso-position-vertical:absolute;width:104.88pt;height:119.06pt;mso-wrap-distance-left:9.07pt;mso-wrap-distance-top:0.00pt;mso-wrap-distance-right:9.07pt;mso-wrap-distance-bottom:0.00pt;rotation:0;z-index:1;" strokecolor="#000000" strokeweight="3.00pt">
                 <v:imagedata r:id="rId9" o:title=""/>
                 <o:lock v:ext="edit" rotation="t"/>
               </v:shape>
@@ -1463,43 +1210,28 @@
         </mc:AlternateContent>
       </w:r>
       <w:r/>
-    </w:p>
-    <w:p>
-      <w:pPr>
-        <w:pBdr/>
-        <w:spacing/>
-        <w:ind/>
-        <w:rPr/>
-      </w:pPr>
       <w:r>
-        <w:t xml:space="preserve">Imagen 4x4 </w:t>
-      </w:r>
-      <w:r/>
-    </w:p>
-    <w:p>
-      <w:pPr>
-        <w:pBdr/>
-        <w:spacing/>
-        <w:ind/>
-        <w:rPr/>
-      </w:pPr>
-      <w:r>
-        <w:rPr>
-          <w:lang w:eastAsia="es-VE"/>
-        </w:rPr>
         <mc:AlternateContent>
           <mc:Choice Requires="wpg">
             <w:drawing>
-              <wp:inline xmlns:wp="http://schemas.openxmlformats.org/drawingml/2006/wordprocessingDrawing" distT="0" distB="0" distL="0" distR="0">
-                <wp:extent cx="1440000" cy="1440000"/>
-                <wp:effectExtent l="38100" t="38100" r="46355" b="46355"/>
-                <wp:docPr id="17" name="Imagen 7"/>
+              <wp:anchor xmlns:wp="http://schemas.openxmlformats.org/drawingml/2006/wordprocessingDrawing" xmlns:wp14="http://schemas.microsoft.com/office/word/2010/wordprocessingDrawing" distT="0" distB="0" distL="115200" distR="115200" simplePos="0" relativeHeight="104448" behindDoc="1" locked="0" layoutInCell="1" allowOverlap="1">
+                <wp:simplePos x="0" y="0"/>
+                <wp:positionH relativeFrom="column">
+                  <wp:posOffset>2902125</wp:posOffset>
+                </wp:positionH>
+                <wp:positionV relativeFrom="paragraph">
+                  <wp:posOffset>7617642</wp:posOffset>
+                </wp:positionV>
+                <wp:extent cx="1332000" cy="1512000"/>
+                <wp:effectExtent l="19050" t="19050" r="19050" b="19050"/>
+                <wp:wrapNone/>
+                <wp:docPr id="14" name="Imagen 43"/>
                 <wp:cNvGraphicFramePr/>
                 <a:graphic xmlns:a="http://schemas.openxmlformats.org/drawingml/2006/main">
                   <a:graphicData uri="http://schemas.openxmlformats.org/drawingml/2006/picture">
                     <pic:pic xmlns:pic="http://schemas.openxmlformats.org/drawingml/2006/picture">
                       <pic:nvPicPr>
-                        <pic:cNvPr id="1" name="carnet.jpg"/>
+                        <pic:cNvPr id="1646044047" name="carnet.jpg"/>
                         <pic:cNvPicPr/>
                         <pic:nvPr/>
                       </pic:nvPicPr>
@@ -1508,9 +1240,9 @@
                         <a:stretch/>
                       </pic:blipFill>
                       <pic:spPr bwMode="auto">
-                        <a:xfrm>
+                        <a:xfrm rot="0" flipH="0" flipV="0">
                           <a:off x="0" y="0"/>
-                          <a:ext cx="1440000" cy="1440000"/>
+                          <a:ext cx="1332000" cy="1512000"/>
                         </a:xfrm>
                         <a:prstGeom prst="rect">
                           <a:avLst/>
@@ -1528,7 +1260,7 @@
                     </pic:pic>
                   </a:graphicData>
                 </a:graphic>
-              </wp:inline>
+              </wp:anchor>
             </w:drawing>
           </mc:Choice>
           <mc:Fallback>
@@ -1552,7 +1284,7 @@
                 <v:path o:extrusionok="f" gradientshapeok="t" o:connecttype="rect"/>
                 <o:lock v:ext="edit" aspectratio="t"/>
               </v:shapetype>
-              <v:shape id="_x0000_i16" o:spid="_x0000_s16" type="#_x0000_t75" style="width:113.39pt;height:113.39pt;mso-wrap-distance-left:0.00pt;mso-wrap-distance-top:0.00pt;mso-wrap-distance-right:0.00pt;mso-wrap-distance-bottom:0.00pt;z-index:1;" strokecolor="#000000" strokeweight="3.00pt">
+              <v:shape id="_x0000_i13" o:spid="_x0000_s13" type="#_x0000_t75" style="position:absolute;z-index:-104448;o:allowoverlap:true;o:allowincell:true;mso-position-horizontal-relative:text;margin-left:228.51pt;mso-position-horizontal:absolute;mso-position-vertical-relative:text;margin-top:599.81pt;mso-position-vertical:absolute;width:104.88pt;height:119.06pt;mso-wrap-distance-left:9.07pt;mso-wrap-distance-top:0.00pt;mso-wrap-distance-right:9.07pt;mso-wrap-distance-bottom:0.00pt;rotation:0;z-index:1;" strokecolor="#000000" strokeweight="3.00pt">
                 <v:imagedata r:id="rId9" o:title=""/>
                 <o:lock v:ext="edit" rotation="t"/>
               </v:shape>
@@ -1560,26 +1292,29 @@
           </mc:Fallback>
         </mc:AlternateContent>
       </w:r>
+      <w:r/>
       <w:r>
-        <w:t xml:space="preserve">  </w:t>
-      </w:r>
-      <w:r>
-        <w:rPr>
-          <w:lang w:eastAsia="es-VE"/>
-        </w:rPr>
         <mc:AlternateContent>
           <mc:Choice Requires="wpg">
             <w:drawing>
-              <wp:inline xmlns:wp="http://schemas.openxmlformats.org/drawingml/2006/wordprocessingDrawing" distT="0" distB="0" distL="0" distR="0">
-                <wp:extent cx="1440000" cy="1440000"/>
-                <wp:effectExtent l="38100" t="38100" r="46355" b="46355"/>
-                <wp:docPr id="18" name="Imagen 9"/>
+              <wp:anchor xmlns:wp="http://schemas.openxmlformats.org/drawingml/2006/wordprocessingDrawing" xmlns:wp14="http://schemas.microsoft.com/office/word/2010/wordprocessingDrawing" distT="0" distB="0" distL="115200" distR="115200" simplePos="0" relativeHeight="102400" behindDoc="1" locked="0" layoutInCell="1" allowOverlap="1">
+                <wp:simplePos x="0" y="0"/>
+                <wp:positionH relativeFrom="column">
+                  <wp:posOffset>4234125</wp:posOffset>
+                </wp:positionH>
+                <wp:positionV relativeFrom="paragraph">
+                  <wp:posOffset>7617642</wp:posOffset>
+                </wp:positionV>
+                <wp:extent cx="1332000" cy="1512000"/>
+                <wp:effectExtent l="19050" t="19050" r="19050" b="19050"/>
+                <wp:wrapNone/>
+                <wp:docPr id="15" name="Imagen 43"/>
                 <wp:cNvGraphicFramePr/>
                 <a:graphic xmlns:a="http://schemas.openxmlformats.org/drawingml/2006/main">
                   <a:graphicData uri="http://schemas.openxmlformats.org/drawingml/2006/picture">
                     <pic:pic xmlns:pic="http://schemas.openxmlformats.org/drawingml/2006/picture">
                       <pic:nvPicPr>
-                        <pic:cNvPr id="1" name="carnet.jpg"/>
+                        <pic:cNvPr id="1375702683" name="carnet.jpg"/>
                         <pic:cNvPicPr/>
                         <pic:nvPr/>
                       </pic:nvPicPr>
@@ -1588,9 +1323,9 @@
                         <a:stretch/>
                       </pic:blipFill>
                       <pic:spPr bwMode="auto">
-                        <a:xfrm>
+                        <a:xfrm rot="0" flipH="0" flipV="0">
                           <a:off x="0" y="0"/>
-                          <a:ext cx="1440000" cy="1440000"/>
+                          <a:ext cx="1332000" cy="1512000"/>
                         </a:xfrm>
                         <a:prstGeom prst="rect">
                           <a:avLst/>
@@ -1608,7 +1343,7 @@
                     </pic:pic>
                   </a:graphicData>
                 </a:graphic>
-              </wp:inline>
+              </wp:anchor>
             </w:drawing>
           </mc:Choice>
           <mc:Fallback>
@@ -1632,7 +1367,7 @@
                 <v:path o:extrusionok="f" gradientshapeok="t" o:connecttype="rect"/>
                 <o:lock v:ext="edit" aspectratio="t"/>
               </v:shapetype>
-              <v:shape id="_x0000_i17" o:spid="_x0000_s17" type="#_x0000_t75" style="width:113.39pt;height:113.39pt;mso-wrap-distance-left:0.00pt;mso-wrap-distance-top:0.00pt;mso-wrap-distance-right:0.00pt;mso-wrap-distance-bottom:0.00pt;z-index:1;" strokecolor="#000000" strokeweight="3.00pt">
+              <v:shape id="_x0000_i14" o:spid="_x0000_s14" type="#_x0000_t75" style="position:absolute;z-index:-102400;o:allowoverlap:true;o:allowincell:true;mso-position-horizontal-relative:text;margin-left:333.40pt;mso-position-horizontal:absolute;mso-position-vertical-relative:text;margin-top:599.81pt;mso-position-vertical:absolute;width:104.88pt;height:119.06pt;mso-wrap-distance-left:9.07pt;mso-wrap-distance-top:0.00pt;mso-wrap-distance-right:9.07pt;mso-wrap-distance-bottom:0.00pt;rotation:0;z-index:1;" strokecolor="#000000" strokeweight="3.00pt">
                 <v:imagedata r:id="rId9" o:title=""/>
                 <o:lock v:ext="edit" rotation="t"/>
               </v:shape>
@@ -1640,26 +1375,29 @@
           </mc:Fallback>
         </mc:AlternateContent>
       </w:r>
+      <w:r/>
       <w:r>
-        <w:t xml:space="preserve">  </w:t>
-      </w:r>
-      <w:r>
-        <w:rPr>
-          <w:lang w:eastAsia="es-VE"/>
-        </w:rPr>
         <mc:AlternateContent>
           <mc:Choice Requires="wpg">
             <w:drawing>
-              <wp:inline xmlns:wp="http://schemas.openxmlformats.org/drawingml/2006/wordprocessingDrawing" distT="0" distB="0" distL="0" distR="0">
-                <wp:extent cx="1440000" cy="1440000"/>
-                <wp:effectExtent l="38100" t="38100" r="46355" b="46355"/>
-                <wp:docPr id="19" name="Imagen 10"/>
+              <wp:anchor xmlns:wp="http://schemas.openxmlformats.org/drawingml/2006/wordprocessingDrawing" xmlns:wp14="http://schemas.microsoft.com/office/word/2010/wordprocessingDrawing" distT="0" distB="0" distL="115200" distR="115200" simplePos="0" relativeHeight="100352" behindDoc="1" locked="0" layoutInCell="1" allowOverlap="1">
+                <wp:simplePos x="0" y="0"/>
+                <wp:positionH relativeFrom="column">
+                  <wp:posOffset>5566125</wp:posOffset>
+                </wp:positionH>
+                <wp:positionV relativeFrom="paragraph">
+                  <wp:posOffset>7617642</wp:posOffset>
+                </wp:positionV>
+                <wp:extent cx="1332000" cy="1512000"/>
+                <wp:effectExtent l="19050" t="19050" r="19050" b="19050"/>
+                <wp:wrapNone/>
+                <wp:docPr id="16" name="Imagen 43"/>
                 <wp:cNvGraphicFramePr/>
                 <a:graphic xmlns:a="http://schemas.openxmlformats.org/drawingml/2006/main">
                   <a:graphicData uri="http://schemas.openxmlformats.org/drawingml/2006/picture">
                     <pic:pic xmlns:pic="http://schemas.openxmlformats.org/drawingml/2006/picture">
                       <pic:nvPicPr>
-                        <pic:cNvPr id="1" name="carnet.jpg"/>
+                        <pic:cNvPr id="187992813" name="carnet.jpg"/>
                         <pic:cNvPicPr/>
                         <pic:nvPr/>
                       </pic:nvPicPr>
@@ -1668,9 +1406,9 @@
                         <a:stretch/>
                       </pic:blipFill>
                       <pic:spPr bwMode="auto">
-                        <a:xfrm>
+                        <a:xfrm rot="0" flipH="0" flipV="0">
                           <a:off x="0" y="0"/>
-                          <a:ext cx="1440000" cy="1440000"/>
+                          <a:ext cx="1332000" cy="1512000"/>
                         </a:xfrm>
                         <a:prstGeom prst="rect">
                           <a:avLst/>
@@ -1688,7 +1426,7 @@
                     </pic:pic>
                   </a:graphicData>
                 </a:graphic>
-              </wp:inline>
+              </wp:anchor>
             </w:drawing>
           </mc:Choice>
           <mc:Fallback>
@@ -1712,7 +1450,7 @@
                 <v:path o:extrusionok="f" gradientshapeok="t" o:connecttype="rect"/>
                 <o:lock v:ext="edit" aspectratio="t"/>
               </v:shapetype>
-              <v:shape id="_x0000_i18" o:spid="_x0000_s18" type="#_x0000_t75" style="width:113.39pt;height:113.39pt;mso-wrap-distance-left:0.00pt;mso-wrap-distance-top:0.00pt;mso-wrap-distance-right:0.00pt;mso-wrap-distance-bottom:0.00pt;z-index:1;" strokecolor="#000000" strokeweight="3.00pt">
+              <v:shape id="_x0000_i15" o:spid="_x0000_s15" type="#_x0000_t75" style="position:absolute;z-index:-100352;o:allowoverlap:true;o:allowincell:true;mso-position-horizontal-relative:text;margin-left:438.28pt;mso-position-horizontal:absolute;mso-position-vertical-relative:text;margin-top:599.81pt;mso-position-vertical:absolute;width:104.88pt;height:119.06pt;mso-wrap-distance-left:9.07pt;mso-wrap-distance-top:0.00pt;mso-wrap-distance-right:9.07pt;mso-wrap-distance-bottom:0.00pt;rotation:0;z-index:1;" strokecolor="#000000" strokeweight="3.00pt">
                 <v:imagedata r:id="rId9" o:title=""/>
                 <o:lock v:ext="edit" rotation="t"/>
               </v:shape>
@@ -1720,26 +1458,29 @@
           </mc:Fallback>
         </mc:AlternateContent>
       </w:r>
+      <w:r/>
       <w:r>
-        <w:t xml:space="preserve">  </w:t>
-      </w:r>
-      <w:r>
-        <w:rPr>
-          <w:lang w:eastAsia="es-VE"/>
-        </w:rPr>
         <mc:AlternateContent>
           <mc:Choice Requires="wpg">
             <w:drawing>
-              <wp:inline xmlns:wp="http://schemas.openxmlformats.org/drawingml/2006/wordprocessingDrawing" distT="0" distB="0" distL="0" distR="0">
-                <wp:extent cx="1440000" cy="1440000"/>
-                <wp:effectExtent l="38100" t="38100" r="46355" b="46355"/>
-                <wp:docPr id="20" name="Imagen 11"/>
+              <wp:anchor xmlns:wp="http://schemas.openxmlformats.org/drawingml/2006/wordprocessingDrawing" xmlns:wp14="http://schemas.microsoft.com/office/word/2010/wordprocessingDrawing" distT="0" distB="0" distL="115200" distR="115200" simplePos="0" relativeHeight="98304" behindDoc="1" locked="0" layoutInCell="1" allowOverlap="1">
+                <wp:simplePos x="0" y="0"/>
+                <wp:positionH relativeFrom="column">
+                  <wp:posOffset>1528155</wp:posOffset>
+                </wp:positionH>
+                <wp:positionV relativeFrom="paragraph">
+                  <wp:posOffset>5671017</wp:posOffset>
+                </wp:positionV>
+                <wp:extent cx="1332000" cy="1512000"/>
+                <wp:effectExtent l="19050" t="19050" r="19050" b="19050"/>
+                <wp:wrapNone/>
+                <wp:docPr id="17" name="Imagen 43"/>
                 <wp:cNvGraphicFramePr/>
                 <a:graphic xmlns:a="http://schemas.openxmlformats.org/drawingml/2006/main">
                   <a:graphicData uri="http://schemas.openxmlformats.org/drawingml/2006/picture">
                     <pic:pic xmlns:pic="http://schemas.openxmlformats.org/drawingml/2006/picture">
                       <pic:nvPicPr>
-                        <pic:cNvPr id="1" name="carnet.jpg"/>
+                        <pic:cNvPr id="739084877" name="carnet.jpg"/>
                         <pic:cNvPicPr/>
                         <pic:nvPr/>
                       </pic:nvPicPr>
@@ -1748,9 +1489,9 @@
                         <a:stretch/>
                       </pic:blipFill>
                       <pic:spPr bwMode="auto">
-                        <a:xfrm>
+                        <a:xfrm rot="0" flipH="0" flipV="0">
                           <a:off x="0" y="0"/>
-                          <a:ext cx="1440000" cy="1440000"/>
+                          <a:ext cx="1332000" cy="1512000"/>
                         </a:xfrm>
                         <a:prstGeom prst="rect">
                           <a:avLst/>
@@ -1768,7 +1509,7 @@
                     </pic:pic>
                   </a:graphicData>
                 </a:graphic>
-              </wp:inline>
+              </wp:anchor>
             </w:drawing>
           </mc:Choice>
           <mc:Fallback>
@@ -1792,7 +1533,7 @@
                 <v:path o:extrusionok="f" gradientshapeok="t" o:connecttype="rect"/>
                 <o:lock v:ext="edit" aspectratio="t"/>
               </v:shapetype>
-              <v:shape id="_x0000_i19" o:spid="_x0000_s19" type="#_x0000_t75" style="width:113.39pt;height:113.39pt;mso-wrap-distance-left:0.00pt;mso-wrap-distance-top:0.00pt;mso-wrap-distance-right:0.00pt;mso-wrap-distance-bottom:0.00pt;z-index:1;" strokecolor="#000000" strokeweight="3.00pt">
+              <v:shape id="_x0000_i16" o:spid="_x0000_s16" type="#_x0000_t75" style="position:absolute;z-index:-98304;o:allowoverlap:true;o:allowincell:true;mso-position-horizontal-relative:text;margin-left:120.33pt;mso-position-horizontal:absolute;mso-position-vertical-relative:text;margin-top:446.54pt;mso-position-vertical:absolute;width:104.88pt;height:119.06pt;mso-wrap-distance-left:9.07pt;mso-wrap-distance-top:0.00pt;mso-wrap-distance-right:9.07pt;mso-wrap-distance-bottom:0.00pt;rotation:0;z-index:1;" strokecolor="#000000" strokeweight="3.00pt">
                 <v:imagedata r:id="rId9" o:title=""/>
                 <o:lock v:ext="edit" rotation="t"/>
               </v:shape>
@@ -1801,43 +1542,28 @@
         </mc:AlternateContent>
       </w:r>
       <w:r/>
-    </w:p>
-    <w:p>
-      <w:pPr>
-        <w:pBdr/>
-        <w:spacing/>
-        <w:ind/>
-        <w:rPr/>
-      </w:pPr>
       <w:r>
-        <w:t xml:space="preserve">Imagen 5x5</w:t>
-      </w:r>
-      <w:r/>
-    </w:p>
-    <w:p>
-      <w:pPr>
-        <w:pBdr/>
-        <w:spacing/>
-        <w:ind/>
-        <w:rPr/>
-      </w:pPr>
-      <w:r>
-        <w:rPr>
-          <w:lang w:eastAsia="es-VE"/>
-        </w:rPr>
         <mc:AlternateContent>
           <mc:Choice Requires="wpg">
             <w:drawing>
-              <wp:inline xmlns:wp="http://schemas.openxmlformats.org/drawingml/2006/wordprocessingDrawing" distT="0" distB="0" distL="0" distR="0">
-                <wp:extent cx="1800000" cy="1800000"/>
-                <wp:effectExtent l="38100" t="38100" r="29209" b="29209"/>
-                <wp:docPr id="21" name="Imagen 16"/>
+              <wp:anchor xmlns:wp="http://schemas.openxmlformats.org/drawingml/2006/wordprocessingDrawing" xmlns:wp14="http://schemas.microsoft.com/office/word/2010/wordprocessingDrawing" distT="0" distB="0" distL="115200" distR="115200" simplePos="0" relativeHeight="96256" behindDoc="1" locked="0" layoutInCell="1" allowOverlap="1">
+                <wp:simplePos x="0" y="0"/>
+                <wp:positionH relativeFrom="column">
+                  <wp:posOffset>196155</wp:posOffset>
+                </wp:positionH>
+                <wp:positionV relativeFrom="paragraph">
+                  <wp:posOffset>5671017</wp:posOffset>
+                </wp:positionV>
+                <wp:extent cx="1332000" cy="1512000"/>
+                <wp:effectExtent l="19050" t="19050" r="19050" b="19050"/>
+                <wp:wrapNone/>
+                <wp:docPr id="18" name="Imagen 43"/>
                 <wp:cNvGraphicFramePr/>
                 <a:graphic xmlns:a="http://schemas.openxmlformats.org/drawingml/2006/main">
                   <a:graphicData uri="http://schemas.openxmlformats.org/drawingml/2006/picture">
                     <pic:pic xmlns:pic="http://schemas.openxmlformats.org/drawingml/2006/picture">
                       <pic:nvPicPr>
-                        <pic:cNvPr id="1" name="carnet.jpg"/>
+                        <pic:cNvPr id="421357848" name="carnet.jpg"/>
                         <pic:cNvPicPr/>
                         <pic:nvPr/>
                       </pic:nvPicPr>
@@ -1846,9 +1572,9 @@
                         <a:stretch/>
                       </pic:blipFill>
                       <pic:spPr bwMode="auto">
-                        <a:xfrm>
+                        <a:xfrm rot="0" flipH="0" flipV="0">
                           <a:off x="0" y="0"/>
-                          <a:ext cx="1800000" cy="1800000"/>
+                          <a:ext cx="1332000" cy="1512000"/>
                         </a:xfrm>
                         <a:prstGeom prst="rect">
                           <a:avLst/>
@@ -1866,7 +1592,7 @@
                     </pic:pic>
                   </a:graphicData>
                 </a:graphic>
-              </wp:inline>
+              </wp:anchor>
             </w:drawing>
           </mc:Choice>
           <mc:Fallback>
@@ -1890,7 +1616,7 @@
                 <v:path o:extrusionok="f" gradientshapeok="t" o:connecttype="rect"/>
                 <o:lock v:ext="edit" aspectratio="t"/>
               </v:shapetype>
-              <v:shape id="_x0000_i20" o:spid="_x0000_s20" type="#_x0000_t75" style="width:141.73pt;height:141.73pt;mso-wrap-distance-left:0.00pt;mso-wrap-distance-top:0.00pt;mso-wrap-distance-right:0.00pt;mso-wrap-distance-bottom:0.00pt;z-index:1;" strokecolor="#000000" strokeweight="3.00pt">
+              <v:shape id="_x0000_i17" o:spid="_x0000_s17" type="#_x0000_t75" style="position:absolute;z-index:-96256;o:allowoverlap:true;o:allowincell:true;mso-position-horizontal-relative:text;margin-left:15.45pt;mso-position-horizontal:absolute;mso-position-vertical-relative:text;margin-top:446.54pt;mso-position-vertical:absolute;width:104.88pt;height:119.06pt;mso-wrap-distance-left:9.07pt;mso-wrap-distance-top:0.00pt;mso-wrap-distance-right:9.07pt;mso-wrap-distance-bottom:0.00pt;rotation:0;z-index:1;" strokecolor="#000000" strokeweight="3.00pt">
                 <v:imagedata r:id="rId9" o:title=""/>
                 <o:lock v:ext="edit" rotation="t"/>
               </v:shape>
@@ -1898,26 +1624,29 @@
           </mc:Fallback>
         </mc:AlternateContent>
       </w:r>
+      <w:r/>
       <w:r>
-        <w:t xml:space="preserve">  </w:t>
-      </w:r>
-      <w:r>
-        <w:rPr>
-          <w:lang w:eastAsia="es-VE"/>
-        </w:rPr>
         <mc:AlternateContent>
           <mc:Choice Requires="wpg">
             <w:drawing>
-              <wp:inline xmlns:wp="http://schemas.openxmlformats.org/drawingml/2006/wordprocessingDrawing" distT="0" distB="0" distL="0" distR="0">
-                <wp:extent cx="1800000" cy="1800000"/>
-                <wp:effectExtent l="38100" t="38100" r="29209" b="29209"/>
-                <wp:docPr id="22" name="Imagen 17"/>
+              <wp:anchor xmlns:wp="http://schemas.openxmlformats.org/drawingml/2006/wordprocessingDrawing" xmlns:wp14="http://schemas.microsoft.com/office/word/2010/wordprocessingDrawing" distT="0" distB="0" distL="115200" distR="115200" simplePos="0" relativeHeight="94208" behindDoc="1" locked="0" layoutInCell="1" allowOverlap="1">
+                <wp:simplePos x="0" y="0"/>
+                <wp:positionH relativeFrom="column">
+                  <wp:posOffset>2860155</wp:posOffset>
+                </wp:positionH>
+                <wp:positionV relativeFrom="paragraph">
+                  <wp:posOffset>5671017</wp:posOffset>
+                </wp:positionV>
+                <wp:extent cx="1332000" cy="1512000"/>
+                <wp:effectExtent l="19050" t="19050" r="19050" b="19050"/>
+                <wp:wrapNone/>
+                <wp:docPr id="19" name="Imagen 43"/>
                 <wp:cNvGraphicFramePr/>
                 <a:graphic xmlns:a="http://schemas.openxmlformats.org/drawingml/2006/main">
                   <a:graphicData uri="http://schemas.openxmlformats.org/drawingml/2006/picture">
                     <pic:pic xmlns:pic="http://schemas.openxmlformats.org/drawingml/2006/picture">
                       <pic:nvPicPr>
-                        <pic:cNvPr id="1" name="carnet.jpg"/>
+                        <pic:cNvPr id="263988145" name="carnet.jpg"/>
                         <pic:cNvPicPr/>
                         <pic:nvPr/>
                       </pic:nvPicPr>
@@ -1926,9 +1655,9 @@
                         <a:stretch/>
                       </pic:blipFill>
                       <pic:spPr bwMode="auto">
-                        <a:xfrm>
+                        <a:xfrm rot="0" flipH="0" flipV="0">
                           <a:off x="0" y="0"/>
-                          <a:ext cx="1800000" cy="1800000"/>
+                          <a:ext cx="1332000" cy="1512000"/>
                         </a:xfrm>
                         <a:prstGeom prst="rect">
                           <a:avLst/>
@@ -1946,7 +1675,7 @@
                     </pic:pic>
                   </a:graphicData>
                 </a:graphic>
-              </wp:inline>
+              </wp:anchor>
             </w:drawing>
           </mc:Choice>
           <mc:Fallback>
@@ -1970,7 +1699,7 @@
                 <v:path o:extrusionok="f" gradientshapeok="t" o:connecttype="rect"/>
                 <o:lock v:ext="edit" aspectratio="t"/>
               </v:shapetype>
-              <v:shape id="_x0000_i21" o:spid="_x0000_s21" type="#_x0000_t75" style="width:141.73pt;height:141.73pt;mso-wrap-distance-left:0.00pt;mso-wrap-distance-top:0.00pt;mso-wrap-distance-right:0.00pt;mso-wrap-distance-bottom:0.00pt;z-index:1;" strokecolor="#000000" strokeweight="3.00pt">
+              <v:shape id="_x0000_i18" o:spid="_x0000_s18" type="#_x0000_t75" style="position:absolute;z-index:-94208;o:allowoverlap:true;o:allowincell:true;mso-position-horizontal-relative:text;margin-left:225.21pt;mso-position-horizontal:absolute;mso-position-vertical-relative:text;margin-top:446.54pt;mso-position-vertical:absolute;width:104.88pt;height:119.06pt;mso-wrap-distance-left:9.07pt;mso-wrap-distance-top:0.00pt;mso-wrap-distance-right:9.07pt;mso-wrap-distance-bottom:0.00pt;rotation:0;z-index:1;" strokecolor="#000000" strokeweight="3.00pt">
                 <v:imagedata r:id="rId9" o:title=""/>
                 <o:lock v:ext="edit" rotation="t"/>
               </v:shape>
@@ -1978,31 +1707,29 @@
           </mc:Fallback>
         </mc:AlternateContent>
       </w:r>
+      <w:r/>
       <w:r>
-        <w:t xml:space="preserve">  </w:t>
-      </w:r>
-      <w:r>
-        <w:rPr>
-          <w:lang w:eastAsia="es-VE"/>
-        </w:rPr>
-      </w:r>
-      <w:r>
-        <w:rPr>
-          <w:lang w:eastAsia="es-VE"/>
-        </w:rPr>
         <mc:AlternateContent>
           <mc:Choice Requires="wpg">
             <w:drawing>
-              <wp:inline xmlns:wp="http://schemas.openxmlformats.org/drawingml/2006/wordprocessingDrawing" distT="0" distB="0" distL="0" distR="0">
-                <wp:extent cx="1800000" cy="1800000"/>
-                <wp:effectExtent l="38100" t="38100" r="29209" b="29209"/>
-                <wp:docPr id="23" name="Imagen 12"/>
+              <wp:anchor xmlns:wp="http://schemas.openxmlformats.org/drawingml/2006/wordprocessingDrawing" xmlns:wp14="http://schemas.microsoft.com/office/word/2010/wordprocessingDrawing" distT="0" distB="0" distL="115200" distR="115200" simplePos="0" relativeHeight="92160" behindDoc="1" locked="0" layoutInCell="1" allowOverlap="1">
+                <wp:simplePos x="0" y="0"/>
+                <wp:positionH relativeFrom="column">
+                  <wp:posOffset>4192155</wp:posOffset>
+                </wp:positionH>
+                <wp:positionV relativeFrom="paragraph">
+                  <wp:posOffset>5671017</wp:posOffset>
+                </wp:positionV>
+                <wp:extent cx="1332000" cy="1512000"/>
+                <wp:effectExtent l="19050" t="19050" r="19050" b="19050"/>
+                <wp:wrapNone/>
+                <wp:docPr id="20" name="Imagen 43"/>
                 <wp:cNvGraphicFramePr/>
                 <a:graphic xmlns:a="http://schemas.openxmlformats.org/drawingml/2006/main">
                   <a:graphicData uri="http://schemas.openxmlformats.org/drawingml/2006/picture">
                     <pic:pic xmlns:pic="http://schemas.openxmlformats.org/drawingml/2006/picture">
                       <pic:nvPicPr>
-                        <pic:cNvPr id="406629973" name="carnet.jpg"/>
+                        <pic:cNvPr id="1248504184" name="carnet.jpg"/>
                         <pic:cNvPicPr/>
                         <pic:nvPr/>
                       </pic:nvPicPr>
@@ -2011,9 +1738,9 @@
                         <a:stretch/>
                       </pic:blipFill>
                       <pic:spPr bwMode="auto">
-                        <a:xfrm>
+                        <a:xfrm rot="0" flipH="0" flipV="0">
                           <a:off x="0" y="0"/>
-                          <a:ext cx="1800000" cy="1800000"/>
+                          <a:ext cx="1332000" cy="1512000"/>
                         </a:xfrm>
                         <a:prstGeom prst="rect">
                           <a:avLst/>
@@ -2031,7 +1758,7 @@
                     </pic:pic>
                   </a:graphicData>
                 </a:graphic>
-              </wp:inline>
+              </wp:anchor>
             </w:drawing>
           </mc:Choice>
           <mc:Fallback>
@@ -2055,7 +1782,7 @@
                 <v:path o:extrusionok="f" gradientshapeok="t" o:connecttype="rect"/>
                 <o:lock v:ext="edit" aspectratio="t"/>
               </v:shapetype>
-              <v:shape id="_x0000_i22" o:spid="_x0000_s22" type="#_x0000_t75" style="width:141.73pt;height:141.73pt;mso-wrap-distance-left:0.00pt;mso-wrap-distance-top:0.00pt;mso-wrap-distance-right:0.00pt;mso-wrap-distance-bottom:0.00pt;z-index:1;" strokecolor="#000000" strokeweight="3.00pt">
+              <v:shape id="_x0000_i19" o:spid="_x0000_s19" type="#_x0000_t75" style="position:absolute;z-index:-92160;o:allowoverlap:true;o:allowincell:true;mso-position-horizontal-relative:text;margin-left:330.09pt;mso-position-horizontal:absolute;mso-position-vertical-relative:text;margin-top:446.54pt;mso-position-vertical:absolute;width:104.88pt;height:119.06pt;mso-wrap-distance-left:9.07pt;mso-wrap-distance-top:0.00pt;mso-wrap-distance-right:9.07pt;mso-wrap-distance-bottom:0.00pt;rotation:0;z-index:1;" strokecolor="#000000" strokeweight="3.00pt">
                 <v:imagedata r:id="rId9" o:title=""/>
                 <o:lock v:ext="edit" rotation="t"/>
               </v:shape>
@@ -2063,17 +1790,813 @@
           </mc:Fallback>
         </mc:AlternateContent>
       </w:r>
+      <w:r/>
       <w:r>
-        <w:rPr>
-          <w:lang w:eastAsia="es-VE"/>
-        </w:rPr>
+        <mc:AlternateContent>
+          <mc:Choice Requires="wpg">
+            <w:drawing>
+              <wp:anchor xmlns:wp="http://schemas.openxmlformats.org/drawingml/2006/wordprocessingDrawing" xmlns:wp14="http://schemas.microsoft.com/office/word/2010/wordprocessingDrawing" distT="0" distB="0" distL="115200" distR="115200" simplePos="0" relativeHeight="90112" behindDoc="1" locked="0" layoutInCell="1" allowOverlap="1">
+                <wp:simplePos x="0" y="0"/>
+                <wp:positionH relativeFrom="column">
+                  <wp:posOffset>5524155</wp:posOffset>
+                </wp:positionH>
+                <wp:positionV relativeFrom="paragraph">
+                  <wp:posOffset>5671017</wp:posOffset>
+                </wp:positionV>
+                <wp:extent cx="1332000" cy="1512000"/>
+                <wp:effectExtent l="19050" t="19050" r="19050" b="19050"/>
+                <wp:wrapNone/>
+                <wp:docPr id="21" name="Imagen 43"/>
+                <wp:cNvGraphicFramePr/>
+                <a:graphic xmlns:a="http://schemas.openxmlformats.org/drawingml/2006/main">
+                  <a:graphicData uri="http://schemas.openxmlformats.org/drawingml/2006/picture">
+                    <pic:pic xmlns:pic="http://schemas.openxmlformats.org/drawingml/2006/picture">
+                      <pic:nvPicPr>
+                        <pic:cNvPr id="99450774" name="carnet.jpg"/>
+                        <pic:cNvPicPr/>
+                        <pic:nvPr/>
+                      </pic:nvPicPr>
+                      <pic:blipFill rotWithShape="1">
+                        <a:blip r:embed="rId9"/>
+                        <a:stretch/>
+                      </pic:blipFill>
+                      <pic:spPr bwMode="auto">
+                        <a:xfrm rot="0" flipH="0" flipV="0">
+                          <a:off x="0" y="0"/>
+                          <a:ext cx="1332000" cy="1512000"/>
+                        </a:xfrm>
+                        <a:prstGeom prst="rect">
+                          <a:avLst/>
+                        </a:prstGeom>
+                        <a:ln w="38100" cap="flat" cmpd="sng" algn="ctr">
+                          <a:solidFill>
+                            <a:sysClr val="windowText" lastClr="000000"/>
+                          </a:solidFill>
+                          <a:prstDash val="solid"/>
+                          <a:round/>
+                          <a:headEnd type="none" w="med" len="med"/>
+                          <a:tailEnd type="none" w="med" len="med"/>
+                        </a:ln>
+                      </pic:spPr>
+                    </pic:pic>
+                  </a:graphicData>
+                </a:graphic>
+              </wp:anchor>
+            </w:drawing>
+          </mc:Choice>
+          <mc:Fallback>
+            <w:pict>
+              <v:shapetype id="_x0000_t75" coordsize="21600,21600" o:spt="75" o:preferrelative="t" path="m@4@5l@4@11@9@11@9@5xe" filled="f" stroked="f">
+                <v:stroke joinstyle="miter"/>
+                <v:formulas>
+                  <v:f eqn="if lineDrawn pixelLineWidth 0"/>
+                  <v:f eqn="sum @0 1 0"/>
+                  <v:f eqn="sum 0 0 @1"/>
+                  <v:f eqn="prod @2 1 2"/>
+                  <v:f eqn="prod @3 21600 pixelWidth"/>
+                  <v:f eqn="prod @3 21600 pixelHeight"/>
+                  <v:f eqn="sum @0 0 1"/>
+                  <v:f eqn="prod @6 1 2"/>
+                  <v:f eqn="prod @7 21600 pixelWidth"/>
+                  <v:f eqn="sum @8 21600 0"/>
+                  <v:f eqn="prod @7 21600 pixelHeight"/>
+                  <v:f eqn="sum @10 21600 0"/>
+                </v:formulas>
+                <v:path o:extrusionok="f" gradientshapeok="t" o:connecttype="rect"/>
+                <o:lock v:ext="edit" aspectratio="t"/>
+              </v:shapetype>
+              <v:shape id="_x0000_i20" o:spid="_x0000_s20" type="#_x0000_t75" style="position:absolute;z-index:-90112;o:allowoverlap:true;o:allowincell:true;mso-position-horizontal-relative:text;margin-left:434.97pt;mso-position-horizontal:absolute;mso-position-vertical-relative:text;margin-top:446.54pt;mso-position-vertical:absolute;width:104.88pt;height:119.06pt;mso-wrap-distance-left:9.07pt;mso-wrap-distance-top:0.00pt;mso-wrap-distance-right:9.07pt;mso-wrap-distance-bottom:0.00pt;rotation:0;z-index:1;" strokecolor="#000000" strokeweight="3.00pt">
+                <v:imagedata r:id="rId9" o:title=""/>
+                <o:lock v:ext="edit" rotation="t"/>
+              </v:shape>
+            </w:pict>
+          </mc:Fallback>
+        </mc:AlternateContent>
+      </w:r>
+      <w:r/>
+      <w:r>
+        <mc:AlternateContent>
+          <mc:Choice Requires="wpg">
+            <w:drawing>
+              <wp:anchor xmlns:wp="http://schemas.openxmlformats.org/drawingml/2006/wordprocessingDrawing" xmlns:wp14="http://schemas.microsoft.com/office/word/2010/wordprocessingDrawing" distT="0" distB="0" distL="115200" distR="115200" simplePos="0" relativeHeight="88064" behindDoc="1" locked="0" layoutInCell="1" allowOverlap="1">
+                <wp:simplePos x="0" y="0"/>
+                <wp:positionH relativeFrom="column">
+                  <wp:posOffset>1570125</wp:posOffset>
+                </wp:positionH>
+                <wp:positionV relativeFrom="paragraph">
+                  <wp:posOffset>3727917</wp:posOffset>
+                </wp:positionV>
+                <wp:extent cx="1332000" cy="1512000"/>
+                <wp:effectExtent l="19050" t="19050" r="19050" b="19050"/>
+                <wp:wrapNone/>
+                <wp:docPr id="22" name="Imagen 43"/>
+                <wp:cNvGraphicFramePr/>
+                <a:graphic xmlns:a="http://schemas.openxmlformats.org/drawingml/2006/main">
+                  <a:graphicData uri="http://schemas.openxmlformats.org/drawingml/2006/picture">
+                    <pic:pic xmlns:pic="http://schemas.openxmlformats.org/drawingml/2006/picture">
+                      <pic:nvPicPr>
+                        <pic:cNvPr id="30901488" name="carnet.jpg"/>
+                        <pic:cNvPicPr/>
+                        <pic:nvPr/>
+                      </pic:nvPicPr>
+                      <pic:blipFill rotWithShape="1">
+                        <a:blip r:embed="rId9"/>
+                        <a:stretch/>
+                      </pic:blipFill>
+                      <pic:spPr bwMode="auto">
+                        <a:xfrm rot="0" flipH="0" flipV="0">
+                          <a:off x="0" y="0"/>
+                          <a:ext cx="1332000" cy="1512000"/>
+                        </a:xfrm>
+                        <a:prstGeom prst="rect">
+                          <a:avLst/>
+                        </a:prstGeom>
+                        <a:ln w="38100" cap="flat" cmpd="sng" algn="ctr">
+                          <a:solidFill>
+                            <a:sysClr val="windowText" lastClr="000000"/>
+                          </a:solidFill>
+                          <a:prstDash val="solid"/>
+                          <a:round/>
+                          <a:headEnd type="none" w="med" len="med"/>
+                          <a:tailEnd type="none" w="med" len="med"/>
+                        </a:ln>
+                      </pic:spPr>
+                    </pic:pic>
+                  </a:graphicData>
+                </a:graphic>
+              </wp:anchor>
+            </w:drawing>
+          </mc:Choice>
+          <mc:Fallback>
+            <w:pict>
+              <v:shapetype id="_x0000_t75" coordsize="21600,21600" o:spt="75" o:preferrelative="t" path="m@4@5l@4@11@9@11@9@5xe" filled="f" stroked="f">
+                <v:stroke joinstyle="miter"/>
+                <v:formulas>
+                  <v:f eqn="if lineDrawn pixelLineWidth 0"/>
+                  <v:f eqn="sum @0 1 0"/>
+                  <v:f eqn="sum 0 0 @1"/>
+                  <v:f eqn="prod @2 1 2"/>
+                  <v:f eqn="prod @3 21600 pixelWidth"/>
+                  <v:f eqn="prod @3 21600 pixelHeight"/>
+                  <v:f eqn="sum @0 0 1"/>
+                  <v:f eqn="prod @6 1 2"/>
+                  <v:f eqn="prod @7 21600 pixelWidth"/>
+                  <v:f eqn="sum @8 21600 0"/>
+                  <v:f eqn="prod @7 21600 pixelHeight"/>
+                  <v:f eqn="sum @10 21600 0"/>
+                </v:formulas>
+                <v:path o:extrusionok="f" gradientshapeok="t" o:connecttype="rect"/>
+                <o:lock v:ext="edit" aspectratio="t"/>
+              </v:shapetype>
+              <v:shape id="_x0000_i21" o:spid="_x0000_s21" type="#_x0000_t75" style="position:absolute;z-index:-88064;o:allowoverlap:true;o:allowincell:true;mso-position-horizontal-relative:text;margin-left:123.63pt;mso-position-horizontal:absolute;mso-position-vertical-relative:text;margin-top:293.54pt;mso-position-vertical:absolute;width:104.88pt;height:119.06pt;mso-wrap-distance-left:9.07pt;mso-wrap-distance-top:0.00pt;mso-wrap-distance-right:9.07pt;mso-wrap-distance-bottom:0.00pt;rotation:0;z-index:1;" strokecolor="#000000" strokeweight="3.00pt">
+                <v:imagedata r:id="rId9" o:title=""/>
+                <o:lock v:ext="edit" rotation="t"/>
+              </v:shape>
+            </w:pict>
+          </mc:Fallback>
+        </mc:AlternateContent>
+      </w:r>
+      <w:r/>
+      <w:r>
+        <mc:AlternateContent>
+          <mc:Choice Requires="wpg">
+            <w:drawing>
+              <wp:anchor xmlns:wp="http://schemas.openxmlformats.org/drawingml/2006/wordprocessingDrawing" xmlns:wp14="http://schemas.microsoft.com/office/word/2010/wordprocessingDrawing" distT="0" distB="0" distL="115200" distR="115200" simplePos="0" relativeHeight="86016" behindDoc="1" locked="0" layoutInCell="1" allowOverlap="1">
+                <wp:simplePos x="0" y="0"/>
+                <wp:positionH relativeFrom="column">
+                  <wp:posOffset>238125</wp:posOffset>
+                </wp:positionH>
+                <wp:positionV relativeFrom="paragraph">
+                  <wp:posOffset>3727917</wp:posOffset>
+                </wp:positionV>
+                <wp:extent cx="1332000" cy="1512000"/>
+                <wp:effectExtent l="19050" t="19050" r="19050" b="19050"/>
+                <wp:wrapNone/>
+                <wp:docPr id="23" name="Imagen 43"/>
+                <wp:cNvGraphicFramePr/>
+                <a:graphic xmlns:a="http://schemas.openxmlformats.org/drawingml/2006/main">
+                  <a:graphicData uri="http://schemas.openxmlformats.org/drawingml/2006/picture">
+                    <pic:pic xmlns:pic="http://schemas.openxmlformats.org/drawingml/2006/picture">
+                      <pic:nvPicPr>
+                        <pic:cNvPr id="266642649" name="carnet.jpg"/>
+                        <pic:cNvPicPr/>
+                        <pic:nvPr/>
+                      </pic:nvPicPr>
+                      <pic:blipFill rotWithShape="1">
+                        <a:blip r:embed="rId9"/>
+                        <a:stretch/>
+                      </pic:blipFill>
+                      <pic:spPr bwMode="auto">
+                        <a:xfrm rot="0" flipH="0" flipV="0">
+                          <a:off x="0" y="0"/>
+                          <a:ext cx="1332000" cy="1512000"/>
+                        </a:xfrm>
+                        <a:prstGeom prst="rect">
+                          <a:avLst/>
+                        </a:prstGeom>
+                        <a:ln w="38100" cap="flat" cmpd="sng" algn="ctr">
+                          <a:solidFill>
+                            <a:sysClr val="windowText" lastClr="000000"/>
+                          </a:solidFill>
+                          <a:prstDash val="solid"/>
+                          <a:round/>
+                          <a:headEnd type="none" w="med" len="med"/>
+                          <a:tailEnd type="none" w="med" len="med"/>
+                        </a:ln>
+                      </pic:spPr>
+                    </pic:pic>
+                  </a:graphicData>
+                </a:graphic>
+              </wp:anchor>
+            </w:drawing>
+          </mc:Choice>
+          <mc:Fallback>
+            <w:pict>
+              <v:shapetype id="_x0000_t75" coordsize="21600,21600" o:spt="75" o:preferrelative="t" path="m@4@5l@4@11@9@11@9@5xe" filled="f" stroked="f">
+                <v:stroke joinstyle="miter"/>
+                <v:formulas>
+                  <v:f eqn="if lineDrawn pixelLineWidth 0"/>
+                  <v:f eqn="sum @0 1 0"/>
+                  <v:f eqn="sum 0 0 @1"/>
+                  <v:f eqn="prod @2 1 2"/>
+                  <v:f eqn="prod @3 21600 pixelWidth"/>
+                  <v:f eqn="prod @3 21600 pixelHeight"/>
+                  <v:f eqn="sum @0 0 1"/>
+                  <v:f eqn="prod @6 1 2"/>
+                  <v:f eqn="prod @7 21600 pixelWidth"/>
+                  <v:f eqn="sum @8 21600 0"/>
+                  <v:f eqn="prod @7 21600 pixelHeight"/>
+                  <v:f eqn="sum @10 21600 0"/>
+                </v:formulas>
+                <v:path o:extrusionok="f" gradientshapeok="t" o:connecttype="rect"/>
+                <o:lock v:ext="edit" aspectratio="t"/>
+              </v:shapetype>
+              <v:shape id="_x0000_i22" o:spid="_x0000_s22" type="#_x0000_t75" style="position:absolute;z-index:-86016;o:allowoverlap:true;o:allowincell:true;mso-position-horizontal-relative:text;margin-left:18.75pt;mso-position-horizontal:absolute;mso-position-vertical-relative:text;margin-top:293.54pt;mso-position-vertical:absolute;width:104.88pt;height:119.06pt;mso-wrap-distance-left:9.07pt;mso-wrap-distance-top:0.00pt;mso-wrap-distance-right:9.07pt;mso-wrap-distance-bottom:0.00pt;rotation:0;z-index:1;" strokecolor="#000000" strokeweight="3.00pt">
+                <v:imagedata r:id="rId9" o:title=""/>
+                <o:lock v:ext="edit" rotation="t"/>
+              </v:shape>
+            </w:pict>
+          </mc:Fallback>
+        </mc:AlternateContent>
+      </w:r>
+      <w:r/>
+      <w:r>
+        <mc:AlternateContent>
+          <mc:Choice Requires="wpg">
+            <w:drawing>
+              <wp:anchor xmlns:wp="http://schemas.openxmlformats.org/drawingml/2006/wordprocessingDrawing" xmlns:wp14="http://schemas.microsoft.com/office/word/2010/wordprocessingDrawing" distT="0" distB="0" distL="115200" distR="115200" simplePos="0" relativeHeight="83968" behindDoc="1" locked="0" layoutInCell="1" allowOverlap="1">
+                <wp:simplePos x="0" y="0"/>
+                <wp:positionH relativeFrom="column">
+                  <wp:posOffset>2902125</wp:posOffset>
+                </wp:positionH>
+                <wp:positionV relativeFrom="paragraph">
+                  <wp:posOffset>3727917</wp:posOffset>
+                </wp:positionV>
+                <wp:extent cx="1332000" cy="1512000"/>
+                <wp:effectExtent l="19050" t="19050" r="19050" b="19050"/>
+                <wp:wrapNone/>
+                <wp:docPr id="24" name="Imagen 43"/>
+                <wp:cNvGraphicFramePr/>
+                <a:graphic xmlns:a="http://schemas.openxmlformats.org/drawingml/2006/main">
+                  <a:graphicData uri="http://schemas.openxmlformats.org/drawingml/2006/picture">
+                    <pic:pic xmlns:pic="http://schemas.openxmlformats.org/drawingml/2006/picture">
+                      <pic:nvPicPr>
+                        <pic:cNvPr id="865117051" name="carnet.jpg"/>
+                        <pic:cNvPicPr/>
+                        <pic:nvPr/>
+                      </pic:nvPicPr>
+                      <pic:blipFill rotWithShape="1">
+                        <a:blip r:embed="rId9"/>
+                        <a:stretch/>
+                      </pic:blipFill>
+                      <pic:spPr bwMode="auto">
+                        <a:xfrm rot="0" flipH="0" flipV="0">
+                          <a:off x="0" y="0"/>
+                          <a:ext cx="1332000" cy="1512000"/>
+                        </a:xfrm>
+                        <a:prstGeom prst="rect">
+                          <a:avLst/>
+                        </a:prstGeom>
+                        <a:ln w="38100" cap="flat" cmpd="sng" algn="ctr">
+                          <a:solidFill>
+                            <a:sysClr val="windowText" lastClr="000000"/>
+                          </a:solidFill>
+                          <a:prstDash val="solid"/>
+                          <a:round/>
+                          <a:headEnd type="none" w="med" len="med"/>
+                          <a:tailEnd type="none" w="med" len="med"/>
+                        </a:ln>
+                      </pic:spPr>
+                    </pic:pic>
+                  </a:graphicData>
+                </a:graphic>
+              </wp:anchor>
+            </w:drawing>
+          </mc:Choice>
+          <mc:Fallback>
+            <w:pict>
+              <v:shapetype id="_x0000_t75" coordsize="21600,21600" o:spt="75" o:preferrelative="t" path="m@4@5l@4@11@9@11@9@5xe" filled="f" stroked="f">
+                <v:stroke joinstyle="miter"/>
+                <v:formulas>
+                  <v:f eqn="if lineDrawn pixelLineWidth 0"/>
+                  <v:f eqn="sum @0 1 0"/>
+                  <v:f eqn="sum 0 0 @1"/>
+                  <v:f eqn="prod @2 1 2"/>
+                  <v:f eqn="prod @3 21600 pixelWidth"/>
+                  <v:f eqn="prod @3 21600 pixelHeight"/>
+                  <v:f eqn="sum @0 0 1"/>
+                  <v:f eqn="prod @6 1 2"/>
+                  <v:f eqn="prod @7 21600 pixelWidth"/>
+                  <v:f eqn="sum @8 21600 0"/>
+                  <v:f eqn="prod @7 21600 pixelHeight"/>
+                  <v:f eqn="sum @10 21600 0"/>
+                </v:formulas>
+                <v:path o:extrusionok="f" gradientshapeok="t" o:connecttype="rect"/>
+                <o:lock v:ext="edit" aspectratio="t"/>
+              </v:shapetype>
+              <v:shape id="_x0000_i23" o:spid="_x0000_s23" type="#_x0000_t75" style="position:absolute;z-index:-83968;o:allowoverlap:true;o:allowincell:true;mso-position-horizontal-relative:text;margin-left:228.51pt;mso-position-horizontal:absolute;mso-position-vertical-relative:text;margin-top:293.54pt;mso-position-vertical:absolute;width:104.88pt;height:119.06pt;mso-wrap-distance-left:9.07pt;mso-wrap-distance-top:0.00pt;mso-wrap-distance-right:9.07pt;mso-wrap-distance-bottom:0.00pt;rotation:0;z-index:1;" strokecolor="#000000" strokeweight="3.00pt">
+                <v:imagedata r:id="rId9" o:title=""/>
+                <o:lock v:ext="edit" rotation="t"/>
+              </v:shape>
+            </w:pict>
+          </mc:Fallback>
+        </mc:AlternateContent>
+      </w:r>
+      <w:r/>
+      <w:r>
+        <mc:AlternateContent>
+          <mc:Choice Requires="wpg">
+            <w:drawing>
+              <wp:anchor xmlns:wp="http://schemas.openxmlformats.org/drawingml/2006/wordprocessingDrawing" xmlns:wp14="http://schemas.microsoft.com/office/word/2010/wordprocessingDrawing" distT="0" distB="0" distL="115200" distR="115200" simplePos="0" relativeHeight="81920" behindDoc="1" locked="0" layoutInCell="1" allowOverlap="1">
+                <wp:simplePos x="0" y="0"/>
+                <wp:positionH relativeFrom="column">
+                  <wp:posOffset>4234125</wp:posOffset>
+                </wp:positionH>
+                <wp:positionV relativeFrom="paragraph">
+                  <wp:posOffset>3727917</wp:posOffset>
+                </wp:positionV>
+                <wp:extent cx="1332000" cy="1512000"/>
+                <wp:effectExtent l="19050" t="19050" r="19050" b="19050"/>
+                <wp:wrapNone/>
+                <wp:docPr id="25" name="Imagen 43"/>
+                <wp:cNvGraphicFramePr/>
+                <a:graphic xmlns:a="http://schemas.openxmlformats.org/drawingml/2006/main">
+                  <a:graphicData uri="http://schemas.openxmlformats.org/drawingml/2006/picture">
+                    <pic:pic xmlns:pic="http://schemas.openxmlformats.org/drawingml/2006/picture">
+                      <pic:nvPicPr>
+                        <pic:cNvPr id="1414658287" name="carnet.jpg"/>
+                        <pic:cNvPicPr/>
+                        <pic:nvPr/>
+                      </pic:nvPicPr>
+                      <pic:blipFill rotWithShape="1">
+                        <a:blip r:embed="rId9"/>
+                        <a:stretch/>
+                      </pic:blipFill>
+                      <pic:spPr bwMode="auto">
+                        <a:xfrm rot="0" flipH="0" flipV="0">
+                          <a:off x="0" y="0"/>
+                          <a:ext cx="1332000" cy="1512000"/>
+                        </a:xfrm>
+                        <a:prstGeom prst="rect">
+                          <a:avLst/>
+                        </a:prstGeom>
+                        <a:ln w="38100" cap="flat" cmpd="sng" algn="ctr">
+                          <a:solidFill>
+                            <a:sysClr val="windowText" lastClr="000000"/>
+                          </a:solidFill>
+                          <a:prstDash val="solid"/>
+                          <a:round/>
+                          <a:headEnd type="none" w="med" len="med"/>
+                          <a:tailEnd type="none" w="med" len="med"/>
+                        </a:ln>
+                      </pic:spPr>
+                    </pic:pic>
+                  </a:graphicData>
+                </a:graphic>
+              </wp:anchor>
+            </w:drawing>
+          </mc:Choice>
+          <mc:Fallback>
+            <w:pict>
+              <v:shapetype id="_x0000_t75" coordsize="21600,21600" o:spt="75" o:preferrelative="t" path="m@4@5l@4@11@9@11@9@5xe" filled="f" stroked="f">
+                <v:stroke joinstyle="miter"/>
+                <v:formulas>
+                  <v:f eqn="if lineDrawn pixelLineWidth 0"/>
+                  <v:f eqn="sum @0 1 0"/>
+                  <v:f eqn="sum 0 0 @1"/>
+                  <v:f eqn="prod @2 1 2"/>
+                  <v:f eqn="prod @3 21600 pixelWidth"/>
+                  <v:f eqn="prod @3 21600 pixelHeight"/>
+                  <v:f eqn="sum @0 0 1"/>
+                  <v:f eqn="prod @6 1 2"/>
+                  <v:f eqn="prod @7 21600 pixelWidth"/>
+                  <v:f eqn="sum @8 21600 0"/>
+                  <v:f eqn="prod @7 21600 pixelHeight"/>
+                  <v:f eqn="sum @10 21600 0"/>
+                </v:formulas>
+                <v:path o:extrusionok="f" gradientshapeok="t" o:connecttype="rect"/>
+                <o:lock v:ext="edit" aspectratio="t"/>
+              </v:shapetype>
+              <v:shape id="_x0000_i24" o:spid="_x0000_s24" type="#_x0000_t75" style="position:absolute;z-index:-81920;o:allowoverlap:true;o:allowincell:true;mso-position-horizontal-relative:text;margin-left:333.40pt;mso-position-horizontal:absolute;mso-position-vertical-relative:text;margin-top:293.54pt;mso-position-vertical:absolute;width:104.88pt;height:119.06pt;mso-wrap-distance-left:9.07pt;mso-wrap-distance-top:0.00pt;mso-wrap-distance-right:9.07pt;mso-wrap-distance-bottom:0.00pt;rotation:0;z-index:1;" strokecolor="#000000" strokeweight="3.00pt">
+                <v:imagedata r:id="rId9" o:title=""/>
+                <o:lock v:ext="edit" rotation="t"/>
+              </v:shape>
+            </w:pict>
+          </mc:Fallback>
+        </mc:AlternateContent>
+      </w:r>
+      <w:r/>
+      <w:r>
+        <mc:AlternateContent>
+          <mc:Choice Requires="wpg">
+            <w:drawing>
+              <wp:anchor xmlns:wp="http://schemas.openxmlformats.org/drawingml/2006/wordprocessingDrawing" xmlns:wp14="http://schemas.microsoft.com/office/word/2010/wordprocessingDrawing" distT="0" distB="0" distL="115200" distR="115200" simplePos="0" relativeHeight="79872" behindDoc="1" locked="0" layoutInCell="1" allowOverlap="1">
+                <wp:simplePos x="0" y="0"/>
+                <wp:positionH relativeFrom="column">
+                  <wp:posOffset>5566125</wp:posOffset>
+                </wp:positionH>
+                <wp:positionV relativeFrom="paragraph">
+                  <wp:posOffset>3727917</wp:posOffset>
+                </wp:positionV>
+                <wp:extent cx="1332000" cy="1512000"/>
+                <wp:effectExtent l="19050" t="19050" r="19050" b="19050"/>
+                <wp:wrapNone/>
+                <wp:docPr id="26" name="Imagen 43"/>
+                <wp:cNvGraphicFramePr/>
+                <a:graphic xmlns:a="http://schemas.openxmlformats.org/drawingml/2006/main">
+                  <a:graphicData uri="http://schemas.openxmlformats.org/drawingml/2006/picture">
+                    <pic:pic xmlns:pic="http://schemas.openxmlformats.org/drawingml/2006/picture">
+                      <pic:nvPicPr>
+                        <pic:cNvPr id="1677858444" name="carnet.jpg"/>
+                        <pic:cNvPicPr/>
+                        <pic:nvPr/>
+                      </pic:nvPicPr>
+                      <pic:blipFill rotWithShape="1">
+                        <a:blip r:embed="rId9"/>
+                        <a:stretch/>
+                      </pic:blipFill>
+                      <pic:spPr bwMode="auto">
+                        <a:xfrm rot="0" flipH="0" flipV="0">
+                          <a:off x="0" y="0"/>
+                          <a:ext cx="1332000" cy="1512000"/>
+                        </a:xfrm>
+                        <a:prstGeom prst="rect">
+                          <a:avLst/>
+                        </a:prstGeom>
+                        <a:ln w="38100" cap="flat" cmpd="sng" algn="ctr">
+                          <a:solidFill>
+                            <a:sysClr val="windowText" lastClr="000000"/>
+                          </a:solidFill>
+                          <a:prstDash val="solid"/>
+                          <a:round/>
+                          <a:headEnd type="none" w="med" len="med"/>
+                          <a:tailEnd type="none" w="med" len="med"/>
+                        </a:ln>
+                      </pic:spPr>
+                    </pic:pic>
+                  </a:graphicData>
+                </a:graphic>
+              </wp:anchor>
+            </w:drawing>
+          </mc:Choice>
+          <mc:Fallback>
+            <w:pict>
+              <v:shapetype id="_x0000_t75" coordsize="21600,21600" o:spt="75" o:preferrelative="t" path="m@4@5l@4@11@9@11@9@5xe" filled="f" stroked="f">
+                <v:stroke joinstyle="miter"/>
+                <v:formulas>
+                  <v:f eqn="if lineDrawn pixelLineWidth 0"/>
+                  <v:f eqn="sum @0 1 0"/>
+                  <v:f eqn="sum 0 0 @1"/>
+                  <v:f eqn="prod @2 1 2"/>
+                  <v:f eqn="prod @3 21600 pixelWidth"/>
+                  <v:f eqn="prod @3 21600 pixelHeight"/>
+                  <v:f eqn="sum @0 0 1"/>
+                  <v:f eqn="prod @6 1 2"/>
+                  <v:f eqn="prod @7 21600 pixelWidth"/>
+                  <v:f eqn="sum @8 21600 0"/>
+                  <v:f eqn="prod @7 21600 pixelHeight"/>
+                  <v:f eqn="sum @10 21600 0"/>
+                </v:formulas>
+                <v:path o:extrusionok="f" gradientshapeok="t" o:connecttype="rect"/>
+                <o:lock v:ext="edit" aspectratio="t"/>
+              </v:shapetype>
+              <v:shape id="_x0000_i25" o:spid="_x0000_s25" type="#_x0000_t75" style="position:absolute;z-index:-79872;o:allowoverlap:true;o:allowincell:true;mso-position-horizontal-relative:text;margin-left:438.28pt;mso-position-horizontal:absolute;mso-position-vertical-relative:text;margin-top:293.54pt;mso-position-vertical:absolute;width:104.88pt;height:119.06pt;mso-wrap-distance-left:9.07pt;mso-wrap-distance-top:0.00pt;mso-wrap-distance-right:9.07pt;mso-wrap-distance-bottom:0.00pt;rotation:0;z-index:1;" strokecolor="#000000" strokeweight="3.00pt">
+                <v:imagedata r:id="rId9" o:title=""/>
+                <o:lock v:ext="edit" rotation="t"/>
+              </v:shape>
+            </w:pict>
+          </mc:Fallback>
+        </mc:AlternateContent>
+      </w:r>
+      <w:r/>
+      <w:r/>
+      <w:r/>
+      <w:r>
+        <mc:AlternateContent>
+          <mc:Choice Requires="wpg">
+            <w:drawing>
+              <wp:anchor xmlns:wp="http://schemas.openxmlformats.org/drawingml/2006/wordprocessingDrawing" xmlns:wp14="http://schemas.microsoft.com/office/word/2010/wordprocessingDrawing" distT="0" distB="0" distL="115200" distR="115200" simplePos="0" relativeHeight="75776" behindDoc="1" locked="0" layoutInCell="1" allowOverlap="1">
+                <wp:simplePos x="0" y="0"/>
+                <wp:positionH relativeFrom="column">
+                  <wp:posOffset>190500</wp:posOffset>
+                </wp:positionH>
+                <wp:positionV relativeFrom="paragraph">
+                  <wp:posOffset>1775292</wp:posOffset>
+                </wp:positionV>
+                <wp:extent cx="1332000" cy="1512000"/>
+                <wp:effectExtent l="19050" t="19050" r="19050" b="19050"/>
+                <wp:wrapNone/>
+                <wp:docPr id="27" name="Imagen 43"/>
+                <wp:cNvGraphicFramePr/>
+                <a:graphic xmlns:a="http://schemas.openxmlformats.org/drawingml/2006/main">
+                  <a:graphicData uri="http://schemas.openxmlformats.org/drawingml/2006/picture">
+                    <pic:pic xmlns:pic="http://schemas.openxmlformats.org/drawingml/2006/picture">
+                      <pic:nvPicPr>
+                        <pic:cNvPr id="1879767339" name="carnet.jpg"/>
+                        <pic:cNvPicPr/>
+                        <pic:nvPr/>
+                      </pic:nvPicPr>
+                      <pic:blipFill rotWithShape="1">
+                        <a:blip r:embed="rId9"/>
+                        <a:stretch/>
+                      </pic:blipFill>
+                      <pic:spPr bwMode="auto">
+                        <a:xfrm rot="0" flipH="0" flipV="0">
+                          <a:off x="0" y="0"/>
+                          <a:ext cx="1332000" cy="1512000"/>
+                        </a:xfrm>
+                        <a:prstGeom prst="rect">
+                          <a:avLst/>
+                        </a:prstGeom>
+                        <a:ln w="38100" cap="flat" cmpd="sng" algn="ctr">
+                          <a:solidFill>
+                            <a:sysClr val="windowText" lastClr="000000"/>
+                          </a:solidFill>
+                          <a:prstDash val="solid"/>
+                          <a:round/>
+                          <a:headEnd type="none" w="med" len="med"/>
+                          <a:tailEnd type="none" w="med" len="med"/>
+                        </a:ln>
+                      </pic:spPr>
+                    </pic:pic>
+                  </a:graphicData>
+                </a:graphic>
+              </wp:anchor>
+            </w:drawing>
+          </mc:Choice>
+          <mc:Fallback>
+            <w:pict>
+              <v:shapetype id="_x0000_t75" coordsize="21600,21600" o:spt="75" o:preferrelative="t" path="m@4@5l@4@11@9@11@9@5xe" filled="f" stroked="f">
+                <v:stroke joinstyle="miter"/>
+                <v:formulas>
+                  <v:f eqn="if lineDrawn pixelLineWidth 0"/>
+                  <v:f eqn="sum @0 1 0"/>
+                  <v:f eqn="sum 0 0 @1"/>
+                  <v:f eqn="prod @2 1 2"/>
+                  <v:f eqn="prod @3 21600 pixelWidth"/>
+                  <v:f eqn="prod @3 21600 pixelHeight"/>
+                  <v:f eqn="sum @0 0 1"/>
+                  <v:f eqn="prod @6 1 2"/>
+                  <v:f eqn="prod @7 21600 pixelWidth"/>
+                  <v:f eqn="sum @8 21600 0"/>
+                  <v:f eqn="prod @7 21600 pixelHeight"/>
+                  <v:f eqn="sum @10 21600 0"/>
+                </v:formulas>
+                <v:path o:extrusionok="f" gradientshapeok="t" o:connecttype="rect"/>
+                <o:lock v:ext="edit" aspectratio="t"/>
+              </v:shapetype>
+              <v:shape id="_x0000_i26" o:spid="_x0000_s26" type="#_x0000_t75" style="position:absolute;z-index:-75776;o:allowoverlap:true;o:allowincell:true;mso-position-horizontal-relative:text;margin-left:15.00pt;mso-position-horizontal:absolute;mso-position-vertical-relative:text;margin-top:139.79pt;mso-position-vertical:absolute;width:104.88pt;height:119.06pt;mso-wrap-distance-left:9.07pt;mso-wrap-distance-top:0.00pt;mso-wrap-distance-right:9.07pt;mso-wrap-distance-bottom:0.00pt;rotation:0;z-index:1;" strokecolor="#000000" strokeweight="3.00pt">
+                <v:imagedata r:id="rId9" o:title=""/>
+                <o:lock v:ext="edit" rotation="t"/>
+              </v:shape>
+            </w:pict>
+          </mc:Fallback>
+        </mc:AlternateContent>
+      </w:r>
+      <w:r/>
+      <w:r>
+        <mc:AlternateContent>
+          <mc:Choice Requires="wpg">
+            <w:drawing>
+              <wp:anchor xmlns:wp="http://schemas.openxmlformats.org/drawingml/2006/wordprocessingDrawing" xmlns:wp14="http://schemas.microsoft.com/office/word/2010/wordprocessingDrawing" distT="0" distB="0" distL="115200" distR="115200" simplePos="0" relativeHeight="73728" behindDoc="1" locked="0" layoutInCell="1" allowOverlap="1">
+                <wp:simplePos x="0" y="0"/>
+                <wp:positionH relativeFrom="column">
+                  <wp:posOffset>2854500</wp:posOffset>
+                </wp:positionH>
+                <wp:positionV relativeFrom="paragraph">
+                  <wp:posOffset>1775292</wp:posOffset>
+                </wp:positionV>
+                <wp:extent cx="1332000" cy="1512000"/>
+                <wp:effectExtent l="19050" t="19050" r="19050" b="19050"/>
+                <wp:wrapNone/>
+                <wp:docPr id="28" name="Imagen 43"/>
+                <wp:cNvGraphicFramePr/>
+                <a:graphic xmlns:a="http://schemas.openxmlformats.org/drawingml/2006/main">
+                  <a:graphicData uri="http://schemas.openxmlformats.org/drawingml/2006/picture">
+                    <pic:pic xmlns:pic="http://schemas.openxmlformats.org/drawingml/2006/picture">
+                      <pic:nvPicPr>
+                        <pic:cNvPr id="378639966" name="carnet.jpg"/>
+                        <pic:cNvPicPr/>
+                        <pic:nvPr/>
+                      </pic:nvPicPr>
+                      <pic:blipFill rotWithShape="1">
+                        <a:blip r:embed="rId9"/>
+                        <a:stretch/>
+                      </pic:blipFill>
+                      <pic:spPr bwMode="auto">
+                        <a:xfrm rot="0" flipH="0" flipV="0">
+                          <a:off x="0" y="0"/>
+                          <a:ext cx="1332000" cy="1512000"/>
+                        </a:xfrm>
+                        <a:prstGeom prst="rect">
+                          <a:avLst/>
+                        </a:prstGeom>
+                        <a:ln w="38100" cap="flat" cmpd="sng" algn="ctr">
+                          <a:solidFill>
+                            <a:sysClr val="windowText" lastClr="000000"/>
+                          </a:solidFill>
+                          <a:prstDash val="solid"/>
+                          <a:round/>
+                          <a:headEnd type="none" w="med" len="med"/>
+                          <a:tailEnd type="none" w="med" len="med"/>
+                        </a:ln>
+                      </pic:spPr>
+                    </pic:pic>
+                  </a:graphicData>
+                </a:graphic>
+              </wp:anchor>
+            </w:drawing>
+          </mc:Choice>
+          <mc:Fallback>
+            <w:pict>
+              <v:shapetype id="_x0000_t75" coordsize="21600,21600" o:spt="75" o:preferrelative="t" path="m@4@5l@4@11@9@11@9@5xe" filled="f" stroked="f">
+                <v:stroke joinstyle="miter"/>
+                <v:formulas>
+                  <v:f eqn="if lineDrawn pixelLineWidth 0"/>
+                  <v:f eqn="sum @0 1 0"/>
+                  <v:f eqn="sum 0 0 @1"/>
+                  <v:f eqn="prod @2 1 2"/>
+                  <v:f eqn="prod @3 21600 pixelWidth"/>
+                  <v:f eqn="prod @3 21600 pixelHeight"/>
+                  <v:f eqn="sum @0 0 1"/>
+                  <v:f eqn="prod @6 1 2"/>
+                  <v:f eqn="prod @7 21600 pixelWidth"/>
+                  <v:f eqn="sum @8 21600 0"/>
+                  <v:f eqn="prod @7 21600 pixelHeight"/>
+                  <v:f eqn="sum @10 21600 0"/>
+                </v:formulas>
+                <v:path o:extrusionok="f" gradientshapeok="t" o:connecttype="rect"/>
+                <o:lock v:ext="edit" aspectratio="t"/>
+              </v:shapetype>
+              <v:shape id="_x0000_i27" o:spid="_x0000_s27" type="#_x0000_t75" style="position:absolute;z-index:-73728;o:allowoverlap:true;o:allowincell:true;mso-position-horizontal-relative:text;margin-left:224.76pt;mso-position-horizontal:absolute;mso-position-vertical-relative:text;margin-top:139.79pt;mso-position-vertical:absolute;width:104.88pt;height:119.06pt;mso-wrap-distance-left:9.07pt;mso-wrap-distance-top:0.00pt;mso-wrap-distance-right:9.07pt;mso-wrap-distance-bottom:0.00pt;rotation:0;z-index:1;" strokecolor="#000000" strokeweight="3.00pt">
+                <v:imagedata r:id="rId9" o:title=""/>
+                <o:lock v:ext="edit" rotation="t"/>
+              </v:shape>
+            </w:pict>
+          </mc:Fallback>
+        </mc:AlternateContent>
+      </w:r>
+      <w:r/>
+      <w:r/>
+      <w:r/>
+      <w:r>
+        <mc:AlternateContent>
+          <mc:Choice Requires="wpg">
+            <w:drawing>
+              <wp:anchor xmlns:wp="http://schemas.openxmlformats.org/drawingml/2006/wordprocessingDrawing" xmlns:wp14="http://schemas.microsoft.com/office/word/2010/wordprocessingDrawing" distT="0" distB="0" distL="115200" distR="115200" simplePos="0" relativeHeight="69632" behindDoc="1" locked="0" layoutInCell="1" allowOverlap="1">
+                <wp:simplePos x="0" y="0"/>
+                <wp:positionH relativeFrom="column">
+                  <wp:posOffset>5518500</wp:posOffset>
+                </wp:positionH>
+                <wp:positionV relativeFrom="paragraph">
+                  <wp:posOffset>1775292</wp:posOffset>
+                </wp:positionV>
+                <wp:extent cx="1332000" cy="1512000"/>
+                <wp:effectExtent l="19050" t="19050" r="19050" b="19050"/>
+                <wp:wrapNone/>
+                <wp:docPr id="29" name="Imagen 43"/>
+                <wp:cNvGraphicFramePr/>
+                <a:graphic xmlns:a="http://schemas.openxmlformats.org/drawingml/2006/main">
+                  <a:graphicData uri="http://schemas.openxmlformats.org/drawingml/2006/picture">
+                    <pic:pic xmlns:pic="http://schemas.openxmlformats.org/drawingml/2006/picture">
+                      <pic:nvPicPr>
+                        <pic:cNvPr id="141143828" name="carnet.jpg"/>
+                        <pic:cNvPicPr/>
+                        <pic:nvPr/>
+                      </pic:nvPicPr>
+                      <pic:blipFill rotWithShape="1">
+                        <a:blip r:embed="rId9"/>
+                        <a:stretch/>
+                      </pic:blipFill>
+                      <pic:spPr bwMode="auto">
+                        <a:xfrm rot="0" flipH="0" flipV="0">
+                          <a:off x="0" y="0"/>
+                          <a:ext cx="1332000" cy="1512000"/>
+                        </a:xfrm>
+                        <a:prstGeom prst="rect">
+                          <a:avLst/>
+                        </a:prstGeom>
+                        <a:ln w="38100" cap="flat" cmpd="sng" algn="ctr">
+                          <a:solidFill>
+                            <a:sysClr val="windowText" lastClr="000000"/>
+                          </a:solidFill>
+                          <a:prstDash val="solid"/>
+                          <a:round/>
+                          <a:headEnd type="none" w="med" len="med"/>
+                          <a:tailEnd type="none" w="med" len="med"/>
+                        </a:ln>
+                      </pic:spPr>
+                    </pic:pic>
+                  </a:graphicData>
+                </a:graphic>
+              </wp:anchor>
+            </w:drawing>
+          </mc:Choice>
+          <mc:Fallback>
+            <w:pict>
+              <v:shapetype id="_x0000_t75" coordsize="21600,21600" o:spt="75" o:preferrelative="t" path="m@4@5l@4@11@9@11@9@5xe" filled="f" stroked="f">
+                <v:stroke joinstyle="miter"/>
+                <v:formulas>
+                  <v:f eqn="if lineDrawn pixelLineWidth 0"/>
+                  <v:f eqn="sum @0 1 0"/>
+                  <v:f eqn="sum 0 0 @1"/>
+                  <v:f eqn="prod @2 1 2"/>
+                  <v:f eqn="prod @3 21600 pixelWidth"/>
+                  <v:f eqn="prod @3 21600 pixelHeight"/>
+                  <v:f eqn="sum @0 0 1"/>
+                  <v:f eqn="prod @6 1 2"/>
+                  <v:f eqn="prod @7 21600 pixelWidth"/>
+                  <v:f eqn="sum @8 21600 0"/>
+                  <v:f eqn="prod @7 21600 pixelHeight"/>
+                  <v:f eqn="sum @10 21600 0"/>
+                </v:formulas>
+                <v:path o:extrusionok="f" gradientshapeok="t" o:connecttype="rect"/>
+                <o:lock v:ext="edit" aspectratio="t"/>
+              </v:shapetype>
+              <v:shape id="_x0000_i28" o:spid="_x0000_s28" type="#_x0000_t75" style="position:absolute;z-index:-69632;o:allowoverlap:true;o:allowincell:true;mso-position-horizontal-relative:text;margin-left:434.53pt;mso-position-horizontal:absolute;mso-position-vertical-relative:text;margin-top:139.79pt;mso-position-vertical:absolute;width:104.88pt;height:119.06pt;mso-wrap-distance-left:9.07pt;mso-wrap-distance-top:0.00pt;mso-wrap-distance-right:9.07pt;mso-wrap-distance-bottom:0.00pt;rotation:0;z-index:1;" strokecolor="#000000" strokeweight="3.00pt">
+                <v:imagedata r:id="rId9" o:title=""/>
+                <o:lock v:ext="edit" rotation="t"/>
+              </v:shape>
+            </w:pict>
+          </mc:Fallback>
+        </mc:AlternateContent>
       </w:r>
       <w:r/>
       <w:r/>
       <w:r/>
       <w:r/>
+      <w:r/>
+      <w:r>
+        <w:rPr>
+          <w:highlight w:val="none"/>
+        </w:rPr>
+      </w:r>
+      <w:r>
+        <w:rPr>
+          <w:rFonts w:ascii="Liberation Sans" w:hAnsi="Liberation Sans" w:eastAsia="Liberation Sans" w:cs="Liberation Sans"/>
+          <w:sz w:val="28"/>
+          <w:szCs w:val="28"/>
+        </w:rPr>
+      </w:r>
+      <w:r>
+        <w:rPr>
+          <w:rFonts w:ascii="Liberation Sans" w:hAnsi="Liberation Sans" w:eastAsia="Liberation Sans" w:cs="Liberation Sans"/>
+          <w:sz w:val="28"/>
+          <w:szCs w:val="28"/>
+          <w:highlight w:val="none"/>
+          <w:lang w:val="es-ES"/>
+        </w:rPr>
+        <w:t xml:space="preserve"> </w:t>
+      </w:r>
+      <w:r>
+        <w:rPr>
+          <w:rFonts w:ascii="Liberation Sans" w:hAnsi="Liberation Sans" w:eastAsia="Liberation Sans" w:cs="Liberation Sans"/>
+          <w:sz w:val="28"/>
+          <w:szCs w:val="28"/>
+        </w:rPr>
+      </w:r>
+      <w:r>
+        <w:rPr>
+          <w:rFonts w:ascii="Liberation Sans" w:hAnsi="Liberation Sans" w:eastAsia="Liberation Sans" w:cs="Liberation Sans"/>
+          <w:sz w:val="28"/>
+          <w:szCs w:val="28"/>
+        </w:rPr>
+      </w:r>
+      <w:r>
+        <w:rPr>
+          <w:highlight w:val="none"/>
+        </w:rPr>
+      </w:r>
+      <w:r/>
+      <w:r>
+        <w:rPr>
+          <w:highlight w:val="none"/>
+          <w:lang w:val="es-ES"/>
+        </w:rPr>
+      </w:r>
     </w:p>
     <w:sectPr>
+      <w:headerReference w:type="default" r:id="rId8"/>
       <w:footnotePr/>
       <w:endnotePr/>
       <w:type w:val="nextPage"/>
@@ -2095,7 +2618,6 @@
         <w:ind/>
         <w:rPr/>
       </w:pPr>
-      <w:r/>
       <w:r>
         <w:separator/>
       </w:r>
@@ -2110,7 +2632,6 @@
         <w:ind/>
         <w:rPr/>
       </w:pPr>
-      <w:r/>
       <w:r>
         <w:continuationSeparator/>
       </w:r>
@@ -2130,7 +2651,6 @@
         <w:ind/>
         <w:rPr/>
       </w:pPr>
-      <w:r/>
       <w:r>
         <w:separator/>
       </w:r>
@@ -2145,7 +2665,6 @@
         <w:ind/>
         <w:rPr/>
       </w:pPr>
-      <w:r/>
       <w:r>
         <w:continuationSeparator/>
       </w:r>
@@ -2153,6 +2672,22 @@
     </w:p>
   </w:footnote>
 </w:footnotes>
+</file>
+
+<file path=word/header1.xml><?xml version="1.0" encoding="utf-8"?>
+<w:hdr xmlns:wpc="http://schemas.microsoft.com/office/word/2010/wordprocessingCanvas" xmlns:mc="http://schemas.openxmlformats.org/markup-compatibility/2006" xmlns:o="urn:schemas-microsoft-com:office:office" xmlns:r="http://schemas.openxmlformats.org/officeDocument/2006/relationships" xmlns:m="http://schemas.openxmlformats.org/officeDocument/2006/math" xmlns:v="urn:schemas-microsoft-com:vml" xmlns:wp14="http://schemas.microsoft.com/office/word/2010/wordprocessingDrawing" xmlns:wp="http://schemas.openxmlformats.org/drawingml/2006/wordprocessingDrawing" xmlns:w10="urn:schemas-microsoft-com:office:word" xmlns:w="http://schemas.openxmlformats.org/wordprocessingml/2006/main" xmlns:w14="http://schemas.microsoft.com/office/word/2010/wordml" xmlns:w15="http://schemas.microsoft.com/office/word/2012/wordml" xmlns:wpg="http://schemas.microsoft.com/office/word/2010/wordprocessingGroup" xmlns:wpi="http://schemas.microsoft.com/office/word/2010/wordprocessingInk" xmlns:wne="http://schemas.microsoft.com/office/word/2006/wordml" xmlns:a="http://schemas.openxmlformats.org/drawingml/2006/main" xmlns:wps="http://schemas.microsoft.com/office/word/2010/wordprocessingShape" mc:Ignorable="w14 w15 wp14">
+  <w:p>
+    <w:pPr>
+      <w:pStyle w:val="862"/>
+      <w:pBdr/>
+      <w:spacing/>
+      <w:ind/>
+      <w:rPr/>
+    </w:pPr>
+    <w:r/>
+    <w:r/>
+  </w:p>
+</w:hdr>
 </file>
 
 <file path=word/styles.xml><?xml version="1.0" encoding="utf-8"?>
@@ -2313,9 +2848,9 @@
     <w:lsdException w:name="Bibliography" w:uiPriority="37"/>
     <w:lsdException w:name="TOC Heading" w:uiPriority="39" w:qFormat="1"/>
   </w:latentStyles>
-  <w:style w:type="table" w:styleId="12">
+  <w:style w:type="table" w:styleId="701">
     <w:name w:val="Table Grid"/>
-    <w:basedOn w:val="666"/>
+    <w:basedOn w:val="889"/>
     <w:uiPriority w:val="59"/>
     <w:pPr>
       <w:pBdr/>
@@ -2512,9 +3047,9 @@
       </w:tcPr>
     </w:tblStylePr>
   </w:style>
-  <w:style w:type="table" w:styleId="13">
+  <w:style w:type="table" w:styleId="702">
     <w:name w:val="Table Grid Light"/>
-    <w:basedOn w:val="666"/>
+    <w:basedOn w:val="889"/>
     <w:uiPriority w:val="59"/>
     <w:pPr>
       <w:pBdr/>
@@ -2711,9 +3246,9 @@
       </w:tcPr>
     </w:tblStylePr>
   </w:style>
-  <w:style w:type="table" w:styleId="14">
+  <w:style w:type="table" w:styleId="703">
     <w:name w:val="Plain Table 1"/>
-    <w:basedOn w:val="666"/>
+    <w:basedOn w:val="889"/>
     <w:uiPriority w:val="59"/>
     <w:pPr>
       <w:pBdr/>
@@ -2936,9 +3471,9 @@
       </w:tcPr>
     </w:tblStylePr>
   </w:style>
-  <w:style w:type="table" w:styleId="15">
+  <w:style w:type="table" w:styleId="704">
     <w:name w:val="Plain Table 2"/>
-    <w:basedOn w:val="666"/>
+    <w:basedOn w:val="889"/>
     <w:uiPriority w:val="59"/>
     <w:pPr>
       <w:pBdr/>
@@ -3169,9 +3704,9 @@
       </w:tcPr>
     </w:tblStylePr>
   </w:style>
-  <w:style w:type="table" w:styleId="16">
+  <w:style w:type="table" w:styleId="705">
     <w:name w:val="Plain Table 3"/>
-    <w:basedOn w:val="666"/>
+    <w:basedOn w:val="889"/>
     <w:uiPriority w:val="99"/>
     <w:pPr>
       <w:pBdr/>
@@ -3399,9 +3934,9 @@
       </w:tcPr>
     </w:tblStylePr>
   </w:style>
-  <w:style w:type="table" w:styleId="17">
+  <w:style w:type="table" w:styleId="706">
     <w:name w:val="Plain Table 4"/>
-    <w:basedOn w:val="666"/>
+    <w:basedOn w:val="889"/>
     <w:uiPriority w:val="99"/>
     <w:pPr>
       <w:pBdr/>
@@ -3615,9 +4150,9 @@
       </w:tcPr>
     </w:tblStylePr>
   </w:style>
-  <w:style w:type="table" w:styleId="18">
+  <w:style w:type="table" w:styleId="707">
     <w:name w:val="Plain Table 5"/>
-    <w:basedOn w:val="666"/>
+    <w:basedOn w:val="889"/>
     <w:uiPriority w:val="99"/>
     <w:pPr>
       <w:pBdr/>
@@ -3848,9 +4383,9 @@
       </w:tcPr>
     </w:tblStylePr>
   </w:style>
-  <w:style w:type="table" w:styleId="19">
+  <w:style w:type="table" w:styleId="708">
     <w:name w:val="Grid Table 1 Light"/>
-    <w:basedOn w:val="666"/>
+    <w:basedOn w:val="889"/>
     <w:uiPriority w:val="99"/>
     <w:pPr>
       <w:pBdr/>
@@ -4071,9 +4606,9 @@
       </w:tcPr>
     </w:tblStylePr>
   </w:style>
-  <w:style w:type="table" w:styleId="20">
+  <w:style w:type="table" w:styleId="709">
     <w:name w:val="Grid Table 1 Light - Accent 1"/>
-    <w:basedOn w:val="666"/>
+    <w:basedOn w:val="889"/>
     <w:uiPriority w:val="99"/>
     <w:pPr>
       <w:pBdr/>
@@ -4294,9 +4829,9 @@
       </w:tcPr>
     </w:tblStylePr>
   </w:style>
-  <w:style w:type="table" w:styleId="21">
+  <w:style w:type="table" w:styleId="710">
     <w:name w:val="Grid Table 1 Light - Accent 2"/>
-    <w:basedOn w:val="666"/>
+    <w:basedOn w:val="889"/>
     <w:uiPriority w:val="99"/>
     <w:pPr>
       <w:pBdr/>
@@ -4517,9 +5052,9 @@
       </w:tcPr>
     </w:tblStylePr>
   </w:style>
-  <w:style w:type="table" w:styleId="22">
+  <w:style w:type="table" w:styleId="711">
     <w:name w:val="Grid Table 1 Light - Accent 3"/>
-    <w:basedOn w:val="666"/>
+    <w:basedOn w:val="889"/>
     <w:uiPriority w:val="99"/>
     <w:pPr>
       <w:pBdr/>
@@ -4740,9 +5275,9 @@
       </w:tcPr>
     </w:tblStylePr>
   </w:style>
-  <w:style w:type="table" w:styleId="23">
+  <w:style w:type="table" w:styleId="712">
     <w:name w:val="Grid Table 1 Light - Accent 4"/>
-    <w:basedOn w:val="666"/>
+    <w:basedOn w:val="889"/>
     <w:uiPriority w:val="99"/>
     <w:pPr>
       <w:pBdr/>
@@ -4963,9 +5498,9 @@
       </w:tcPr>
     </w:tblStylePr>
   </w:style>
-  <w:style w:type="table" w:styleId="24">
+  <w:style w:type="table" w:styleId="713">
     <w:name w:val="Grid Table 1 Light - Accent 5"/>
-    <w:basedOn w:val="666"/>
+    <w:basedOn w:val="889"/>
     <w:uiPriority w:val="99"/>
     <w:pPr>
       <w:pBdr/>
@@ -5186,9 +5721,9 @@
       </w:tcPr>
     </w:tblStylePr>
   </w:style>
-  <w:style w:type="table" w:styleId="25">
+  <w:style w:type="table" w:styleId="714">
     <w:name w:val="Grid Table 1 Light - Accent 6"/>
-    <w:basedOn w:val="666"/>
+    <w:basedOn w:val="889"/>
     <w:uiPriority w:val="99"/>
     <w:pPr>
       <w:pBdr/>
@@ -5409,9 +5944,9 @@
       </w:tcPr>
     </w:tblStylePr>
   </w:style>
-  <w:style w:type="table" w:styleId="26">
+  <w:style w:type="table" w:styleId="715">
     <w:name w:val="Grid Table 2"/>
-    <w:basedOn w:val="666"/>
+    <w:basedOn w:val="889"/>
     <w:uiPriority w:val="99"/>
     <w:pPr>
       <w:pBdr/>
@@ -5641,9 +6176,9 @@
       </w:tcPr>
     </w:tblStylePr>
   </w:style>
-  <w:style w:type="table" w:styleId="27">
+  <w:style w:type="table" w:styleId="716">
     <w:name w:val="Grid Table 2 - Accent 1"/>
-    <w:basedOn w:val="666"/>
+    <w:basedOn w:val="889"/>
     <w:uiPriority w:val="99"/>
     <w:pPr>
       <w:pBdr/>
@@ -5873,9 +6408,9 @@
       </w:tcPr>
     </w:tblStylePr>
   </w:style>
-  <w:style w:type="table" w:styleId="28">
+  <w:style w:type="table" w:styleId="717">
     <w:name w:val="Grid Table 2 - Accent 2"/>
-    <w:basedOn w:val="666"/>
+    <w:basedOn w:val="889"/>
     <w:uiPriority w:val="99"/>
     <w:pPr>
       <w:pBdr/>
@@ -6105,9 +6640,9 @@
       </w:tcPr>
     </w:tblStylePr>
   </w:style>
-  <w:style w:type="table" w:styleId="29">
+  <w:style w:type="table" w:styleId="718">
     <w:name w:val="Grid Table 2 - Accent 3"/>
-    <w:basedOn w:val="666"/>
+    <w:basedOn w:val="889"/>
     <w:uiPriority w:val="99"/>
     <w:pPr>
       <w:pBdr/>
@@ -6337,9 +6872,9 @@
       </w:tcPr>
     </w:tblStylePr>
   </w:style>
-  <w:style w:type="table" w:styleId="30">
+  <w:style w:type="table" w:styleId="719">
     <w:name w:val="Grid Table 2 - Accent 4"/>
-    <w:basedOn w:val="666"/>
+    <w:basedOn w:val="889"/>
     <w:uiPriority w:val="99"/>
     <w:pPr>
       <w:pBdr/>
@@ -6569,9 +7104,9 @@
       </w:tcPr>
     </w:tblStylePr>
   </w:style>
-  <w:style w:type="table" w:styleId="31">
+  <w:style w:type="table" w:styleId="720">
     <w:name w:val="Grid Table 2 - Accent 5"/>
-    <w:basedOn w:val="666"/>
+    <w:basedOn w:val="889"/>
     <w:uiPriority w:val="99"/>
     <w:pPr>
       <w:pBdr/>
@@ -6801,9 +7336,9 @@
       </w:tcPr>
     </w:tblStylePr>
   </w:style>
-  <w:style w:type="table" w:styleId="32">
+  <w:style w:type="table" w:styleId="721">
     <w:name w:val="Grid Table 2 - Accent 6"/>
-    <w:basedOn w:val="666"/>
+    <w:basedOn w:val="889"/>
     <w:uiPriority w:val="99"/>
     <w:pPr>
       <w:pBdr/>
@@ -7033,9 +7568,9 @@
       </w:tcPr>
     </w:tblStylePr>
   </w:style>
-  <w:style w:type="table" w:styleId="33">
+  <w:style w:type="table" w:styleId="722">
     <w:name w:val="Grid Table 3"/>
-    <w:basedOn w:val="666"/>
+    <w:basedOn w:val="889"/>
     <w:uiPriority w:val="99"/>
     <w:pPr>
       <w:pBdr/>
@@ -7134,29 +7669,6 @@
         <w:tblBorders/>
       </w:tblPr>
       <w:tcPr>
-        <w:shd w:color="ffffff"/>
-        <w:tcBorders>
-          <w:top w:val="none" w:color="000000" w:sz="4" w:space="0"/>
-          <w:left w:val="none" w:color="000000" w:sz="4" w:space="0"/>
-          <w:bottom w:val="none" w:color="000000" w:sz="4" w:space="0"/>
-          <w:right w:val="none" w:color="000000" w:sz="4" w:space="0"/>
-        </w:tcBorders>
-      </w:tcPr>
-    </w:tblStylePr>
-    <w:tblStylePr w:type="firstRow">
-      <w:rPr>
-        <w:b/>
-        <w:color w:val="404040"/>
-      </w:rPr>
-      <w:pPr>
-        <w:pBdr/>
-        <w:spacing/>
-        <w:ind/>
-      </w:pPr>
-      <w:tblPr>
-        <w:tblBorders/>
-      </w:tblPr>
-      <w:tcPr>
         <w:shd w:val="clear" w:color="ffffff"/>
         <w:tcBorders>
           <w:top w:val="none" w:color="000000" w:sz="4" w:space="0"/>
@@ -7166,30 +7678,7 @@
         </w:tcBorders>
       </w:tcPr>
     </w:tblStylePr>
-    <w:tblStylePr w:type="lastCol">
-      <w:rPr>
-        <w:i/>
-        <w:color w:val="404040"/>
-      </w:rPr>
-      <w:pPr>
-        <w:pBdr/>
-        <w:spacing/>
-        <w:ind/>
-      </w:pPr>
-      <w:tblPr>
-        <w:tblBorders/>
-      </w:tblPr>
-      <w:tcPr>
-        <w:shd w:color="ffffff"/>
-        <w:tcBorders>
-          <w:top w:val="none" w:color="000000" w:sz="4" w:space="0"/>
-          <w:left w:val="none" w:color="000000" w:sz="4" w:space="0"/>
-          <w:bottom w:val="none" w:color="000000" w:sz="4" w:space="0"/>
-          <w:right w:val="none" w:color="000000" w:sz="4" w:space="0"/>
-        </w:tcBorders>
-      </w:tcPr>
-    </w:tblStylePr>
-    <w:tblStylePr w:type="lastRow">
+    <w:tblStylePr w:type="firstRow">
       <w:rPr>
         <w:b/>
         <w:color w:val="404040"/>
@@ -7212,6 +7701,52 @@
         </w:tcBorders>
       </w:tcPr>
     </w:tblStylePr>
+    <w:tblStylePr w:type="lastCol">
+      <w:rPr>
+        <w:i/>
+        <w:color w:val="404040"/>
+      </w:rPr>
+      <w:pPr>
+        <w:pBdr/>
+        <w:spacing/>
+        <w:ind/>
+      </w:pPr>
+      <w:tblPr>
+        <w:tblBorders/>
+      </w:tblPr>
+      <w:tcPr>
+        <w:shd w:val="clear" w:color="ffffff"/>
+        <w:tcBorders>
+          <w:top w:val="none" w:color="000000" w:sz="4" w:space="0"/>
+          <w:left w:val="none" w:color="000000" w:sz="4" w:space="0"/>
+          <w:bottom w:val="none" w:color="000000" w:sz="4" w:space="0"/>
+          <w:right w:val="none" w:color="000000" w:sz="4" w:space="0"/>
+        </w:tcBorders>
+      </w:tcPr>
+    </w:tblStylePr>
+    <w:tblStylePr w:type="lastRow">
+      <w:rPr>
+        <w:b/>
+        <w:color w:val="404040"/>
+      </w:rPr>
+      <w:pPr>
+        <w:pBdr/>
+        <w:spacing/>
+        <w:ind/>
+      </w:pPr>
+      <w:tblPr>
+        <w:tblBorders/>
+      </w:tblPr>
+      <w:tcPr>
+        <w:shd w:val="clear" w:color="ffffff"/>
+        <w:tcBorders>
+          <w:top w:val="none" w:color="000000" w:sz="4" w:space="0"/>
+          <w:left w:val="none" w:color="000000" w:sz="4" w:space="0"/>
+          <w:bottom w:val="none" w:color="000000" w:sz="4" w:space="0"/>
+          <w:right w:val="none" w:color="000000" w:sz="4" w:space="0"/>
+        </w:tcBorders>
+      </w:tcPr>
+    </w:tblStylePr>
     <w:tblStylePr w:type="nwCell">
       <w:pPr>
         <w:pBdr/>
@@ -7278,9 +7813,9 @@
       </w:tcPr>
     </w:tblStylePr>
   </w:style>
-  <w:style w:type="table" w:styleId="34">
+  <w:style w:type="table" w:styleId="723">
     <w:name w:val="Grid Table 3 - Accent 1"/>
-    <w:basedOn w:val="666"/>
+    <w:basedOn w:val="889"/>
     <w:uiPriority w:val="99"/>
     <w:pPr>
       <w:pBdr/>
@@ -7379,29 +7914,6 @@
         <w:tblBorders/>
       </w:tblPr>
       <w:tcPr>
-        <w:shd w:color="ffffff"/>
-        <w:tcBorders>
-          <w:top w:val="none" w:color="000000" w:sz="4" w:space="0"/>
-          <w:left w:val="none" w:color="000000" w:sz="4" w:space="0"/>
-          <w:bottom w:val="none" w:color="000000" w:sz="4" w:space="0"/>
-          <w:right w:val="none" w:color="000000" w:sz="4" w:space="0"/>
-        </w:tcBorders>
-      </w:tcPr>
-    </w:tblStylePr>
-    <w:tblStylePr w:type="firstRow">
-      <w:rPr>
-        <w:b/>
-        <w:color w:val="404040"/>
-      </w:rPr>
-      <w:pPr>
-        <w:pBdr/>
-        <w:spacing/>
-        <w:ind/>
-      </w:pPr>
-      <w:tblPr>
-        <w:tblBorders/>
-      </w:tblPr>
-      <w:tcPr>
         <w:shd w:val="clear" w:color="ffffff"/>
         <w:tcBorders>
           <w:top w:val="none" w:color="000000" w:sz="4" w:space="0"/>
@@ -7411,30 +7923,7 @@
         </w:tcBorders>
       </w:tcPr>
     </w:tblStylePr>
-    <w:tblStylePr w:type="lastCol">
-      <w:rPr>
-        <w:i/>
-        <w:color w:val="404040"/>
-      </w:rPr>
-      <w:pPr>
-        <w:pBdr/>
-        <w:spacing/>
-        <w:ind/>
-      </w:pPr>
-      <w:tblPr>
-        <w:tblBorders/>
-      </w:tblPr>
-      <w:tcPr>
-        <w:shd w:color="ffffff"/>
-        <w:tcBorders>
-          <w:top w:val="none" w:color="000000" w:sz="4" w:space="0"/>
-          <w:left w:val="none" w:color="000000" w:sz="4" w:space="0"/>
-          <w:bottom w:val="none" w:color="000000" w:sz="4" w:space="0"/>
-          <w:right w:val="none" w:color="000000" w:sz="4" w:space="0"/>
-        </w:tcBorders>
-      </w:tcPr>
-    </w:tblStylePr>
-    <w:tblStylePr w:type="lastRow">
+    <w:tblStylePr w:type="firstRow">
       <w:rPr>
         <w:b/>
         <w:color w:val="404040"/>
@@ -7457,6 +7946,52 @@
         </w:tcBorders>
       </w:tcPr>
     </w:tblStylePr>
+    <w:tblStylePr w:type="lastCol">
+      <w:rPr>
+        <w:i/>
+        <w:color w:val="404040"/>
+      </w:rPr>
+      <w:pPr>
+        <w:pBdr/>
+        <w:spacing/>
+        <w:ind/>
+      </w:pPr>
+      <w:tblPr>
+        <w:tblBorders/>
+      </w:tblPr>
+      <w:tcPr>
+        <w:shd w:val="clear" w:color="ffffff"/>
+        <w:tcBorders>
+          <w:top w:val="none" w:color="000000" w:sz="4" w:space="0"/>
+          <w:left w:val="none" w:color="000000" w:sz="4" w:space="0"/>
+          <w:bottom w:val="none" w:color="000000" w:sz="4" w:space="0"/>
+          <w:right w:val="none" w:color="000000" w:sz="4" w:space="0"/>
+        </w:tcBorders>
+      </w:tcPr>
+    </w:tblStylePr>
+    <w:tblStylePr w:type="lastRow">
+      <w:rPr>
+        <w:b/>
+        <w:color w:val="404040"/>
+      </w:rPr>
+      <w:pPr>
+        <w:pBdr/>
+        <w:spacing/>
+        <w:ind/>
+      </w:pPr>
+      <w:tblPr>
+        <w:tblBorders/>
+      </w:tblPr>
+      <w:tcPr>
+        <w:shd w:val="clear" w:color="ffffff"/>
+        <w:tcBorders>
+          <w:top w:val="none" w:color="000000" w:sz="4" w:space="0"/>
+          <w:left w:val="none" w:color="000000" w:sz="4" w:space="0"/>
+          <w:bottom w:val="none" w:color="000000" w:sz="4" w:space="0"/>
+          <w:right w:val="none" w:color="000000" w:sz="4" w:space="0"/>
+        </w:tcBorders>
+      </w:tcPr>
+    </w:tblStylePr>
     <w:tblStylePr w:type="nwCell">
       <w:pPr>
         <w:pBdr/>
@@ -7523,9 +8058,9 @@
       </w:tcPr>
     </w:tblStylePr>
   </w:style>
-  <w:style w:type="table" w:styleId="35">
+  <w:style w:type="table" w:styleId="724">
     <w:name w:val="Grid Table 3 - Accent 2"/>
-    <w:basedOn w:val="666"/>
+    <w:basedOn w:val="889"/>
     <w:uiPriority w:val="99"/>
     <w:pPr>
       <w:pBdr/>
@@ -7624,29 +8159,6 @@
         <w:tblBorders/>
       </w:tblPr>
       <w:tcPr>
-        <w:shd w:color="ffffff"/>
-        <w:tcBorders>
-          <w:top w:val="none" w:color="000000" w:sz="4" w:space="0"/>
-          <w:left w:val="none" w:color="000000" w:sz="4" w:space="0"/>
-          <w:bottom w:val="none" w:color="000000" w:sz="4" w:space="0"/>
-          <w:right w:val="none" w:color="000000" w:sz="4" w:space="0"/>
-        </w:tcBorders>
-      </w:tcPr>
-    </w:tblStylePr>
-    <w:tblStylePr w:type="firstRow">
-      <w:rPr>
-        <w:b/>
-        <w:color w:val="404040"/>
-      </w:rPr>
-      <w:pPr>
-        <w:pBdr/>
-        <w:spacing/>
-        <w:ind/>
-      </w:pPr>
-      <w:tblPr>
-        <w:tblBorders/>
-      </w:tblPr>
-      <w:tcPr>
         <w:shd w:val="clear" w:color="ffffff"/>
         <w:tcBorders>
           <w:top w:val="none" w:color="000000" w:sz="4" w:space="0"/>
@@ -7656,30 +8168,7 @@
         </w:tcBorders>
       </w:tcPr>
     </w:tblStylePr>
-    <w:tblStylePr w:type="lastCol">
-      <w:rPr>
-        <w:i/>
-        <w:color w:val="404040"/>
-      </w:rPr>
-      <w:pPr>
-        <w:pBdr/>
-        <w:spacing/>
-        <w:ind/>
-      </w:pPr>
-      <w:tblPr>
-        <w:tblBorders/>
-      </w:tblPr>
-      <w:tcPr>
-        <w:shd w:color="ffffff"/>
-        <w:tcBorders>
-          <w:top w:val="none" w:color="000000" w:sz="4" w:space="0"/>
-          <w:left w:val="none" w:color="000000" w:sz="4" w:space="0"/>
-          <w:bottom w:val="none" w:color="000000" w:sz="4" w:space="0"/>
-          <w:right w:val="none" w:color="000000" w:sz="4" w:space="0"/>
-        </w:tcBorders>
-      </w:tcPr>
-    </w:tblStylePr>
-    <w:tblStylePr w:type="lastRow">
+    <w:tblStylePr w:type="firstRow">
       <w:rPr>
         <w:b/>
         <w:color w:val="404040"/>
@@ -7702,6 +8191,52 @@
         </w:tcBorders>
       </w:tcPr>
     </w:tblStylePr>
+    <w:tblStylePr w:type="lastCol">
+      <w:rPr>
+        <w:i/>
+        <w:color w:val="404040"/>
+      </w:rPr>
+      <w:pPr>
+        <w:pBdr/>
+        <w:spacing/>
+        <w:ind/>
+      </w:pPr>
+      <w:tblPr>
+        <w:tblBorders/>
+      </w:tblPr>
+      <w:tcPr>
+        <w:shd w:val="clear" w:color="ffffff"/>
+        <w:tcBorders>
+          <w:top w:val="none" w:color="000000" w:sz="4" w:space="0"/>
+          <w:left w:val="none" w:color="000000" w:sz="4" w:space="0"/>
+          <w:bottom w:val="none" w:color="000000" w:sz="4" w:space="0"/>
+          <w:right w:val="none" w:color="000000" w:sz="4" w:space="0"/>
+        </w:tcBorders>
+      </w:tcPr>
+    </w:tblStylePr>
+    <w:tblStylePr w:type="lastRow">
+      <w:rPr>
+        <w:b/>
+        <w:color w:val="404040"/>
+      </w:rPr>
+      <w:pPr>
+        <w:pBdr/>
+        <w:spacing/>
+        <w:ind/>
+      </w:pPr>
+      <w:tblPr>
+        <w:tblBorders/>
+      </w:tblPr>
+      <w:tcPr>
+        <w:shd w:val="clear" w:color="ffffff"/>
+        <w:tcBorders>
+          <w:top w:val="none" w:color="000000" w:sz="4" w:space="0"/>
+          <w:left w:val="none" w:color="000000" w:sz="4" w:space="0"/>
+          <w:bottom w:val="none" w:color="000000" w:sz="4" w:space="0"/>
+          <w:right w:val="none" w:color="000000" w:sz="4" w:space="0"/>
+        </w:tcBorders>
+      </w:tcPr>
+    </w:tblStylePr>
     <w:tblStylePr w:type="nwCell">
       <w:pPr>
         <w:pBdr/>
@@ -7768,9 +8303,9 @@
       </w:tcPr>
     </w:tblStylePr>
   </w:style>
-  <w:style w:type="table" w:styleId="36">
+  <w:style w:type="table" w:styleId="725">
     <w:name w:val="Grid Table 3 - Accent 3"/>
-    <w:basedOn w:val="666"/>
+    <w:basedOn w:val="889"/>
     <w:uiPriority w:val="99"/>
     <w:pPr>
       <w:pBdr/>
@@ -7869,29 +8404,6 @@
         <w:tblBorders/>
       </w:tblPr>
       <w:tcPr>
-        <w:shd w:color="ffffff"/>
-        <w:tcBorders>
-          <w:top w:val="none" w:color="000000" w:sz="4" w:space="0"/>
-          <w:left w:val="none" w:color="000000" w:sz="4" w:space="0"/>
-          <w:bottom w:val="none" w:color="000000" w:sz="4" w:space="0"/>
-          <w:right w:val="none" w:color="000000" w:sz="4" w:space="0"/>
-        </w:tcBorders>
-      </w:tcPr>
-    </w:tblStylePr>
-    <w:tblStylePr w:type="firstRow">
-      <w:rPr>
-        <w:b/>
-        <w:color w:val="404040"/>
-      </w:rPr>
-      <w:pPr>
-        <w:pBdr/>
-        <w:spacing/>
-        <w:ind/>
-      </w:pPr>
-      <w:tblPr>
-        <w:tblBorders/>
-      </w:tblPr>
-      <w:tcPr>
         <w:shd w:val="clear" w:color="ffffff"/>
         <w:tcBorders>
           <w:top w:val="none" w:color="000000" w:sz="4" w:space="0"/>
@@ -7901,30 +8413,7 @@
         </w:tcBorders>
       </w:tcPr>
     </w:tblStylePr>
-    <w:tblStylePr w:type="lastCol">
-      <w:rPr>
-        <w:i/>
-        <w:color w:val="404040"/>
-      </w:rPr>
-      <w:pPr>
-        <w:pBdr/>
-        <w:spacing/>
-        <w:ind/>
-      </w:pPr>
-      <w:tblPr>
-        <w:tblBorders/>
-      </w:tblPr>
-      <w:tcPr>
-        <w:shd w:color="ffffff"/>
-        <w:tcBorders>
-          <w:top w:val="none" w:color="000000" w:sz="4" w:space="0"/>
-          <w:left w:val="none" w:color="000000" w:sz="4" w:space="0"/>
-          <w:bottom w:val="none" w:color="000000" w:sz="4" w:space="0"/>
-          <w:right w:val="none" w:color="000000" w:sz="4" w:space="0"/>
-        </w:tcBorders>
-      </w:tcPr>
-    </w:tblStylePr>
-    <w:tblStylePr w:type="lastRow">
+    <w:tblStylePr w:type="firstRow">
       <w:rPr>
         <w:b/>
         <w:color w:val="404040"/>
@@ -7947,6 +8436,52 @@
         </w:tcBorders>
       </w:tcPr>
     </w:tblStylePr>
+    <w:tblStylePr w:type="lastCol">
+      <w:rPr>
+        <w:i/>
+        <w:color w:val="404040"/>
+      </w:rPr>
+      <w:pPr>
+        <w:pBdr/>
+        <w:spacing/>
+        <w:ind/>
+      </w:pPr>
+      <w:tblPr>
+        <w:tblBorders/>
+      </w:tblPr>
+      <w:tcPr>
+        <w:shd w:val="clear" w:color="ffffff"/>
+        <w:tcBorders>
+          <w:top w:val="none" w:color="000000" w:sz="4" w:space="0"/>
+          <w:left w:val="none" w:color="000000" w:sz="4" w:space="0"/>
+          <w:bottom w:val="none" w:color="000000" w:sz="4" w:space="0"/>
+          <w:right w:val="none" w:color="000000" w:sz="4" w:space="0"/>
+        </w:tcBorders>
+      </w:tcPr>
+    </w:tblStylePr>
+    <w:tblStylePr w:type="lastRow">
+      <w:rPr>
+        <w:b/>
+        <w:color w:val="404040"/>
+      </w:rPr>
+      <w:pPr>
+        <w:pBdr/>
+        <w:spacing/>
+        <w:ind/>
+      </w:pPr>
+      <w:tblPr>
+        <w:tblBorders/>
+      </w:tblPr>
+      <w:tcPr>
+        <w:shd w:val="clear" w:color="ffffff"/>
+        <w:tcBorders>
+          <w:top w:val="none" w:color="000000" w:sz="4" w:space="0"/>
+          <w:left w:val="none" w:color="000000" w:sz="4" w:space="0"/>
+          <w:bottom w:val="none" w:color="000000" w:sz="4" w:space="0"/>
+          <w:right w:val="none" w:color="000000" w:sz="4" w:space="0"/>
+        </w:tcBorders>
+      </w:tcPr>
+    </w:tblStylePr>
     <w:tblStylePr w:type="nwCell">
       <w:pPr>
         <w:pBdr/>
@@ -8013,9 +8548,9 @@
       </w:tcPr>
     </w:tblStylePr>
   </w:style>
-  <w:style w:type="table" w:styleId="37">
+  <w:style w:type="table" w:styleId="726">
     <w:name w:val="Grid Table 3 - Accent 4"/>
-    <w:basedOn w:val="666"/>
+    <w:basedOn w:val="889"/>
     <w:uiPriority w:val="99"/>
     <w:pPr>
       <w:pBdr/>
@@ -8114,29 +8649,6 @@
         <w:tblBorders/>
       </w:tblPr>
       <w:tcPr>
-        <w:shd w:color="ffffff"/>
-        <w:tcBorders>
-          <w:top w:val="none" w:color="000000" w:sz="4" w:space="0"/>
-          <w:left w:val="none" w:color="000000" w:sz="4" w:space="0"/>
-          <w:bottom w:val="none" w:color="000000" w:sz="4" w:space="0"/>
-          <w:right w:val="none" w:color="000000" w:sz="4" w:space="0"/>
-        </w:tcBorders>
-      </w:tcPr>
-    </w:tblStylePr>
-    <w:tblStylePr w:type="firstRow">
-      <w:rPr>
-        <w:b/>
-        <w:color w:val="404040"/>
-      </w:rPr>
-      <w:pPr>
-        <w:pBdr/>
-        <w:spacing/>
-        <w:ind/>
-      </w:pPr>
-      <w:tblPr>
-        <w:tblBorders/>
-      </w:tblPr>
-      <w:tcPr>
         <w:shd w:val="clear" w:color="ffffff"/>
         <w:tcBorders>
           <w:top w:val="none" w:color="000000" w:sz="4" w:space="0"/>
@@ -8146,30 +8658,7 @@
         </w:tcBorders>
       </w:tcPr>
     </w:tblStylePr>
-    <w:tblStylePr w:type="lastCol">
-      <w:rPr>
-        <w:i/>
-        <w:color w:val="404040"/>
-      </w:rPr>
-      <w:pPr>
-        <w:pBdr/>
-        <w:spacing/>
-        <w:ind/>
-      </w:pPr>
-      <w:tblPr>
-        <w:tblBorders/>
-      </w:tblPr>
-      <w:tcPr>
-        <w:shd w:color="ffffff"/>
-        <w:tcBorders>
-          <w:top w:val="none" w:color="000000" w:sz="4" w:space="0"/>
-          <w:left w:val="none" w:color="000000" w:sz="4" w:space="0"/>
-          <w:bottom w:val="none" w:color="000000" w:sz="4" w:space="0"/>
-          <w:right w:val="none" w:color="000000" w:sz="4" w:space="0"/>
-        </w:tcBorders>
-      </w:tcPr>
-    </w:tblStylePr>
-    <w:tblStylePr w:type="lastRow">
+    <w:tblStylePr w:type="firstRow">
       <w:rPr>
         <w:b/>
         <w:color w:val="404040"/>
@@ -8192,6 +8681,52 @@
         </w:tcBorders>
       </w:tcPr>
     </w:tblStylePr>
+    <w:tblStylePr w:type="lastCol">
+      <w:rPr>
+        <w:i/>
+        <w:color w:val="404040"/>
+      </w:rPr>
+      <w:pPr>
+        <w:pBdr/>
+        <w:spacing/>
+        <w:ind/>
+      </w:pPr>
+      <w:tblPr>
+        <w:tblBorders/>
+      </w:tblPr>
+      <w:tcPr>
+        <w:shd w:val="clear" w:color="ffffff"/>
+        <w:tcBorders>
+          <w:top w:val="none" w:color="000000" w:sz="4" w:space="0"/>
+          <w:left w:val="none" w:color="000000" w:sz="4" w:space="0"/>
+          <w:bottom w:val="none" w:color="000000" w:sz="4" w:space="0"/>
+          <w:right w:val="none" w:color="000000" w:sz="4" w:space="0"/>
+        </w:tcBorders>
+      </w:tcPr>
+    </w:tblStylePr>
+    <w:tblStylePr w:type="lastRow">
+      <w:rPr>
+        <w:b/>
+        <w:color w:val="404040"/>
+      </w:rPr>
+      <w:pPr>
+        <w:pBdr/>
+        <w:spacing/>
+        <w:ind/>
+      </w:pPr>
+      <w:tblPr>
+        <w:tblBorders/>
+      </w:tblPr>
+      <w:tcPr>
+        <w:shd w:val="clear" w:color="ffffff"/>
+        <w:tcBorders>
+          <w:top w:val="none" w:color="000000" w:sz="4" w:space="0"/>
+          <w:left w:val="none" w:color="000000" w:sz="4" w:space="0"/>
+          <w:bottom w:val="none" w:color="000000" w:sz="4" w:space="0"/>
+          <w:right w:val="none" w:color="000000" w:sz="4" w:space="0"/>
+        </w:tcBorders>
+      </w:tcPr>
+    </w:tblStylePr>
     <w:tblStylePr w:type="nwCell">
       <w:pPr>
         <w:pBdr/>
@@ -8258,9 +8793,9 @@
       </w:tcPr>
     </w:tblStylePr>
   </w:style>
-  <w:style w:type="table" w:styleId="38">
+  <w:style w:type="table" w:styleId="727">
     <w:name w:val="Grid Table 3 - Accent 5"/>
-    <w:basedOn w:val="666"/>
+    <w:basedOn w:val="889"/>
     <w:uiPriority w:val="99"/>
     <w:pPr>
       <w:pBdr/>
@@ -8359,29 +8894,6 @@
         <w:tblBorders/>
       </w:tblPr>
       <w:tcPr>
-        <w:shd w:color="ffffff"/>
-        <w:tcBorders>
-          <w:top w:val="none" w:color="000000" w:sz="4" w:space="0"/>
-          <w:left w:val="none" w:color="000000" w:sz="4" w:space="0"/>
-          <w:bottom w:val="none" w:color="000000" w:sz="4" w:space="0"/>
-          <w:right w:val="none" w:color="000000" w:sz="4" w:space="0"/>
-        </w:tcBorders>
-      </w:tcPr>
-    </w:tblStylePr>
-    <w:tblStylePr w:type="firstRow">
-      <w:rPr>
-        <w:b/>
-        <w:color w:val="404040"/>
-      </w:rPr>
-      <w:pPr>
-        <w:pBdr/>
-        <w:spacing/>
-        <w:ind/>
-      </w:pPr>
-      <w:tblPr>
-        <w:tblBorders/>
-      </w:tblPr>
-      <w:tcPr>
         <w:shd w:val="clear" w:color="ffffff"/>
         <w:tcBorders>
           <w:top w:val="none" w:color="000000" w:sz="4" w:space="0"/>
@@ -8391,30 +8903,7 @@
         </w:tcBorders>
       </w:tcPr>
     </w:tblStylePr>
-    <w:tblStylePr w:type="lastCol">
-      <w:rPr>
-        <w:i/>
-        <w:color w:val="404040"/>
-      </w:rPr>
-      <w:pPr>
-        <w:pBdr/>
-        <w:spacing/>
-        <w:ind/>
-      </w:pPr>
-      <w:tblPr>
-        <w:tblBorders/>
-      </w:tblPr>
-      <w:tcPr>
-        <w:shd w:color="ffffff"/>
-        <w:tcBorders>
-          <w:top w:val="none" w:color="000000" w:sz="4" w:space="0"/>
-          <w:left w:val="none" w:color="000000" w:sz="4" w:space="0"/>
-          <w:bottom w:val="none" w:color="000000" w:sz="4" w:space="0"/>
-          <w:right w:val="none" w:color="000000" w:sz="4" w:space="0"/>
-        </w:tcBorders>
-      </w:tcPr>
-    </w:tblStylePr>
-    <w:tblStylePr w:type="lastRow">
+    <w:tblStylePr w:type="firstRow">
       <w:rPr>
         <w:b/>
         <w:color w:val="404040"/>
@@ -8437,6 +8926,52 @@
         </w:tcBorders>
       </w:tcPr>
     </w:tblStylePr>
+    <w:tblStylePr w:type="lastCol">
+      <w:rPr>
+        <w:i/>
+        <w:color w:val="404040"/>
+      </w:rPr>
+      <w:pPr>
+        <w:pBdr/>
+        <w:spacing/>
+        <w:ind/>
+      </w:pPr>
+      <w:tblPr>
+        <w:tblBorders/>
+      </w:tblPr>
+      <w:tcPr>
+        <w:shd w:val="clear" w:color="ffffff"/>
+        <w:tcBorders>
+          <w:top w:val="none" w:color="000000" w:sz="4" w:space="0"/>
+          <w:left w:val="none" w:color="000000" w:sz="4" w:space="0"/>
+          <w:bottom w:val="none" w:color="000000" w:sz="4" w:space="0"/>
+          <w:right w:val="none" w:color="000000" w:sz="4" w:space="0"/>
+        </w:tcBorders>
+      </w:tcPr>
+    </w:tblStylePr>
+    <w:tblStylePr w:type="lastRow">
+      <w:rPr>
+        <w:b/>
+        <w:color w:val="404040"/>
+      </w:rPr>
+      <w:pPr>
+        <w:pBdr/>
+        <w:spacing/>
+        <w:ind/>
+      </w:pPr>
+      <w:tblPr>
+        <w:tblBorders/>
+      </w:tblPr>
+      <w:tcPr>
+        <w:shd w:val="clear" w:color="ffffff"/>
+        <w:tcBorders>
+          <w:top w:val="none" w:color="000000" w:sz="4" w:space="0"/>
+          <w:left w:val="none" w:color="000000" w:sz="4" w:space="0"/>
+          <w:bottom w:val="none" w:color="000000" w:sz="4" w:space="0"/>
+          <w:right w:val="none" w:color="000000" w:sz="4" w:space="0"/>
+        </w:tcBorders>
+      </w:tcPr>
+    </w:tblStylePr>
     <w:tblStylePr w:type="nwCell">
       <w:pPr>
         <w:pBdr/>
@@ -8503,9 +9038,9 @@
       </w:tcPr>
     </w:tblStylePr>
   </w:style>
-  <w:style w:type="table" w:styleId="39">
+  <w:style w:type="table" w:styleId="728">
     <w:name w:val="Grid Table 3 - Accent 6"/>
-    <w:basedOn w:val="666"/>
+    <w:basedOn w:val="889"/>
     <w:uiPriority w:val="99"/>
     <w:pPr>
       <w:pBdr/>
@@ -8604,29 +9139,6 @@
         <w:tblBorders/>
       </w:tblPr>
       <w:tcPr>
-        <w:shd w:color="ffffff"/>
-        <w:tcBorders>
-          <w:top w:val="none" w:color="000000" w:sz="4" w:space="0"/>
-          <w:left w:val="none" w:color="000000" w:sz="4" w:space="0"/>
-          <w:bottom w:val="none" w:color="000000" w:sz="4" w:space="0"/>
-          <w:right w:val="none" w:color="000000" w:sz="4" w:space="0"/>
-        </w:tcBorders>
-      </w:tcPr>
-    </w:tblStylePr>
-    <w:tblStylePr w:type="firstRow">
-      <w:rPr>
-        <w:b/>
-        <w:color w:val="404040"/>
-      </w:rPr>
-      <w:pPr>
-        <w:pBdr/>
-        <w:spacing/>
-        <w:ind/>
-      </w:pPr>
-      <w:tblPr>
-        <w:tblBorders/>
-      </w:tblPr>
-      <w:tcPr>
         <w:shd w:val="clear" w:color="ffffff"/>
         <w:tcBorders>
           <w:top w:val="none" w:color="000000" w:sz="4" w:space="0"/>
@@ -8636,30 +9148,7 @@
         </w:tcBorders>
       </w:tcPr>
     </w:tblStylePr>
-    <w:tblStylePr w:type="lastCol">
-      <w:rPr>
-        <w:i/>
-        <w:color w:val="404040"/>
-      </w:rPr>
-      <w:pPr>
-        <w:pBdr/>
-        <w:spacing/>
-        <w:ind/>
-      </w:pPr>
-      <w:tblPr>
-        <w:tblBorders/>
-      </w:tblPr>
-      <w:tcPr>
-        <w:shd w:color="ffffff"/>
-        <w:tcBorders>
-          <w:top w:val="none" w:color="000000" w:sz="4" w:space="0"/>
-          <w:left w:val="none" w:color="000000" w:sz="4" w:space="0"/>
-          <w:bottom w:val="none" w:color="000000" w:sz="4" w:space="0"/>
-          <w:right w:val="none" w:color="000000" w:sz="4" w:space="0"/>
-        </w:tcBorders>
-      </w:tcPr>
-    </w:tblStylePr>
-    <w:tblStylePr w:type="lastRow">
+    <w:tblStylePr w:type="firstRow">
       <w:rPr>
         <w:b/>
         <w:color w:val="404040"/>
@@ -8682,6 +9171,52 @@
         </w:tcBorders>
       </w:tcPr>
     </w:tblStylePr>
+    <w:tblStylePr w:type="lastCol">
+      <w:rPr>
+        <w:i/>
+        <w:color w:val="404040"/>
+      </w:rPr>
+      <w:pPr>
+        <w:pBdr/>
+        <w:spacing/>
+        <w:ind/>
+      </w:pPr>
+      <w:tblPr>
+        <w:tblBorders/>
+      </w:tblPr>
+      <w:tcPr>
+        <w:shd w:val="clear" w:color="ffffff"/>
+        <w:tcBorders>
+          <w:top w:val="none" w:color="000000" w:sz="4" w:space="0"/>
+          <w:left w:val="none" w:color="000000" w:sz="4" w:space="0"/>
+          <w:bottom w:val="none" w:color="000000" w:sz="4" w:space="0"/>
+          <w:right w:val="none" w:color="000000" w:sz="4" w:space="0"/>
+        </w:tcBorders>
+      </w:tcPr>
+    </w:tblStylePr>
+    <w:tblStylePr w:type="lastRow">
+      <w:rPr>
+        <w:b/>
+        <w:color w:val="404040"/>
+      </w:rPr>
+      <w:pPr>
+        <w:pBdr/>
+        <w:spacing/>
+        <w:ind/>
+      </w:pPr>
+      <w:tblPr>
+        <w:tblBorders/>
+      </w:tblPr>
+      <w:tcPr>
+        <w:shd w:val="clear" w:color="ffffff"/>
+        <w:tcBorders>
+          <w:top w:val="none" w:color="000000" w:sz="4" w:space="0"/>
+          <w:left w:val="none" w:color="000000" w:sz="4" w:space="0"/>
+          <w:bottom w:val="none" w:color="000000" w:sz="4" w:space="0"/>
+          <w:right w:val="none" w:color="000000" w:sz="4" w:space="0"/>
+        </w:tcBorders>
+      </w:tcPr>
+    </w:tblStylePr>
     <w:tblStylePr w:type="nwCell">
       <w:pPr>
         <w:pBdr/>
@@ -8748,9 +9283,9 @@
       </w:tcPr>
     </w:tblStylePr>
   </w:style>
-  <w:style w:type="table" w:styleId="40">
+  <w:style w:type="table" w:styleId="729">
     <w:name w:val="Grid Table 4"/>
-    <w:basedOn w:val="666"/>
+    <w:basedOn w:val="889"/>
     <w:uiPriority w:val="59"/>
     <w:pPr>
       <w:pBdr/>
@@ -8981,9 +9516,9 @@
       </w:tcPr>
     </w:tblStylePr>
   </w:style>
-  <w:style w:type="table" w:styleId="41">
+  <w:style w:type="table" w:styleId="730">
     <w:name w:val="Grid Table 4 - Accent 1"/>
-    <w:basedOn w:val="666"/>
+    <w:basedOn w:val="889"/>
     <w:uiPriority w:val="59"/>
     <w:pPr>
       <w:pBdr/>
@@ -9214,9 +9749,9 @@
       </w:tcPr>
     </w:tblStylePr>
   </w:style>
-  <w:style w:type="table" w:styleId="42">
+  <w:style w:type="table" w:styleId="731">
     <w:name w:val="Grid Table 4 - Accent 2"/>
-    <w:basedOn w:val="666"/>
+    <w:basedOn w:val="889"/>
     <w:uiPriority w:val="59"/>
     <w:pPr>
       <w:pBdr/>
@@ -9447,9 +9982,9 @@
       </w:tcPr>
     </w:tblStylePr>
   </w:style>
-  <w:style w:type="table" w:styleId="43">
+  <w:style w:type="table" w:styleId="732">
     <w:name w:val="Grid Table 4 - Accent 3"/>
-    <w:basedOn w:val="666"/>
+    <w:basedOn w:val="889"/>
     <w:uiPriority w:val="59"/>
     <w:pPr>
       <w:pBdr/>
@@ -9680,9 +10215,9 @@
       </w:tcPr>
     </w:tblStylePr>
   </w:style>
-  <w:style w:type="table" w:styleId="44">
+  <w:style w:type="table" w:styleId="733">
     <w:name w:val="Grid Table 4 - Accent 4"/>
-    <w:basedOn w:val="666"/>
+    <w:basedOn w:val="889"/>
     <w:uiPriority w:val="59"/>
     <w:pPr>
       <w:pBdr/>
@@ -9913,9 +10448,9 @@
       </w:tcPr>
     </w:tblStylePr>
   </w:style>
-  <w:style w:type="table" w:styleId="45">
+  <w:style w:type="table" w:styleId="734">
     <w:name w:val="Grid Table 4 - Accent 5"/>
-    <w:basedOn w:val="666"/>
+    <w:basedOn w:val="889"/>
     <w:uiPriority w:val="59"/>
     <w:pPr>
       <w:pBdr/>
@@ -10146,9 +10681,9 @@
       </w:tcPr>
     </w:tblStylePr>
   </w:style>
-  <w:style w:type="table" w:styleId="46">
+  <w:style w:type="table" w:styleId="735">
     <w:name w:val="Grid Table 4 - Accent 6"/>
-    <w:basedOn w:val="666"/>
+    <w:basedOn w:val="889"/>
     <w:uiPriority w:val="59"/>
     <w:pPr>
       <w:pBdr/>
@@ -10379,9 +10914,9 @@
       </w:tcPr>
     </w:tblStylePr>
   </w:style>
-  <w:style w:type="table" w:styleId="47">
+  <w:style w:type="table" w:styleId="736">
     <w:name w:val="Grid Table 5 Dark"/>
-    <w:basedOn w:val="666"/>
+    <w:basedOn w:val="889"/>
     <w:uiPriority w:val="99"/>
     <w:pPr>
       <w:pBdr/>
@@ -10607,9 +11142,9 @@
       </w:tcPr>
     </w:tblStylePr>
   </w:style>
-  <w:style w:type="table" w:styleId="48">
+  <w:style w:type="table" w:styleId="737">
     <w:name w:val="Grid Table 5 Dark- Accent 1"/>
-    <w:basedOn w:val="666"/>
+    <w:basedOn w:val="889"/>
     <w:uiPriority w:val="99"/>
     <w:pPr>
       <w:pBdr/>
@@ -10835,9 +11370,9 @@
       </w:tcPr>
     </w:tblStylePr>
   </w:style>
-  <w:style w:type="table" w:styleId="49">
+  <w:style w:type="table" w:styleId="738">
     <w:name w:val="Grid Table 5 Dark - Accent 2"/>
-    <w:basedOn w:val="666"/>
+    <w:basedOn w:val="889"/>
     <w:uiPriority w:val="99"/>
     <w:pPr>
       <w:pBdr/>
@@ -11063,9 +11598,9 @@
       </w:tcPr>
     </w:tblStylePr>
   </w:style>
-  <w:style w:type="table" w:styleId="50">
+  <w:style w:type="table" w:styleId="739">
     <w:name w:val="Grid Table 5 Dark - Accent 3"/>
-    <w:basedOn w:val="666"/>
+    <w:basedOn w:val="889"/>
     <w:uiPriority w:val="99"/>
     <w:pPr>
       <w:pBdr/>
@@ -11291,9 +11826,9 @@
       </w:tcPr>
     </w:tblStylePr>
   </w:style>
-  <w:style w:type="table" w:styleId="51">
+  <w:style w:type="table" w:styleId="740">
     <w:name w:val="Grid Table 5 Dark- Accent 4"/>
-    <w:basedOn w:val="666"/>
+    <w:basedOn w:val="889"/>
     <w:uiPriority w:val="99"/>
     <w:pPr>
       <w:pBdr/>
@@ -11519,9 +12054,9 @@
       </w:tcPr>
     </w:tblStylePr>
   </w:style>
-  <w:style w:type="table" w:styleId="52">
+  <w:style w:type="table" w:styleId="741">
     <w:name w:val="Grid Table 5 Dark - Accent 5"/>
-    <w:basedOn w:val="666"/>
+    <w:basedOn w:val="889"/>
     <w:uiPriority w:val="99"/>
     <w:pPr>
       <w:pBdr/>
@@ -11747,9 +12282,9 @@
       </w:tcPr>
     </w:tblStylePr>
   </w:style>
-  <w:style w:type="table" w:styleId="53">
+  <w:style w:type="table" w:styleId="742">
     <w:name w:val="Grid Table 5 Dark - Accent 6"/>
-    <w:basedOn w:val="666"/>
+    <w:basedOn w:val="889"/>
     <w:uiPriority w:val="99"/>
     <w:pPr>
       <w:pBdr/>
@@ -11975,9 +12510,9 @@
       </w:tcPr>
     </w:tblStylePr>
   </w:style>
-  <w:style w:type="table" w:styleId="54">
+  <w:style w:type="table" w:styleId="743">
     <w:name w:val="Grid Table 6 Colorful"/>
-    <w:basedOn w:val="666"/>
+    <w:basedOn w:val="889"/>
     <w:uiPriority w:val="99"/>
     <w:pPr>
       <w:pBdr/>
@@ -12205,9 +12740,9 @@
       </w:tcPr>
     </w:tblStylePr>
   </w:style>
-  <w:style w:type="table" w:styleId="55">
+  <w:style w:type="table" w:styleId="744">
     <w:name w:val="Grid Table 6 Colorful - Accent 1"/>
-    <w:basedOn w:val="666"/>
+    <w:basedOn w:val="889"/>
     <w:uiPriority w:val="99"/>
     <w:pPr>
       <w:pBdr/>
@@ -12435,9 +12970,9 @@
       </w:tcPr>
     </w:tblStylePr>
   </w:style>
-  <w:style w:type="table" w:styleId="56">
+  <w:style w:type="table" w:styleId="745">
     <w:name w:val="Grid Table 6 Colorful - Accent 2"/>
-    <w:basedOn w:val="666"/>
+    <w:basedOn w:val="889"/>
     <w:uiPriority w:val="99"/>
     <w:pPr>
       <w:pBdr/>
@@ -12665,9 +13200,9 @@
       </w:tcPr>
     </w:tblStylePr>
   </w:style>
-  <w:style w:type="table" w:styleId="57">
+  <w:style w:type="table" w:styleId="746">
     <w:name w:val="Grid Table 6 Colorful - Accent 3"/>
-    <w:basedOn w:val="666"/>
+    <w:basedOn w:val="889"/>
     <w:uiPriority w:val="99"/>
     <w:pPr>
       <w:pBdr/>
@@ -12895,9 +13430,9 @@
       </w:tcPr>
     </w:tblStylePr>
   </w:style>
-  <w:style w:type="table" w:styleId="58">
+  <w:style w:type="table" w:styleId="747">
     <w:name w:val="Grid Table 6 Colorful - Accent 4"/>
-    <w:basedOn w:val="666"/>
+    <w:basedOn w:val="889"/>
     <w:uiPriority w:val="99"/>
     <w:pPr>
       <w:pBdr/>
@@ -13125,9 +13660,9 @@
       </w:tcPr>
     </w:tblStylePr>
   </w:style>
-  <w:style w:type="table" w:styleId="59">
+  <w:style w:type="table" w:styleId="748">
     <w:name w:val="Grid Table 6 Colorful - Accent 5"/>
-    <w:basedOn w:val="666"/>
+    <w:basedOn w:val="889"/>
     <w:uiPriority w:val="99"/>
     <w:pPr>
       <w:pBdr/>
@@ -13355,9 +13890,9 @@
       </w:tcPr>
     </w:tblStylePr>
   </w:style>
-  <w:style w:type="table" w:styleId="60">
+  <w:style w:type="table" w:styleId="749">
     <w:name w:val="Grid Table 6 Colorful - Accent 6"/>
-    <w:basedOn w:val="666"/>
+    <w:basedOn w:val="889"/>
     <w:uiPriority w:val="99"/>
     <w:pPr>
       <w:pBdr/>
@@ -13585,9 +14120,9 @@
       </w:tcPr>
     </w:tblStylePr>
   </w:style>
-  <w:style w:type="table" w:styleId="61">
+  <w:style w:type="table" w:styleId="750">
     <w:name w:val="Grid Table 7 Colorful"/>
-    <w:basedOn w:val="666"/>
+    <w:basedOn w:val="889"/>
     <w:uiPriority w:val="99"/>
     <w:pPr>
       <w:pBdr/>
@@ -13689,11 +14224,11 @@
         <w:tblBorders/>
       </w:tblPr>
       <w:tcPr>
-        <w:shd w:color="ffffff"/>
+        <w:shd w:val="clear" w:color="ffffff"/>
         <w:tcBorders>
-          <w:top w:val="none"/>
-          <w:left w:val="none"/>
-          <w:bottom w:val="none"/>
+          <w:top w:val="none" w:color="000000" w:sz="4" w:space="0"/>
+          <w:left w:val="none" w:color="000000" w:sz="4" w:space="0"/>
+          <w:bottom w:val="none" w:color="000000" w:sz="4" w:space="0"/>
           <w:right w:val="single" w:color="000000" w:themeColor="text1" w:themeTint="80" w:sz="4" w:space="0"/>
         </w:tcBorders>
       </w:tcPr>
@@ -13716,10 +14251,10 @@
       <w:tcPr>
         <w:shd w:val="clear" w:color="ffffff" w:themeColor="light1" w:fill="ffffff" w:themeFill="light1"/>
         <w:tcBorders>
-          <w:top w:val="none"/>
-          <w:left w:val="none"/>
+          <w:top w:val="none" w:color="000000" w:sz="4" w:space="0"/>
+          <w:left w:val="none" w:color="000000" w:sz="4" w:space="0"/>
           <w:bottom w:val="single" w:color="000000" w:themeColor="text1" w:themeTint="80" w:sz="4" w:space="0"/>
-          <w:right w:val="none"/>
+          <w:right w:val="none" w:color="000000" w:sz="4" w:space="0"/>
         </w:tcBorders>
       </w:tcPr>
     </w:tblStylePr>
@@ -13739,12 +14274,12 @@
         <w:tblBorders/>
       </w:tblPr>
       <w:tcPr>
-        <w:shd w:color="ffffff"/>
+        <w:shd w:val="clear" w:color="ffffff"/>
         <w:tcBorders>
-          <w:top w:val="none"/>
+          <w:top w:val="none" w:color="000000" w:sz="4" w:space="0"/>
           <w:left w:val="single" w:color="000000" w:themeColor="text1" w:themeTint="80" w:sz="4" w:space="0"/>
-          <w:bottom w:val="none"/>
-          <w:right w:val="none"/>
+          <w:bottom w:val="none" w:color="000000" w:sz="4" w:space="0"/>
+          <w:right w:val="none" w:color="000000" w:sz="4" w:space="0"/>
         </w:tcBorders>
       </w:tcPr>
     </w:tblStylePr>
@@ -13767,9 +14302,9 @@
         <w:shd w:val="clear" w:color="ffffff" w:themeColor="light1" w:fill="ffffff" w:themeFill="light1"/>
         <w:tcBorders>
           <w:top w:val="single" w:color="000000" w:themeColor="text1" w:themeTint="80" w:sz="4" w:space="0"/>
-          <w:left w:val="none"/>
-          <w:bottom w:val="none"/>
-          <w:right w:val="none"/>
+          <w:left w:val="none" w:color="000000" w:sz="4" w:space="0"/>
+          <w:bottom w:val="none" w:color="000000" w:sz="4" w:space="0"/>
+          <w:right w:val="none" w:color="000000" w:sz="4" w:space="0"/>
         </w:tcBorders>
       </w:tcPr>
     </w:tblStylePr>
@@ -13839,9 +14374,9 @@
       </w:tcPr>
     </w:tblStylePr>
   </w:style>
-  <w:style w:type="table" w:styleId="62">
+  <w:style w:type="table" w:styleId="751">
     <w:name w:val="Grid Table 7 Colorful - Accent 1"/>
-    <w:basedOn w:val="666"/>
+    <w:basedOn w:val="889"/>
     <w:uiPriority w:val="99"/>
     <w:pPr>
       <w:pBdr/>
@@ -13943,11 +14478,11 @@
         <w:tblBorders/>
       </w:tblPr>
       <w:tcPr>
-        <w:shd w:color="ffffff"/>
+        <w:shd w:val="clear" w:color="ffffff"/>
         <w:tcBorders>
-          <w:top w:val="none"/>
-          <w:left w:val="none"/>
-          <w:bottom w:val="none"/>
+          <w:top w:val="none" w:color="000000" w:sz="4" w:space="0"/>
+          <w:left w:val="none" w:color="000000" w:sz="4" w:space="0"/>
+          <w:bottom w:val="none" w:color="000000" w:sz="4" w:space="0"/>
           <w:right w:val="single" w:color="000000" w:themeColor="accent1" w:themeTint="80" w:sz="4" w:space="0"/>
         </w:tcBorders>
       </w:tcPr>
@@ -13970,10 +14505,10 @@
       <w:tcPr>
         <w:shd w:val="clear" w:color="ffffff" w:themeColor="light1" w:fill="ffffff" w:themeFill="light1"/>
         <w:tcBorders>
-          <w:top w:val="none"/>
-          <w:left w:val="none"/>
+          <w:top w:val="none" w:color="000000" w:sz="4" w:space="0"/>
+          <w:left w:val="none" w:color="000000" w:sz="4" w:space="0"/>
           <w:bottom w:val="single" w:color="000000" w:themeColor="accent1" w:themeTint="80" w:sz="4" w:space="0"/>
-          <w:right w:val="none"/>
+          <w:right w:val="none" w:color="000000" w:sz="4" w:space="0"/>
         </w:tcBorders>
       </w:tcPr>
     </w:tblStylePr>
@@ -13993,12 +14528,12 @@
         <w:tblBorders/>
       </w:tblPr>
       <w:tcPr>
-        <w:shd w:color="ffffff"/>
+        <w:shd w:val="clear" w:color="ffffff"/>
         <w:tcBorders>
-          <w:top w:val="none"/>
+          <w:top w:val="none" w:color="000000" w:sz="4" w:space="0"/>
           <w:left w:val="single" w:color="000000" w:themeColor="accent1" w:themeTint="80" w:sz="4" w:space="0"/>
-          <w:bottom w:val="none"/>
-          <w:right w:val="none"/>
+          <w:bottom w:val="none" w:color="000000" w:sz="4" w:space="0"/>
+          <w:right w:val="none" w:color="000000" w:sz="4" w:space="0"/>
         </w:tcBorders>
       </w:tcPr>
     </w:tblStylePr>
@@ -14021,9 +14556,9 @@
         <w:shd w:val="clear" w:color="ffffff" w:themeColor="light1" w:fill="ffffff" w:themeFill="light1"/>
         <w:tcBorders>
           <w:top w:val="single" w:color="000000" w:themeColor="accent1" w:themeTint="80" w:sz="4" w:space="0"/>
-          <w:left w:val="none"/>
-          <w:bottom w:val="none"/>
-          <w:right w:val="none"/>
+          <w:left w:val="none" w:color="000000" w:sz="4" w:space="0"/>
+          <w:bottom w:val="none" w:color="000000" w:sz="4" w:space="0"/>
+          <w:right w:val="none" w:color="000000" w:sz="4" w:space="0"/>
         </w:tcBorders>
       </w:tcPr>
     </w:tblStylePr>
@@ -14093,9 +14628,9 @@
       </w:tcPr>
     </w:tblStylePr>
   </w:style>
-  <w:style w:type="table" w:styleId="63">
+  <w:style w:type="table" w:styleId="752">
     <w:name w:val="Grid Table 7 Colorful - Accent 2"/>
-    <w:basedOn w:val="666"/>
+    <w:basedOn w:val="889"/>
     <w:uiPriority w:val="99"/>
     <w:pPr>
       <w:pBdr/>
@@ -14197,11 +14732,11 @@
         <w:tblBorders/>
       </w:tblPr>
       <w:tcPr>
-        <w:shd w:color="ffffff"/>
+        <w:shd w:val="clear" w:color="ffffff"/>
         <w:tcBorders>
-          <w:top w:val="none"/>
-          <w:left w:val="none"/>
-          <w:bottom w:val="none"/>
+          <w:top w:val="none" w:color="000000" w:sz="4" w:space="0"/>
+          <w:left w:val="none" w:color="000000" w:sz="4" w:space="0"/>
+          <w:bottom w:val="none" w:color="000000" w:sz="4" w:space="0"/>
           <w:right w:val="single" w:color="000000" w:themeColor="accent2" w:themeTint="97" w:sz="4" w:space="0"/>
         </w:tcBorders>
       </w:tcPr>
@@ -14224,10 +14759,10 @@
       <w:tcPr>
         <w:shd w:val="clear" w:color="ffffff" w:themeColor="light1" w:fill="ffffff" w:themeFill="light1"/>
         <w:tcBorders>
-          <w:top w:val="none"/>
-          <w:left w:val="none"/>
+          <w:top w:val="none" w:color="000000" w:sz="4" w:space="0"/>
+          <w:left w:val="none" w:color="000000" w:sz="4" w:space="0"/>
           <w:bottom w:val="single" w:color="000000" w:themeColor="accent2" w:themeTint="97" w:sz="4" w:space="0"/>
-          <w:right w:val="none"/>
+          <w:right w:val="none" w:color="000000" w:sz="4" w:space="0"/>
         </w:tcBorders>
       </w:tcPr>
     </w:tblStylePr>
@@ -14247,12 +14782,12 @@
         <w:tblBorders/>
       </w:tblPr>
       <w:tcPr>
-        <w:shd w:color="ffffff"/>
+        <w:shd w:val="clear" w:color="ffffff"/>
         <w:tcBorders>
-          <w:top w:val="none"/>
+          <w:top w:val="none" w:color="000000" w:sz="4" w:space="0"/>
           <w:left w:val="single" w:color="000000" w:themeColor="accent2" w:themeTint="97" w:sz="4" w:space="0"/>
-          <w:bottom w:val="none"/>
-          <w:right w:val="none"/>
+          <w:bottom w:val="none" w:color="000000" w:sz="4" w:space="0"/>
+          <w:right w:val="none" w:color="000000" w:sz="4" w:space="0"/>
         </w:tcBorders>
       </w:tcPr>
     </w:tblStylePr>
@@ -14275,9 +14810,9 @@
         <w:shd w:val="clear" w:color="ffffff" w:themeColor="light1" w:fill="ffffff" w:themeFill="light1"/>
         <w:tcBorders>
           <w:top w:val="single" w:color="000000" w:themeColor="accent2" w:themeTint="97" w:sz="4" w:space="0"/>
-          <w:left w:val="none"/>
-          <w:bottom w:val="none"/>
-          <w:right w:val="none"/>
+          <w:left w:val="none" w:color="000000" w:sz="4" w:space="0"/>
+          <w:bottom w:val="none" w:color="000000" w:sz="4" w:space="0"/>
+          <w:right w:val="none" w:color="000000" w:sz="4" w:space="0"/>
         </w:tcBorders>
       </w:tcPr>
     </w:tblStylePr>
@@ -14347,9 +14882,9 @@
       </w:tcPr>
     </w:tblStylePr>
   </w:style>
-  <w:style w:type="table" w:styleId="64">
+  <w:style w:type="table" w:styleId="753">
     <w:name w:val="Grid Table 7 Colorful - Accent 3"/>
-    <w:basedOn w:val="666"/>
+    <w:basedOn w:val="889"/>
     <w:uiPriority w:val="99"/>
     <w:pPr>
       <w:pBdr/>
@@ -14451,11 +14986,11 @@
         <w:tblBorders/>
       </w:tblPr>
       <w:tcPr>
-        <w:shd w:color="ffffff"/>
+        <w:shd w:val="clear" w:color="ffffff"/>
         <w:tcBorders>
-          <w:top w:val="none"/>
-          <w:left w:val="none"/>
-          <w:bottom w:val="none"/>
+          <w:top w:val="none" w:color="000000" w:sz="4" w:space="0"/>
+          <w:left w:val="none" w:color="000000" w:sz="4" w:space="0"/>
+          <w:bottom w:val="none" w:color="000000" w:sz="4" w:space="0"/>
           <w:right w:val="single" w:color="000000" w:themeColor="accent3" w:themeTint="FE" w:sz="4" w:space="0"/>
         </w:tcBorders>
       </w:tcPr>
@@ -14478,10 +15013,10 @@
       <w:tcPr>
         <w:shd w:val="clear" w:color="ffffff" w:themeColor="light1" w:fill="ffffff" w:themeFill="light1"/>
         <w:tcBorders>
-          <w:top w:val="none"/>
-          <w:left w:val="none"/>
+          <w:top w:val="none" w:color="000000" w:sz="4" w:space="0"/>
+          <w:left w:val="none" w:color="000000" w:sz="4" w:space="0"/>
           <w:bottom w:val="single" w:color="000000" w:themeColor="accent3" w:themeTint="FE" w:sz="4" w:space="0"/>
-          <w:right w:val="none"/>
+          <w:right w:val="none" w:color="000000" w:sz="4" w:space="0"/>
         </w:tcBorders>
       </w:tcPr>
     </w:tblStylePr>
@@ -14501,12 +15036,12 @@
         <w:tblBorders/>
       </w:tblPr>
       <w:tcPr>
-        <w:shd w:color="ffffff"/>
+        <w:shd w:val="clear" w:color="ffffff"/>
         <w:tcBorders>
-          <w:top w:val="none"/>
+          <w:top w:val="none" w:color="000000" w:sz="4" w:space="0"/>
           <w:left w:val="single" w:color="000000" w:themeColor="accent3" w:themeTint="FE" w:sz="4" w:space="0"/>
-          <w:bottom w:val="none"/>
-          <w:right w:val="none"/>
+          <w:bottom w:val="none" w:color="000000" w:sz="4" w:space="0"/>
+          <w:right w:val="none" w:color="000000" w:sz="4" w:space="0"/>
         </w:tcBorders>
       </w:tcPr>
     </w:tblStylePr>
@@ -14529,9 +15064,9 @@
         <w:shd w:val="clear" w:color="ffffff" w:themeColor="light1" w:fill="ffffff" w:themeFill="light1"/>
         <w:tcBorders>
           <w:top w:val="single" w:color="000000" w:themeColor="accent3" w:themeTint="FE" w:sz="4" w:space="0"/>
-          <w:left w:val="none"/>
-          <w:bottom w:val="none"/>
-          <w:right w:val="none"/>
+          <w:left w:val="none" w:color="000000" w:sz="4" w:space="0"/>
+          <w:bottom w:val="none" w:color="000000" w:sz="4" w:space="0"/>
+          <w:right w:val="none" w:color="000000" w:sz="4" w:space="0"/>
         </w:tcBorders>
       </w:tcPr>
     </w:tblStylePr>
@@ -14601,9 +15136,9 @@
       </w:tcPr>
     </w:tblStylePr>
   </w:style>
-  <w:style w:type="table" w:styleId="65">
+  <w:style w:type="table" w:styleId="754">
     <w:name w:val="Grid Table 7 Colorful - Accent 4"/>
-    <w:basedOn w:val="666"/>
+    <w:basedOn w:val="889"/>
     <w:uiPriority w:val="99"/>
     <w:pPr>
       <w:pBdr/>
@@ -14705,11 +15240,11 @@
         <w:tblBorders/>
       </w:tblPr>
       <w:tcPr>
-        <w:shd w:color="ffffff"/>
+        <w:shd w:val="clear" w:color="ffffff"/>
         <w:tcBorders>
-          <w:top w:val="none"/>
-          <w:left w:val="none"/>
-          <w:bottom w:val="none"/>
+          <w:top w:val="none" w:color="000000" w:sz="4" w:space="0"/>
+          <w:left w:val="none" w:color="000000" w:sz="4" w:space="0"/>
+          <w:bottom w:val="none" w:color="000000" w:sz="4" w:space="0"/>
           <w:right w:val="single" w:color="000000" w:themeColor="accent4" w:themeTint="9A" w:sz="4" w:space="0"/>
         </w:tcBorders>
       </w:tcPr>
@@ -14732,10 +15267,10 @@
       <w:tcPr>
         <w:shd w:val="clear" w:color="ffffff" w:themeColor="light1" w:fill="ffffff" w:themeFill="light1"/>
         <w:tcBorders>
-          <w:top w:val="none"/>
-          <w:left w:val="none"/>
+          <w:top w:val="none" w:color="000000" w:sz="4" w:space="0"/>
+          <w:left w:val="none" w:color="000000" w:sz="4" w:space="0"/>
           <w:bottom w:val="single" w:color="000000" w:themeColor="accent4" w:themeTint="9A" w:sz="4" w:space="0"/>
-          <w:right w:val="none"/>
+          <w:right w:val="none" w:color="000000" w:sz="4" w:space="0"/>
         </w:tcBorders>
       </w:tcPr>
     </w:tblStylePr>
@@ -14755,12 +15290,12 @@
         <w:tblBorders/>
       </w:tblPr>
       <w:tcPr>
-        <w:shd w:color="ffffff"/>
+        <w:shd w:val="clear" w:color="ffffff"/>
         <w:tcBorders>
-          <w:top w:val="none"/>
+          <w:top w:val="none" w:color="000000" w:sz="4" w:space="0"/>
           <w:left w:val="single" w:color="000000" w:themeColor="accent4" w:themeTint="9A" w:sz="4" w:space="0"/>
-          <w:bottom w:val="none"/>
-          <w:right w:val="none"/>
+          <w:bottom w:val="none" w:color="000000" w:sz="4" w:space="0"/>
+          <w:right w:val="none" w:color="000000" w:sz="4" w:space="0"/>
         </w:tcBorders>
       </w:tcPr>
     </w:tblStylePr>
@@ -14783,9 +15318,9 @@
         <w:shd w:val="clear" w:color="ffffff" w:themeColor="light1" w:fill="ffffff" w:themeFill="light1"/>
         <w:tcBorders>
           <w:top w:val="single" w:color="000000" w:themeColor="accent4" w:themeTint="9A" w:sz="4" w:space="0"/>
-          <w:left w:val="none"/>
-          <w:bottom w:val="none"/>
-          <w:right w:val="none"/>
+          <w:left w:val="none" w:color="000000" w:sz="4" w:space="0"/>
+          <w:bottom w:val="none" w:color="000000" w:sz="4" w:space="0"/>
+          <w:right w:val="none" w:color="000000" w:sz="4" w:space="0"/>
         </w:tcBorders>
       </w:tcPr>
     </w:tblStylePr>
@@ -14855,9 +15390,9 @@
       </w:tcPr>
     </w:tblStylePr>
   </w:style>
-  <w:style w:type="table" w:styleId="66">
+  <w:style w:type="table" w:styleId="755">
     <w:name w:val="Grid Table 7 Colorful - Accent 5"/>
-    <w:basedOn w:val="666"/>
+    <w:basedOn w:val="889"/>
     <w:uiPriority w:val="99"/>
     <w:pPr>
       <w:pBdr/>
@@ -14959,11 +15494,11 @@
         <w:tblBorders/>
       </w:tblPr>
       <w:tcPr>
-        <w:shd w:color="ffffff"/>
+        <w:shd w:val="clear" w:color="ffffff"/>
         <w:tcBorders>
-          <w:top w:val="none"/>
-          <w:left w:val="none"/>
-          <w:bottom w:val="none"/>
+          <w:top w:val="none" w:color="000000" w:sz="4" w:space="0"/>
+          <w:left w:val="none" w:color="000000" w:sz="4" w:space="0"/>
+          <w:bottom w:val="none" w:color="000000" w:sz="4" w:space="0"/>
           <w:right w:val="single" w:color="000000" w:themeColor="accent5" w:themeTint="90" w:sz="4" w:space="0"/>
         </w:tcBorders>
       </w:tcPr>
@@ -14986,10 +15521,10 @@
       <w:tcPr>
         <w:shd w:val="clear" w:color="ffffff" w:themeColor="light1" w:fill="ffffff" w:themeFill="light1"/>
         <w:tcBorders>
-          <w:top w:val="none"/>
-          <w:left w:val="none"/>
+          <w:top w:val="none" w:color="000000" w:sz="4" w:space="0"/>
+          <w:left w:val="none" w:color="000000" w:sz="4" w:space="0"/>
           <w:bottom w:val="single" w:color="000000" w:themeColor="accent5" w:themeTint="90" w:sz="4" w:space="0"/>
-          <w:right w:val="none"/>
+          <w:right w:val="none" w:color="000000" w:sz="4" w:space="0"/>
         </w:tcBorders>
       </w:tcPr>
     </w:tblStylePr>
@@ -15009,12 +15544,12 @@
         <w:tblBorders/>
       </w:tblPr>
       <w:tcPr>
-        <w:shd w:color="ffffff"/>
+        <w:shd w:val="clear" w:color="ffffff"/>
         <w:tcBorders>
-          <w:top w:val="none"/>
+          <w:top w:val="none" w:color="000000" w:sz="4" w:space="0"/>
           <w:left w:val="single" w:color="000000" w:themeColor="accent5" w:themeTint="90" w:sz="4" w:space="0"/>
-          <w:bottom w:val="none"/>
-          <w:right w:val="none"/>
+          <w:bottom w:val="none" w:color="000000" w:sz="4" w:space="0"/>
+          <w:right w:val="none" w:color="000000" w:sz="4" w:space="0"/>
         </w:tcBorders>
       </w:tcPr>
     </w:tblStylePr>
@@ -15037,9 +15572,9 @@
         <w:shd w:val="clear" w:color="ffffff" w:themeColor="light1" w:fill="ffffff" w:themeFill="light1"/>
         <w:tcBorders>
           <w:top w:val="single" w:color="000000" w:themeColor="accent5" w:themeTint="90" w:sz="4" w:space="0"/>
-          <w:left w:val="none"/>
-          <w:bottom w:val="none"/>
-          <w:right w:val="none"/>
+          <w:left w:val="none" w:color="000000" w:sz="4" w:space="0"/>
+          <w:bottom w:val="none" w:color="000000" w:sz="4" w:space="0"/>
+          <w:right w:val="none" w:color="000000" w:sz="4" w:space="0"/>
         </w:tcBorders>
       </w:tcPr>
     </w:tblStylePr>
@@ -15109,9 +15644,9 @@
       </w:tcPr>
     </w:tblStylePr>
   </w:style>
-  <w:style w:type="table" w:styleId="67">
+  <w:style w:type="table" w:styleId="756">
     <w:name w:val="Grid Table 7 Colorful - Accent 6"/>
-    <w:basedOn w:val="666"/>
+    <w:basedOn w:val="889"/>
     <w:uiPriority w:val="99"/>
     <w:pPr>
       <w:pBdr/>
@@ -15213,11 +15748,11 @@
         <w:tblBorders/>
       </w:tblPr>
       <w:tcPr>
-        <w:shd w:color="ffffff"/>
+        <w:shd w:val="clear" w:color="ffffff"/>
         <w:tcBorders>
-          <w:top w:val="none"/>
-          <w:left w:val="none"/>
-          <w:bottom w:val="none"/>
+          <w:top w:val="none" w:color="000000" w:sz="4" w:space="0"/>
+          <w:left w:val="none" w:color="000000" w:sz="4" w:space="0"/>
+          <w:bottom w:val="none" w:color="000000" w:sz="4" w:space="0"/>
           <w:right w:val="single" w:color="000000" w:themeColor="accent6" w:themeTint="90" w:sz="4" w:space="0"/>
         </w:tcBorders>
       </w:tcPr>
@@ -15240,10 +15775,10 @@
       <w:tcPr>
         <w:shd w:val="clear" w:color="ffffff" w:themeColor="light1" w:fill="ffffff" w:themeFill="light1"/>
         <w:tcBorders>
-          <w:top w:val="none"/>
-          <w:left w:val="none"/>
+          <w:top w:val="none" w:color="000000" w:sz="4" w:space="0"/>
+          <w:left w:val="none" w:color="000000" w:sz="4" w:space="0"/>
           <w:bottom w:val="single" w:color="000000" w:themeColor="accent6" w:themeTint="90" w:sz="4" w:space="0"/>
-          <w:right w:val="none"/>
+          <w:right w:val="none" w:color="000000" w:sz="4" w:space="0"/>
         </w:tcBorders>
       </w:tcPr>
     </w:tblStylePr>
@@ -15263,12 +15798,12 @@
         <w:tblBorders/>
       </w:tblPr>
       <w:tcPr>
-        <w:shd w:color="ffffff"/>
+        <w:shd w:val="clear" w:color="ffffff"/>
         <w:tcBorders>
-          <w:top w:val="none"/>
+          <w:top w:val="none" w:color="000000" w:sz="4" w:space="0"/>
           <w:left w:val="single" w:color="000000" w:themeColor="accent6" w:themeTint="90" w:sz="4" w:space="0"/>
-          <w:bottom w:val="none"/>
-          <w:right w:val="none"/>
+          <w:bottom w:val="none" w:color="000000" w:sz="4" w:space="0"/>
+          <w:right w:val="none" w:color="000000" w:sz="4" w:space="0"/>
         </w:tcBorders>
       </w:tcPr>
     </w:tblStylePr>
@@ -15291,9 +15826,9 @@
         <w:shd w:val="clear" w:color="ffffff" w:themeColor="light1" w:fill="ffffff" w:themeFill="light1"/>
         <w:tcBorders>
           <w:top w:val="single" w:color="000000" w:themeColor="accent6" w:themeTint="90" w:sz="4" w:space="0"/>
-          <w:left w:val="none"/>
-          <w:bottom w:val="none"/>
-          <w:right w:val="none"/>
+          <w:left w:val="none" w:color="000000" w:sz="4" w:space="0"/>
+          <w:bottom w:val="none" w:color="000000" w:sz="4" w:space="0"/>
+          <w:right w:val="none" w:color="000000" w:sz="4" w:space="0"/>
         </w:tcBorders>
       </w:tcPr>
     </w:tblStylePr>
@@ -15363,9 +15898,9 @@
       </w:tcPr>
     </w:tblStylePr>
   </w:style>
-  <w:style w:type="table" w:styleId="68">
+  <w:style w:type="table" w:styleId="757">
     <w:name w:val="List Table 1 Light"/>
-    <w:basedOn w:val="666"/>
+    <w:basedOn w:val="889"/>
     <w:uiPriority w:val="99"/>
     <w:pPr>
       <w:pBdr/>
@@ -15579,9 +16114,9 @@
       </w:tcPr>
     </w:tblStylePr>
   </w:style>
-  <w:style w:type="table" w:styleId="69">
+  <w:style w:type="table" w:styleId="758">
     <w:name w:val="List Table 1 Light - Accent 1"/>
-    <w:basedOn w:val="666"/>
+    <w:basedOn w:val="889"/>
     <w:uiPriority w:val="99"/>
     <w:pPr>
       <w:pBdr/>
@@ -15795,9 +16330,9 @@
       </w:tcPr>
     </w:tblStylePr>
   </w:style>
-  <w:style w:type="table" w:styleId="70">
+  <w:style w:type="table" w:styleId="759">
     <w:name w:val="List Table 1 Light - Accent 2"/>
-    <w:basedOn w:val="666"/>
+    <w:basedOn w:val="889"/>
     <w:uiPriority w:val="99"/>
     <w:pPr>
       <w:pBdr/>
@@ -16011,9 +16546,9 @@
       </w:tcPr>
     </w:tblStylePr>
   </w:style>
-  <w:style w:type="table" w:styleId="71">
+  <w:style w:type="table" w:styleId="760">
     <w:name w:val="List Table 1 Light - Accent 3"/>
-    <w:basedOn w:val="666"/>
+    <w:basedOn w:val="889"/>
     <w:uiPriority w:val="99"/>
     <w:pPr>
       <w:pBdr/>
@@ -16227,9 +16762,9 @@
       </w:tcPr>
     </w:tblStylePr>
   </w:style>
-  <w:style w:type="table" w:styleId="72">
+  <w:style w:type="table" w:styleId="761">
     <w:name w:val="List Table 1 Light - Accent 4"/>
-    <w:basedOn w:val="666"/>
+    <w:basedOn w:val="889"/>
     <w:uiPriority w:val="99"/>
     <w:pPr>
       <w:pBdr/>
@@ -16443,9 +16978,9 @@
       </w:tcPr>
     </w:tblStylePr>
   </w:style>
-  <w:style w:type="table" w:styleId="73">
+  <w:style w:type="table" w:styleId="762">
     <w:name w:val="List Table 1 Light - Accent 5"/>
-    <w:basedOn w:val="666"/>
+    <w:basedOn w:val="889"/>
     <w:uiPriority w:val="99"/>
     <w:pPr>
       <w:pBdr/>
@@ -16659,9 +17194,9 @@
       </w:tcPr>
     </w:tblStylePr>
   </w:style>
-  <w:style w:type="table" w:styleId="74">
+  <w:style w:type="table" w:styleId="763">
     <w:name w:val="List Table 1 Light - Accent 6"/>
-    <w:basedOn w:val="666"/>
+    <w:basedOn w:val="889"/>
     <w:uiPriority w:val="99"/>
     <w:pPr>
       <w:pBdr/>
@@ -16875,9 +17410,9 @@
       </w:tcPr>
     </w:tblStylePr>
   </w:style>
-  <w:style w:type="table" w:styleId="75">
+  <w:style w:type="table" w:styleId="764">
     <w:name w:val="List Table 2"/>
-    <w:basedOn w:val="666"/>
+    <w:basedOn w:val="889"/>
     <w:uiPriority w:val="99"/>
     <w:pPr>
       <w:pBdr/>
@@ -17113,9 +17648,9 @@
       </w:tcPr>
     </w:tblStylePr>
   </w:style>
-  <w:style w:type="table" w:styleId="76">
+  <w:style w:type="table" w:styleId="765">
     <w:name w:val="List Table 2 - Accent 1"/>
-    <w:basedOn w:val="666"/>
+    <w:basedOn w:val="889"/>
     <w:uiPriority w:val="99"/>
     <w:pPr>
       <w:pBdr/>
@@ -17351,9 +17886,9 @@
       </w:tcPr>
     </w:tblStylePr>
   </w:style>
-  <w:style w:type="table" w:styleId="77">
+  <w:style w:type="table" w:styleId="766">
     <w:name w:val="List Table 2 - Accent 2"/>
-    <w:basedOn w:val="666"/>
+    <w:basedOn w:val="889"/>
     <w:uiPriority w:val="99"/>
     <w:pPr>
       <w:pBdr/>
@@ -17589,9 +18124,9 @@
       </w:tcPr>
     </w:tblStylePr>
   </w:style>
-  <w:style w:type="table" w:styleId="78">
+  <w:style w:type="table" w:styleId="767">
     <w:name w:val="List Table 2 - Accent 3"/>
-    <w:basedOn w:val="666"/>
+    <w:basedOn w:val="889"/>
     <w:uiPriority w:val="99"/>
     <w:pPr>
       <w:pBdr/>
@@ -17827,9 +18362,9 @@
       </w:tcPr>
     </w:tblStylePr>
   </w:style>
-  <w:style w:type="table" w:styleId="79">
+  <w:style w:type="table" w:styleId="768">
     <w:name w:val="List Table 2 - Accent 4"/>
-    <w:basedOn w:val="666"/>
+    <w:basedOn w:val="889"/>
     <w:uiPriority w:val="99"/>
     <w:pPr>
       <w:pBdr/>
@@ -18065,9 +18600,9 @@
       </w:tcPr>
     </w:tblStylePr>
   </w:style>
-  <w:style w:type="table" w:styleId="80">
+  <w:style w:type="table" w:styleId="769">
     <w:name w:val="List Table 2 - Accent 5"/>
-    <w:basedOn w:val="666"/>
+    <w:basedOn w:val="889"/>
     <w:uiPriority w:val="99"/>
     <w:pPr>
       <w:pBdr/>
@@ -18303,9 +18838,9 @@
       </w:tcPr>
     </w:tblStylePr>
   </w:style>
-  <w:style w:type="table" w:styleId="81">
+  <w:style w:type="table" w:styleId="770">
     <w:name w:val="List Table 2 - Accent 6"/>
-    <w:basedOn w:val="666"/>
+    <w:basedOn w:val="889"/>
     <w:uiPriority w:val="99"/>
     <w:pPr>
       <w:pBdr/>
@@ -18541,9 +19076,9 @@
       </w:tcPr>
     </w:tblStylePr>
   </w:style>
-  <w:style w:type="table" w:styleId="82">
+  <w:style w:type="table" w:styleId="771">
     <w:name w:val="List Table 3"/>
-    <w:basedOn w:val="666"/>
+    <w:basedOn w:val="889"/>
     <w:uiPriority w:val="99"/>
     <w:pPr>
       <w:pBdr/>
@@ -18769,9 +19304,9 @@
       </w:tcPr>
     </w:tblStylePr>
   </w:style>
-  <w:style w:type="table" w:styleId="83">
+  <w:style w:type="table" w:styleId="772">
     <w:name w:val="List Table 3 - Accent 1"/>
-    <w:basedOn w:val="666"/>
+    <w:basedOn w:val="889"/>
     <w:uiPriority w:val="99"/>
     <w:pPr>
       <w:pBdr/>
@@ -18997,9 +19532,9 @@
       </w:tcPr>
     </w:tblStylePr>
   </w:style>
-  <w:style w:type="table" w:styleId="84">
+  <w:style w:type="table" w:styleId="773">
     <w:name w:val="List Table 3 - Accent 2"/>
-    <w:basedOn w:val="666"/>
+    <w:basedOn w:val="889"/>
     <w:uiPriority w:val="99"/>
     <w:pPr>
       <w:pBdr/>
@@ -19225,9 +19760,9 @@
       </w:tcPr>
     </w:tblStylePr>
   </w:style>
-  <w:style w:type="table" w:styleId="85">
+  <w:style w:type="table" w:styleId="774">
     <w:name w:val="List Table 3 - Accent 3"/>
-    <w:basedOn w:val="666"/>
+    <w:basedOn w:val="889"/>
     <w:uiPriority w:val="99"/>
     <w:pPr>
       <w:pBdr/>
@@ -19453,9 +19988,9 @@
       </w:tcPr>
     </w:tblStylePr>
   </w:style>
-  <w:style w:type="table" w:styleId="86">
+  <w:style w:type="table" w:styleId="775">
     <w:name w:val="List Table 3 - Accent 4"/>
-    <w:basedOn w:val="666"/>
+    <w:basedOn w:val="889"/>
     <w:uiPriority w:val="99"/>
     <w:pPr>
       <w:pBdr/>
@@ -19681,9 +20216,9 @@
       </w:tcPr>
     </w:tblStylePr>
   </w:style>
-  <w:style w:type="table" w:styleId="87">
+  <w:style w:type="table" w:styleId="776">
     <w:name w:val="List Table 3 - Accent 5"/>
-    <w:basedOn w:val="666"/>
+    <w:basedOn w:val="889"/>
     <w:uiPriority w:val="99"/>
     <w:pPr>
       <w:pBdr/>
@@ -19909,9 +20444,9 @@
       </w:tcPr>
     </w:tblStylePr>
   </w:style>
-  <w:style w:type="table" w:styleId="88">
+  <w:style w:type="table" w:styleId="777">
     <w:name w:val="List Table 3 - Accent 6"/>
-    <w:basedOn w:val="666"/>
+    <w:basedOn w:val="889"/>
     <w:uiPriority w:val="99"/>
     <w:pPr>
       <w:pBdr/>
@@ -20137,9 +20672,9 @@
       </w:tcPr>
     </w:tblStylePr>
   </w:style>
-  <w:style w:type="table" w:styleId="89">
+  <w:style w:type="table" w:styleId="778">
     <w:name w:val="List Table 4"/>
-    <w:basedOn w:val="666"/>
+    <w:basedOn w:val="889"/>
     <w:uiPriority w:val="99"/>
     <w:pPr>
       <w:pBdr/>
@@ -20362,9 +20897,9 @@
       </w:tcPr>
     </w:tblStylePr>
   </w:style>
-  <w:style w:type="table" w:styleId="90">
+  <w:style w:type="table" w:styleId="779">
     <w:name w:val="List Table 4 - Accent 1"/>
-    <w:basedOn w:val="666"/>
+    <w:basedOn w:val="889"/>
     <w:uiPriority w:val="99"/>
     <w:pPr>
       <w:pBdr/>
@@ -20587,9 +21122,9 @@
       </w:tcPr>
     </w:tblStylePr>
   </w:style>
-  <w:style w:type="table" w:styleId="91">
+  <w:style w:type="table" w:styleId="780">
     <w:name w:val="List Table 4 - Accent 2"/>
-    <w:basedOn w:val="666"/>
+    <w:basedOn w:val="889"/>
     <w:uiPriority w:val="99"/>
     <w:pPr>
       <w:pBdr/>
@@ -20812,9 +21347,9 @@
       </w:tcPr>
     </w:tblStylePr>
   </w:style>
-  <w:style w:type="table" w:styleId="92">
+  <w:style w:type="table" w:styleId="781">
     <w:name w:val="List Table 4 - Accent 3"/>
-    <w:basedOn w:val="666"/>
+    <w:basedOn w:val="889"/>
     <w:uiPriority w:val="99"/>
     <w:pPr>
       <w:pBdr/>
@@ -21037,9 +21572,9 @@
       </w:tcPr>
     </w:tblStylePr>
   </w:style>
-  <w:style w:type="table" w:styleId="93">
+  <w:style w:type="table" w:styleId="782">
     <w:name w:val="List Table 4 - Accent 4"/>
-    <w:basedOn w:val="666"/>
+    <w:basedOn w:val="889"/>
     <w:uiPriority w:val="99"/>
     <w:pPr>
       <w:pBdr/>
@@ -21262,9 +21797,9 @@
       </w:tcPr>
     </w:tblStylePr>
   </w:style>
-  <w:style w:type="table" w:styleId="94">
+  <w:style w:type="table" w:styleId="783">
     <w:name w:val="List Table 4 - Accent 5"/>
-    <w:basedOn w:val="666"/>
+    <w:basedOn w:val="889"/>
     <w:uiPriority w:val="99"/>
     <w:pPr>
       <w:pBdr/>
@@ -21487,9 +22022,9 @@
       </w:tcPr>
     </w:tblStylePr>
   </w:style>
-  <w:style w:type="table" w:styleId="95">
+  <w:style w:type="table" w:styleId="784">
     <w:name w:val="List Table 4 - Accent 6"/>
-    <w:basedOn w:val="666"/>
+    <w:basedOn w:val="889"/>
     <w:uiPriority w:val="99"/>
     <w:pPr>
       <w:pBdr/>
@@ -21712,9 +22247,9 @@
       </w:tcPr>
     </w:tblStylePr>
   </w:style>
-  <w:style w:type="table" w:styleId="96">
+  <w:style w:type="table" w:styleId="785">
     <w:name w:val="List Table 5 Dark"/>
-    <w:basedOn w:val="666"/>
+    <w:basedOn w:val="889"/>
     <w:uiPriority w:val="99"/>
     <w:pPr>
       <w:pBdr/>
@@ -21954,9 +22489,9 @@
       </w:tcPr>
     </w:tblStylePr>
   </w:style>
-  <w:style w:type="table" w:styleId="97">
+  <w:style w:type="table" w:styleId="786">
     <w:name w:val="List Table 5 Dark - Accent 1"/>
-    <w:basedOn w:val="666"/>
+    <w:basedOn w:val="889"/>
     <w:uiPriority w:val="99"/>
     <w:pPr>
       <w:pBdr/>
@@ -22196,9 +22731,9 @@
       </w:tcPr>
     </w:tblStylePr>
   </w:style>
-  <w:style w:type="table" w:styleId="98">
+  <w:style w:type="table" w:styleId="787">
     <w:name w:val="List Table 5 Dark - Accent 2"/>
-    <w:basedOn w:val="666"/>
+    <w:basedOn w:val="889"/>
     <w:uiPriority w:val="99"/>
     <w:pPr>
       <w:pBdr/>
@@ -22438,9 +22973,9 @@
       </w:tcPr>
     </w:tblStylePr>
   </w:style>
-  <w:style w:type="table" w:styleId="99">
+  <w:style w:type="table" w:styleId="788">
     <w:name w:val="List Table 5 Dark - Accent 3"/>
-    <w:basedOn w:val="666"/>
+    <w:basedOn w:val="889"/>
     <w:uiPriority w:val="99"/>
     <w:pPr>
       <w:pBdr/>
@@ -22680,9 +23215,9 @@
       </w:tcPr>
     </w:tblStylePr>
   </w:style>
-  <w:style w:type="table" w:styleId="100">
+  <w:style w:type="table" w:styleId="789">
     <w:name w:val="List Table 5 Dark - Accent 4"/>
-    <w:basedOn w:val="666"/>
+    <w:basedOn w:val="889"/>
     <w:uiPriority w:val="99"/>
     <w:pPr>
       <w:pBdr/>
@@ -22922,9 +23457,9 @@
       </w:tcPr>
     </w:tblStylePr>
   </w:style>
-  <w:style w:type="table" w:styleId="101">
+  <w:style w:type="table" w:styleId="790">
     <w:name w:val="List Table 5 Dark - Accent 5"/>
-    <w:basedOn w:val="666"/>
+    <w:basedOn w:val="889"/>
     <w:uiPriority w:val="99"/>
     <w:pPr>
       <w:pBdr/>
@@ -23164,9 +23699,9 @@
       </w:tcPr>
     </w:tblStylePr>
   </w:style>
-  <w:style w:type="table" w:styleId="102">
+  <w:style w:type="table" w:styleId="791">
     <w:name w:val="List Table 5 Dark - Accent 6"/>
-    <w:basedOn w:val="666"/>
+    <w:basedOn w:val="889"/>
     <w:uiPriority w:val="99"/>
     <w:pPr>
       <w:pBdr/>
@@ -23406,9 +23941,9 @@
       </w:tcPr>
     </w:tblStylePr>
   </w:style>
-  <w:style w:type="table" w:styleId="103">
+  <w:style w:type="table" w:styleId="792">
     <w:name w:val="List Table 6 Colorful"/>
-    <w:basedOn w:val="666"/>
+    <w:basedOn w:val="889"/>
     <w:uiPriority w:val="99"/>
     <w:pPr>
       <w:pBdr/>
@@ -23629,9 +24164,9 @@
       </w:tcPr>
     </w:tblStylePr>
   </w:style>
-  <w:style w:type="table" w:styleId="104">
+  <w:style w:type="table" w:styleId="793">
     <w:name w:val="List Table 6 Colorful - Accent 1"/>
-    <w:basedOn w:val="666"/>
+    <w:basedOn w:val="889"/>
     <w:uiPriority w:val="99"/>
     <w:pPr>
       <w:pBdr/>
@@ -23852,9 +24387,9 @@
       </w:tcPr>
     </w:tblStylePr>
   </w:style>
-  <w:style w:type="table" w:styleId="105">
+  <w:style w:type="table" w:styleId="794">
     <w:name w:val="List Table 6 Colorful - Accent 2"/>
-    <w:basedOn w:val="666"/>
+    <w:basedOn w:val="889"/>
     <w:uiPriority w:val="99"/>
     <w:pPr>
       <w:pBdr/>
@@ -24075,9 +24610,9 @@
       </w:tcPr>
     </w:tblStylePr>
   </w:style>
-  <w:style w:type="table" w:styleId="106">
+  <w:style w:type="table" w:styleId="795">
     <w:name w:val="List Table 6 Colorful - Accent 3"/>
-    <w:basedOn w:val="666"/>
+    <w:basedOn w:val="889"/>
     <w:uiPriority w:val="99"/>
     <w:pPr>
       <w:pBdr/>
@@ -24298,9 +24833,9 @@
       </w:tcPr>
     </w:tblStylePr>
   </w:style>
-  <w:style w:type="table" w:styleId="107">
+  <w:style w:type="table" w:styleId="796">
     <w:name w:val="List Table 6 Colorful - Accent 4"/>
-    <w:basedOn w:val="666"/>
+    <w:basedOn w:val="889"/>
     <w:uiPriority w:val="99"/>
     <w:pPr>
       <w:pBdr/>
@@ -24521,9 +25056,9 @@
       </w:tcPr>
     </w:tblStylePr>
   </w:style>
-  <w:style w:type="table" w:styleId="108">
+  <w:style w:type="table" w:styleId="797">
     <w:name w:val="List Table 6 Colorful - Accent 5"/>
-    <w:basedOn w:val="666"/>
+    <w:basedOn w:val="889"/>
     <w:uiPriority w:val="99"/>
     <w:pPr>
       <w:pBdr/>
@@ -24744,9 +25279,9 @@
       </w:tcPr>
     </w:tblStylePr>
   </w:style>
-  <w:style w:type="table" w:styleId="109">
+  <w:style w:type="table" w:styleId="798">
     <w:name w:val="List Table 6 Colorful - Accent 6"/>
-    <w:basedOn w:val="666"/>
+    <w:basedOn w:val="889"/>
     <w:uiPriority w:val="99"/>
     <w:pPr>
       <w:pBdr/>
@@ -24967,9 +25502,9 @@
       </w:tcPr>
     </w:tblStylePr>
   </w:style>
-  <w:style w:type="table" w:styleId="110">
+  <w:style w:type="table" w:styleId="799">
     <w:name w:val="List Table 7 Colorful"/>
-    <w:basedOn w:val="666"/>
+    <w:basedOn w:val="889"/>
     <w:uiPriority w:val="99"/>
     <w:pPr>
       <w:pBdr/>
@@ -25068,11 +25603,11 @@
         <w:tblBorders/>
       </w:tblPr>
       <w:tcPr>
-        <w:shd w:color="ffffff"/>
+        <w:shd w:val="clear" w:color="ffffff"/>
         <w:tcBorders>
-          <w:top w:val="none"/>
-          <w:left w:val="none"/>
-          <w:bottom w:val="none"/>
+          <w:top w:val="none" w:color="000000" w:sz="4" w:space="0"/>
+          <w:left w:val="none" w:color="000000" w:sz="4" w:space="0"/>
+          <w:bottom w:val="none" w:color="000000" w:sz="4" w:space="0"/>
           <w:right w:val="single" w:color="000000" w:themeColor="text1" w:themeTint="80" w:sz="4" w:space="0"/>
         </w:tcBorders>
       </w:tcPr>
@@ -25095,10 +25630,10 @@
       <w:tcPr>
         <w:shd w:val="clear" w:color="ffffff" w:themeColor="light1" w:fill="ffffff" w:themeFill="light1"/>
         <w:tcBorders>
-          <w:top w:val="none"/>
-          <w:left w:val="none"/>
+          <w:top w:val="none" w:color="000000" w:sz="4" w:space="0"/>
+          <w:left w:val="none" w:color="000000" w:sz="4" w:space="0"/>
           <w:bottom w:val="single" w:color="000000" w:themeColor="text1" w:themeTint="80" w:sz="4" w:space="0"/>
-          <w:right w:val="none"/>
+          <w:right w:val="none" w:color="000000" w:sz="4" w:space="0"/>
         </w:tcBorders>
       </w:tcPr>
     </w:tblStylePr>
@@ -25118,12 +25653,12 @@
         <w:tblBorders/>
       </w:tblPr>
       <w:tcPr>
-        <w:shd w:color="ffffff"/>
+        <w:shd w:val="clear" w:color="ffffff"/>
         <w:tcBorders>
-          <w:top w:val="none"/>
+          <w:top w:val="none" w:color="000000" w:sz="4" w:space="0"/>
           <w:left w:val="single" w:color="000000" w:themeColor="text1" w:themeTint="80" w:sz="4" w:space="0"/>
-          <w:bottom w:val="none"/>
-          <w:right w:val="none"/>
+          <w:bottom w:val="none" w:color="000000" w:sz="4" w:space="0"/>
+          <w:right w:val="none" w:color="000000" w:sz="4" w:space="0"/>
         </w:tcBorders>
       </w:tcPr>
     </w:tblStylePr>
@@ -25146,9 +25681,9 @@
         <w:shd w:val="clear" w:color="ffffff" w:themeColor="light1" w:fill="ffffff" w:themeFill="light1"/>
         <w:tcBorders>
           <w:top w:val="single" w:color="000000" w:themeColor="text1" w:themeTint="80" w:sz="4" w:space="0"/>
-          <w:left w:val="none"/>
-          <w:bottom w:val="none"/>
-          <w:right w:val="none"/>
+          <w:left w:val="none" w:color="000000" w:sz="4" w:space="0"/>
+          <w:bottom w:val="none" w:color="000000" w:sz="4" w:space="0"/>
+          <w:right w:val="none" w:color="000000" w:sz="4" w:space="0"/>
         </w:tcBorders>
       </w:tcPr>
     </w:tblStylePr>
@@ -25223,9 +25758,9 @@
       </w:tcPr>
     </w:tblStylePr>
   </w:style>
-  <w:style w:type="table" w:styleId="111">
+  <w:style w:type="table" w:styleId="800">
     <w:name w:val="List Table 7 Colorful - Accent 1"/>
-    <w:basedOn w:val="666"/>
+    <w:basedOn w:val="889"/>
     <w:uiPriority w:val="99"/>
     <w:pPr>
       <w:pBdr/>
@@ -25324,11 +25859,11 @@
         <w:tblBorders/>
       </w:tblPr>
       <w:tcPr>
-        <w:shd w:color="ffffff"/>
+        <w:shd w:val="clear" w:color="ffffff"/>
         <w:tcBorders>
-          <w:top w:val="none"/>
-          <w:left w:val="none"/>
-          <w:bottom w:val="none"/>
+          <w:top w:val="none" w:color="000000" w:sz="4" w:space="0"/>
+          <w:left w:val="none" w:color="000000" w:sz="4" w:space="0"/>
+          <w:bottom w:val="none" w:color="000000" w:sz="4" w:space="0"/>
           <w:right w:val="single" w:color="000000" w:themeColor="accent1" w:sz="4" w:space="0"/>
         </w:tcBorders>
       </w:tcPr>
@@ -25351,10 +25886,10 @@
       <w:tcPr>
         <w:shd w:val="clear" w:color="ffffff" w:themeColor="light1" w:fill="ffffff" w:themeFill="light1"/>
         <w:tcBorders>
-          <w:top w:val="none"/>
-          <w:left w:val="none"/>
+          <w:top w:val="none" w:color="000000" w:sz="4" w:space="0"/>
+          <w:left w:val="none" w:color="000000" w:sz="4" w:space="0"/>
           <w:bottom w:val="single" w:color="000000" w:themeColor="accent1" w:sz="4" w:space="0"/>
-          <w:right w:val="none"/>
+          <w:right w:val="none" w:color="000000" w:sz="4" w:space="0"/>
         </w:tcBorders>
       </w:tcPr>
     </w:tblStylePr>
@@ -25374,12 +25909,12 @@
         <w:tblBorders/>
       </w:tblPr>
       <w:tcPr>
-        <w:shd w:color="ffffff"/>
+        <w:shd w:val="clear" w:color="ffffff"/>
         <w:tcBorders>
-          <w:top w:val="none"/>
+          <w:top w:val="none" w:color="000000" w:sz="4" w:space="0"/>
           <w:left w:val="single" w:color="000000" w:themeColor="accent1" w:sz="4" w:space="0"/>
-          <w:bottom w:val="none"/>
-          <w:right w:val="none"/>
+          <w:bottom w:val="none" w:color="000000" w:sz="4" w:space="0"/>
+          <w:right w:val="none" w:color="000000" w:sz="4" w:space="0"/>
         </w:tcBorders>
       </w:tcPr>
     </w:tblStylePr>
@@ -25402,9 +25937,9 @@
         <w:shd w:val="clear" w:color="ffffff" w:themeColor="light1" w:fill="ffffff" w:themeFill="light1"/>
         <w:tcBorders>
           <w:top w:val="single" w:color="000000" w:themeColor="accent1" w:sz="4" w:space="0"/>
-          <w:left w:val="none"/>
-          <w:bottom w:val="none"/>
-          <w:right w:val="none"/>
+          <w:left w:val="none" w:color="000000" w:sz="4" w:space="0"/>
+          <w:bottom w:val="none" w:color="000000" w:sz="4" w:space="0"/>
+          <w:right w:val="none" w:color="000000" w:sz="4" w:space="0"/>
         </w:tcBorders>
       </w:tcPr>
     </w:tblStylePr>
@@ -25479,9 +26014,9 @@
       </w:tcPr>
     </w:tblStylePr>
   </w:style>
-  <w:style w:type="table" w:styleId="112">
+  <w:style w:type="table" w:styleId="801">
     <w:name w:val="List Table 7 Colorful - Accent 2"/>
-    <w:basedOn w:val="666"/>
+    <w:basedOn w:val="889"/>
     <w:uiPriority w:val="99"/>
     <w:pPr>
       <w:pBdr/>
@@ -25580,11 +26115,11 @@
         <w:tblBorders/>
       </w:tblPr>
       <w:tcPr>
-        <w:shd w:color="ffffff"/>
+        <w:shd w:val="clear" w:color="ffffff"/>
         <w:tcBorders>
-          <w:top w:val="none"/>
-          <w:left w:val="none"/>
-          <w:bottom w:val="none"/>
+          <w:top w:val="none" w:color="000000" w:sz="4" w:space="0"/>
+          <w:left w:val="none" w:color="000000" w:sz="4" w:space="0"/>
+          <w:bottom w:val="none" w:color="000000" w:sz="4" w:space="0"/>
           <w:right w:val="single" w:color="000000" w:themeColor="accent2" w:themeTint="97" w:sz="4" w:space="0"/>
         </w:tcBorders>
       </w:tcPr>
@@ -25607,10 +26142,10 @@
       <w:tcPr>
         <w:shd w:val="clear" w:color="ffffff" w:themeColor="light1" w:fill="ffffff" w:themeFill="light1"/>
         <w:tcBorders>
-          <w:top w:val="none"/>
-          <w:left w:val="none"/>
+          <w:top w:val="none" w:color="000000" w:sz="4" w:space="0"/>
+          <w:left w:val="none" w:color="000000" w:sz="4" w:space="0"/>
           <w:bottom w:val="single" w:color="000000" w:themeColor="accent2" w:themeTint="97" w:sz="4" w:space="0"/>
-          <w:right w:val="none"/>
+          <w:right w:val="none" w:color="000000" w:sz="4" w:space="0"/>
         </w:tcBorders>
       </w:tcPr>
     </w:tblStylePr>
@@ -25630,12 +26165,12 @@
         <w:tblBorders/>
       </w:tblPr>
       <w:tcPr>
-        <w:shd w:color="ffffff"/>
+        <w:shd w:val="clear" w:color="ffffff"/>
         <w:tcBorders>
-          <w:top w:val="none"/>
+          <w:top w:val="none" w:color="000000" w:sz="4" w:space="0"/>
           <w:left w:val="single" w:color="000000" w:themeColor="accent2" w:themeTint="97" w:sz="4" w:space="0"/>
-          <w:bottom w:val="none"/>
-          <w:right w:val="none"/>
+          <w:bottom w:val="none" w:color="000000" w:sz="4" w:space="0"/>
+          <w:right w:val="none" w:color="000000" w:sz="4" w:space="0"/>
         </w:tcBorders>
       </w:tcPr>
     </w:tblStylePr>
@@ -25658,9 +26193,9 @@
         <w:shd w:val="clear" w:color="ffffff" w:themeColor="light1" w:fill="ffffff" w:themeFill="light1"/>
         <w:tcBorders>
           <w:top w:val="single" w:color="000000" w:themeColor="accent2" w:themeTint="97" w:sz="4" w:space="0"/>
-          <w:left w:val="none"/>
-          <w:bottom w:val="none"/>
-          <w:right w:val="none"/>
+          <w:left w:val="none" w:color="000000" w:sz="4" w:space="0"/>
+          <w:bottom w:val="none" w:color="000000" w:sz="4" w:space="0"/>
+          <w:right w:val="none" w:color="000000" w:sz="4" w:space="0"/>
         </w:tcBorders>
       </w:tcPr>
     </w:tblStylePr>
@@ -25735,9 +26270,9 @@
       </w:tcPr>
     </w:tblStylePr>
   </w:style>
-  <w:style w:type="table" w:styleId="113">
+  <w:style w:type="table" w:styleId="802">
     <w:name w:val="List Table 7 Colorful - Accent 3"/>
-    <w:basedOn w:val="666"/>
+    <w:basedOn w:val="889"/>
     <w:uiPriority w:val="99"/>
     <w:pPr>
       <w:pBdr/>
@@ -25836,11 +26371,11 @@
         <w:tblBorders/>
       </w:tblPr>
       <w:tcPr>
-        <w:shd w:color="ffffff"/>
+        <w:shd w:val="clear" w:color="ffffff"/>
         <w:tcBorders>
-          <w:top w:val="none"/>
-          <w:left w:val="none"/>
-          <w:bottom w:val="none"/>
+          <w:top w:val="none" w:color="000000" w:sz="4" w:space="0"/>
+          <w:left w:val="none" w:color="000000" w:sz="4" w:space="0"/>
+          <w:bottom w:val="none" w:color="000000" w:sz="4" w:space="0"/>
           <w:right w:val="single" w:color="000000" w:themeColor="accent3" w:themeTint="98" w:sz="4" w:space="0"/>
         </w:tcBorders>
       </w:tcPr>
@@ -25863,10 +26398,10 @@
       <w:tcPr>
         <w:shd w:val="clear" w:color="ffffff" w:themeColor="light1" w:fill="ffffff" w:themeFill="light1"/>
         <w:tcBorders>
-          <w:top w:val="none"/>
-          <w:left w:val="none"/>
+          <w:top w:val="none" w:color="000000" w:sz="4" w:space="0"/>
+          <w:left w:val="none" w:color="000000" w:sz="4" w:space="0"/>
           <w:bottom w:val="single" w:color="000000" w:themeColor="accent3" w:themeTint="98" w:sz="4" w:space="0"/>
-          <w:right w:val="none"/>
+          <w:right w:val="none" w:color="000000" w:sz="4" w:space="0"/>
         </w:tcBorders>
       </w:tcPr>
     </w:tblStylePr>
@@ -25886,12 +26421,12 @@
         <w:tblBorders/>
       </w:tblPr>
       <w:tcPr>
-        <w:shd w:color="ffffff"/>
+        <w:shd w:val="clear" w:color="ffffff"/>
         <w:tcBorders>
-          <w:top w:val="none"/>
+          <w:top w:val="none" w:color="000000" w:sz="4" w:space="0"/>
           <w:left w:val="single" w:color="000000" w:themeColor="accent3" w:themeTint="98" w:sz="4" w:space="0"/>
-          <w:bottom w:val="none"/>
-          <w:right w:val="none"/>
+          <w:bottom w:val="none" w:color="000000" w:sz="4" w:space="0"/>
+          <w:right w:val="none" w:color="000000" w:sz="4" w:space="0"/>
         </w:tcBorders>
       </w:tcPr>
     </w:tblStylePr>
@@ -25914,9 +26449,9 @@
         <w:shd w:val="clear" w:color="ffffff" w:themeColor="light1" w:fill="ffffff" w:themeFill="light1"/>
         <w:tcBorders>
           <w:top w:val="single" w:color="000000" w:themeColor="accent3" w:themeTint="98" w:sz="4" w:space="0"/>
-          <w:left w:val="none"/>
-          <w:bottom w:val="none"/>
-          <w:right w:val="none"/>
+          <w:left w:val="none" w:color="000000" w:sz="4" w:space="0"/>
+          <w:bottom w:val="none" w:color="000000" w:sz="4" w:space="0"/>
+          <w:right w:val="none" w:color="000000" w:sz="4" w:space="0"/>
         </w:tcBorders>
       </w:tcPr>
     </w:tblStylePr>
@@ -25991,9 +26526,9 @@
       </w:tcPr>
     </w:tblStylePr>
   </w:style>
-  <w:style w:type="table" w:styleId="114">
+  <w:style w:type="table" w:styleId="803">
     <w:name w:val="List Table 7 Colorful - Accent 4"/>
-    <w:basedOn w:val="666"/>
+    <w:basedOn w:val="889"/>
     <w:uiPriority w:val="99"/>
     <w:pPr>
       <w:pBdr/>
@@ -26092,11 +26627,11 @@
         <w:tblBorders/>
       </w:tblPr>
       <w:tcPr>
-        <w:shd w:color="ffffff"/>
+        <w:shd w:val="clear" w:color="ffffff"/>
         <w:tcBorders>
-          <w:top w:val="none"/>
-          <w:left w:val="none"/>
-          <w:bottom w:val="none"/>
+          <w:top w:val="none" w:color="000000" w:sz="4" w:space="0"/>
+          <w:left w:val="none" w:color="000000" w:sz="4" w:space="0"/>
+          <w:bottom w:val="none" w:color="000000" w:sz="4" w:space="0"/>
           <w:right w:val="single" w:color="000000" w:themeColor="accent4" w:themeTint="9A" w:sz="4" w:space="0"/>
         </w:tcBorders>
       </w:tcPr>
@@ -26119,10 +26654,10 @@
       <w:tcPr>
         <w:shd w:val="clear" w:color="ffffff" w:themeColor="light1" w:fill="ffffff" w:themeFill="light1"/>
         <w:tcBorders>
-          <w:top w:val="none"/>
-          <w:left w:val="none"/>
+          <w:top w:val="none" w:color="000000" w:sz="4" w:space="0"/>
+          <w:left w:val="none" w:color="000000" w:sz="4" w:space="0"/>
           <w:bottom w:val="single" w:color="000000" w:themeColor="accent4" w:themeTint="9A" w:sz="4" w:space="0"/>
-          <w:right w:val="none"/>
+          <w:right w:val="none" w:color="000000" w:sz="4" w:space="0"/>
         </w:tcBorders>
       </w:tcPr>
     </w:tblStylePr>
@@ -26142,12 +26677,12 @@
         <w:tblBorders/>
       </w:tblPr>
       <w:tcPr>
-        <w:shd w:color="ffffff"/>
+        <w:shd w:val="clear" w:color="ffffff"/>
         <w:tcBorders>
-          <w:top w:val="none"/>
+          <w:top w:val="none" w:color="000000" w:sz="4" w:space="0"/>
           <w:left w:val="single" w:color="000000" w:themeColor="accent4" w:themeTint="9A" w:sz="4" w:space="0"/>
-          <w:bottom w:val="none"/>
-          <w:right w:val="none"/>
+          <w:bottom w:val="none" w:color="000000" w:sz="4" w:space="0"/>
+          <w:right w:val="none" w:color="000000" w:sz="4" w:space="0"/>
         </w:tcBorders>
       </w:tcPr>
     </w:tblStylePr>
@@ -26170,9 +26705,9 @@
         <w:shd w:val="clear" w:color="ffffff" w:themeColor="light1" w:fill="ffffff" w:themeFill="light1"/>
         <w:tcBorders>
           <w:top w:val="single" w:color="000000" w:themeColor="accent4" w:themeTint="9A" w:sz="4" w:space="0"/>
-          <w:left w:val="none"/>
-          <w:bottom w:val="none"/>
-          <w:right w:val="none"/>
+          <w:left w:val="none" w:color="000000" w:sz="4" w:space="0"/>
+          <w:bottom w:val="none" w:color="000000" w:sz="4" w:space="0"/>
+          <w:right w:val="none" w:color="000000" w:sz="4" w:space="0"/>
         </w:tcBorders>
       </w:tcPr>
     </w:tblStylePr>
@@ -26247,9 +26782,9 @@
       </w:tcPr>
     </w:tblStylePr>
   </w:style>
-  <w:style w:type="table" w:styleId="115">
+  <w:style w:type="table" w:styleId="804">
     <w:name w:val="List Table 7 Colorful - Accent 5"/>
-    <w:basedOn w:val="666"/>
+    <w:basedOn w:val="889"/>
     <w:uiPriority w:val="99"/>
     <w:pPr>
       <w:pBdr/>
@@ -26348,11 +26883,11 @@
         <w:tblBorders/>
       </w:tblPr>
       <w:tcPr>
-        <w:shd w:color="ffffff"/>
+        <w:shd w:val="clear" w:color="ffffff"/>
         <w:tcBorders>
-          <w:top w:val="none"/>
-          <w:left w:val="none"/>
-          <w:bottom w:val="none"/>
+          <w:top w:val="none" w:color="000000" w:sz="4" w:space="0"/>
+          <w:left w:val="none" w:color="000000" w:sz="4" w:space="0"/>
+          <w:bottom w:val="none" w:color="000000" w:sz="4" w:space="0"/>
           <w:right w:val="single" w:color="000000" w:themeColor="accent5" w:themeTint="9A" w:sz="4" w:space="0"/>
         </w:tcBorders>
       </w:tcPr>
@@ -26375,10 +26910,10 @@
       <w:tcPr>
         <w:shd w:val="clear" w:color="ffffff" w:themeColor="light1" w:fill="ffffff" w:themeFill="light1"/>
         <w:tcBorders>
-          <w:top w:val="none"/>
-          <w:left w:val="none"/>
+          <w:top w:val="none" w:color="000000" w:sz="4" w:space="0"/>
+          <w:left w:val="none" w:color="000000" w:sz="4" w:space="0"/>
           <w:bottom w:val="single" w:color="000000" w:themeColor="accent5" w:themeTint="9A" w:sz="4" w:space="0"/>
-          <w:right w:val="none"/>
+          <w:right w:val="none" w:color="000000" w:sz="4" w:space="0"/>
         </w:tcBorders>
       </w:tcPr>
     </w:tblStylePr>
@@ -26398,12 +26933,12 @@
         <w:tblBorders/>
       </w:tblPr>
       <w:tcPr>
-        <w:shd w:color="ffffff"/>
+        <w:shd w:val="clear" w:color="ffffff"/>
         <w:tcBorders>
-          <w:top w:val="none"/>
+          <w:top w:val="none" w:color="000000" w:sz="4" w:space="0"/>
           <w:left w:val="single" w:color="000000" w:themeColor="accent5" w:themeTint="9A" w:sz="4" w:space="0"/>
-          <w:bottom w:val="none"/>
-          <w:right w:val="none"/>
+          <w:bottom w:val="none" w:color="000000" w:sz="4" w:space="0"/>
+          <w:right w:val="none" w:color="000000" w:sz="4" w:space="0"/>
         </w:tcBorders>
       </w:tcPr>
     </w:tblStylePr>
@@ -26426,9 +26961,9 @@
         <w:shd w:val="clear" w:color="ffffff" w:themeColor="light1" w:fill="ffffff" w:themeFill="light1"/>
         <w:tcBorders>
           <w:top w:val="single" w:color="000000" w:themeColor="accent5" w:themeTint="9A" w:sz="4" w:space="0"/>
-          <w:left w:val="none"/>
-          <w:bottom w:val="none"/>
-          <w:right w:val="none"/>
+          <w:left w:val="none" w:color="000000" w:sz="4" w:space="0"/>
+          <w:bottom w:val="none" w:color="000000" w:sz="4" w:space="0"/>
+          <w:right w:val="none" w:color="000000" w:sz="4" w:space="0"/>
         </w:tcBorders>
       </w:tcPr>
     </w:tblStylePr>
@@ -26503,9 +27038,9 @@
       </w:tcPr>
     </w:tblStylePr>
   </w:style>
-  <w:style w:type="table" w:styleId="116">
+  <w:style w:type="table" w:styleId="805">
     <w:name w:val="List Table 7 Colorful - Accent 6"/>
-    <w:basedOn w:val="666"/>
+    <w:basedOn w:val="889"/>
     <w:uiPriority w:val="99"/>
     <w:pPr>
       <w:pBdr/>
@@ -26604,11 +27139,11 @@
         <w:tblBorders/>
       </w:tblPr>
       <w:tcPr>
-        <w:shd w:color="ffffff"/>
+        <w:shd w:val="clear" w:color="ffffff"/>
         <w:tcBorders>
-          <w:top w:val="none"/>
-          <w:left w:val="none"/>
-          <w:bottom w:val="none"/>
+          <w:top w:val="none" w:color="000000" w:sz="4" w:space="0"/>
+          <w:left w:val="none" w:color="000000" w:sz="4" w:space="0"/>
+          <w:bottom w:val="none" w:color="000000" w:sz="4" w:space="0"/>
           <w:right w:val="single" w:color="000000" w:themeColor="accent6" w:themeTint="98" w:sz="4" w:space="0"/>
         </w:tcBorders>
       </w:tcPr>
@@ -26631,10 +27166,10 @@
       <w:tcPr>
         <w:shd w:val="clear" w:color="ffffff" w:themeColor="light1" w:fill="ffffff" w:themeFill="light1"/>
         <w:tcBorders>
-          <w:top w:val="none"/>
-          <w:left w:val="none"/>
+          <w:top w:val="none" w:color="000000" w:sz="4" w:space="0"/>
+          <w:left w:val="none" w:color="000000" w:sz="4" w:space="0"/>
           <w:bottom w:val="single" w:color="000000" w:themeColor="accent6" w:themeTint="98" w:sz="4" w:space="0"/>
-          <w:right w:val="none"/>
+          <w:right w:val="none" w:color="000000" w:sz="4" w:space="0"/>
         </w:tcBorders>
       </w:tcPr>
     </w:tblStylePr>
@@ -26654,12 +27189,12 @@
         <w:tblBorders/>
       </w:tblPr>
       <w:tcPr>
-        <w:shd w:color="ffffff"/>
+        <w:shd w:val="clear" w:color="ffffff"/>
         <w:tcBorders>
-          <w:top w:val="none"/>
+          <w:top w:val="none" w:color="000000" w:sz="4" w:space="0"/>
           <w:left w:val="single" w:color="000000" w:themeColor="accent6" w:themeTint="98" w:sz="4" w:space="0"/>
-          <w:bottom w:val="none"/>
-          <w:right w:val="none"/>
+          <w:bottom w:val="none" w:color="000000" w:sz="4" w:space="0"/>
+          <w:right w:val="none" w:color="000000" w:sz="4" w:space="0"/>
         </w:tcBorders>
       </w:tcPr>
     </w:tblStylePr>
@@ -26682,9 +27217,9 @@
         <w:shd w:val="clear" w:color="ffffff" w:themeColor="light1" w:fill="ffffff" w:themeFill="light1"/>
         <w:tcBorders>
           <w:top w:val="single" w:color="000000" w:themeColor="accent6" w:themeTint="98" w:sz="4" w:space="0"/>
-          <w:left w:val="none"/>
-          <w:bottom w:val="none"/>
-          <w:right w:val="none"/>
+          <w:left w:val="none" w:color="000000" w:sz="4" w:space="0"/>
+          <w:bottom w:val="none" w:color="000000" w:sz="4" w:space="0"/>
+          <w:right w:val="none" w:color="000000" w:sz="4" w:space="0"/>
         </w:tcBorders>
       </w:tcPr>
     </w:tblStylePr>
@@ -26759,9 +27294,9 @@
       </w:tcPr>
     </w:tblStylePr>
   </w:style>
-  <w:style w:type="table" w:styleId="117">
+  <w:style w:type="table" w:styleId="806">
     <w:name w:val="Lined - Accent"/>
-    <w:basedOn w:val="666"/>
+    <w:basedOn w:val="889"/>
     <w:uiPriority w:val="99"/>
     <w:pPr>
       <w:pBdr/>
@@ -26996,9 +27531,9 @@
       </w:tcPr>
     </w:tblStylePr>
   </w:style>
-  <w:style w:type="table" w:styleId="118">
+  <w:style w:type="table" w:styleId="807">
     <w:name w:val="Lined - Accent 1"/>
-    <w:basedOn w:val="666"/>
+    <w:basedOn w:val="889"/>
     <w:uiPriority w:val="99"/>
     <w:pPr>
       <w:pBdr/>
@@ -27233,9 +27768,9 @@
       </w:tcPr>
     </w:tblStylePr>
   </w:style>
-  <w:style w:type="table" w:styleId="119">
+  <w:style w:type="table" w:styleId="808">
     <w:name w:val="Lined - Accent 2"/>
-    <w:basedOn w:val="666"/>
+    <w:basedOn w:val="889"/>
     <w:uiPriority w:val="99"/>
     <w:pPr>
       <w:pBdr/>
@@ -27470,9 +28005,9 @@
       </w:tcPr>
     </w:tblStylePr>
   </w:style>
-  <w:style w:type="table" w:styleId="120">
+  <w:style w:type="table" w:styleId="809">
     <w:name w:val="Lined - Accent 3"/>
-    <w:basedOn w:val="666"/>
+    <w:basedOn w:val="889"/>
     <w:uiPriority w:val="99"/>
     <w:pPr>
       <w:pBdr/>
@@ -27707,9 +28242,9 @@
       </w:tcPr>
     </w:tblStylePr>
   </w:style>
-  <w:style w:type="table" w:styleId="121">
+  <w:style w:type="table" w:styleId="810">
     <w:name w:val="Lined - Accent 4"/>
-    <w:basedOn w:val="666"/>
+    <w:basedOn w:val="889"/>
     <w:uiPriority w:val="99"/>
     <w:pPr>
       <w:pBdr/>
@@ -27944,9 +28479,9 @@
       </w:tcPr>
     </w:tblStylePr>
   </w:style>
-  <w:style w:type="table" w:styleId="122">
+  <w:style w:type="table" w:styleId="811">
     <w:name w:val="Lined - Accent 5"/>
-    <w:basedOn w:val="666"/>
+    <w:basedOn w:val="889"/>
     <w:uiPriority w:val="99"/>
     <w:pPr>
       <w:pBdr/>
@@ -28181,9 +28716,9 @@
       </w:tcPr>
     </w:tblStylePr>
   </w:style>
-  <w:style w:type="table" w:styleId="123">
+  <w:style w:type="table" w:styleId="812">
     <w:name w:val="Lined - Accent 6"/>
-    <w:basedOn w:val="666"/>
+    <w:basedOn w:val="889"/>
     <w:uiPriority w:val="99"/>
     <w:pPr>
       <w:pBdr/>
@@ -28418,9 +28953,9 @@
       </w:tcPr>
     </w:tblStylePr>
   </w:style>
-  <w:style w:type="table" w:styleId="124">
+  <w:style w:type="table" w:styleId="813">
     <w:name w:val="Bordered &amp; Lined - Accent"/>
-    <w:basedOn w:val="666"/>
+    <w:basedOn w:val="889"/>
     <w:uiPriority w:val="99"/>
     <w:pPr>
       <w:pBdr/>
@@ -28662,9 +29197,9 @@
       </w:tcPr>
     </w:tblStylePr>
   </w:style>
-  <w:style w:type="table" w:styleId="125">
+  <w:style w:type="table" w:styleId="814">
     <w:name w:val="Bordered &amp; Lined - Accent 1"/>
-    <w:basedOn w:val="666"/>
+    <w:basedOn w:val="889"/>
     <w:uiPriority w:val="99"/>
     <w:pPr>
       <w:pBdr/>
@@ -28906,9 +29441,9 @@
       </w:tcPr>
     </w:tblStylePr>
   </w:style>
-  <w:style w:type="table" w:styleId="126">
+  <w:style w:type="table" w:styleId="815">
     <w:name w:val="Bordered &amp; Lined - Accent 2"/>
-    <w:basedOn w:val="666"/>
+    <w:basedOn w:val="889"/>
     <w:uiPriority w:val="99"/>
     <w:pPr>
       <w:pBdr/>
@@ -29150,9 +29685,9 @@
       </w:tcPr>
     </w:tblStylePr>
   </w:style>
-  <w:style w:type="table" w:styleId="127">
+  <w:style w:type="table" w:styleId="816">
     <w:name w:val="Bordered &amp; Lined - Accent 3"/>
-    <w:basedOn w:val="666"/>
+    <w:basedOn w:val="889"/>
     <w:uiPriority w:val="99"/>
     <w:pPr>
       <w:pBdr/>
@@ -29394,9 +29929,9 @@
       </w:tcPr>
     </w:tblStylePr>
   </w:style>
-  <w:style w:type="table" w:styleId="128">
+  <w:style w:type="table" w:styleId="817">
     <w:name w:val="Bordered &amp; Lined - Accent 4"/>
-    <w:basedOn w:val="666"/>
+    <w:basedOn w:val="889"/>
     <w:uiPriority w:val="99"/>
     <w:pPr>
       <w:pBdr/>
@@ -29638,9 +30173,9 @@
       </w:tcPr>
     </w:tblStylePr>
   </w:style>
-  <w:style w:type="table" w:styleId="129">
+  <w:style w:type="table" w:styleId="818">
     <w:name w:val="Bordered &amp; Lined - Accent 5"/>
-    <w:basedOn w:val="666"/>
+    <w:basedOn w:val="889"/>
     <w:uiPriority w:val="99"/>
     <w:pPr>
       <w:pBdr/>
@@ -29882,9 +30417,9 @@
       </w:tcPr>
     </w:tblStylePr>
   </w:style>
-  <w:style w:type="table" w:styleId="130">
+  <w:style w:type="table" w:styleId="819">
     <w:name w:val="Bordered &amp; Lined - Accent 6"/>
-    <w:basedOn w:val="666"/>
+    <w:basedOn w:val="889"/>
     <w:uiPriority w:val="99"/>
     <w:pPr>
       <w:pBdr/>
@@ -30126,9 +30661,9 @@
       </w:tcPr>
     </w:tblStylePr>
   </w:style>
-  <w:style w:type="table" w:styleId="131">
+  <w:style w:type="table" w:styleId="820">
     <w:name w:val="Bordered"/>
-    <w:basedOn w:val="666"/>
+    <w:basedOn w:val="889"/>
     <w:uiPriority w:val="99"/>
     <w:pPr>
       <w:pBdr/>
@@ -30357,9 +30892,9 @@
       </w:tcPr>
     </w:tblStylePr>
   </w:style>
-  <w:style w:type="table" w:styleId="132">
+  <w:style w:type="table" w:styleId="821">
     <w:name w:val="Bordered - Accent 1"/>
-    <w:basedOn w:val="666"/>
+    <w:basedOn w:val="889"/>
     <w:uiPriority w:val="99"/>
     <w:pPr>
       <w:pBdr/>
@@ -30588,9 +31123,9 @@
       </w:tcPr>
     </w:tblStylePr>
   </w:style>
-  <w:style w:type="table" w:styleId="133">
+  <w:style w:type="table" w:styleId="822">
     <w:name w:val="Bordered - Accent 2"/>
-    <w:basedOn w:val="666"/>
+    <w:basedOn w:val="889"/>
     <w:uiPriority w:val="99"/>
     <w:pPr>
       <w:pBdr/>
@@ -30819,9 +31354,9 @@
       </w:tcPr>
     </w:tblStylePr>
   </w:style>
-  <w:style w:type="table" w:styleId="134">
+  <w:style w:type="table" w:styleId="823">
     <w:name w:val="Bordered - Accent 3"/>
-    <w:basedOn w:val="666"/>
+    <w:basedOn w:val="889"/>
     <w:uiPriority w:val="99"/>
     <w:pPr>
       <w:pBdr/>
@@ -31050,9 +31585,9 @@
       </w:tcPr>
     </w:tblStylePr>
   </w:style>
-  <w:style w:type="table" w:styleId="135">
+  <w:style w:type="table" w:styleId="824">
     <w:name w:val="Bordered - Accent 4"/>
-    <w:basedOn w:val="666"/>
+    <w:basedOn w:val="889"/>
     <w:uiPriority w:val="99"/>
     <w:pPr>
       <w:pBdr/>
@@ -31281,9 +31816,9 @@
       </w:tcPr>
     </w:tblStylePr>
   </w:style>
-  <w:style w:type="table" w:styleId="136">
+  <w:style w:type="table" w:styleId="825">
     <w:name w:val="Bordered - Accent 5"/>
-    <w:basedOn w:val="666"/>
+    <w:basedOn w:val="889"/>
     <w:uiPriority w:val="99"/>
     <w:pPr>
       <w:pBdr/>
@@ -31512,9 +32047,9 @@
       </w:tcPr>
     </w:tblStylePr>
   </w:style>
-  <w:style w:type="table" w:styleId="137">
+  <w:style w:type="table" w:styleId="826">
     <w:name w:val="Bordered - Accent 6"/>
-    <w:basedOn w:val="666"/>
+    <w:basedOn w:val="889"/>
     <w:uiPriority w:val="99"/>
     <w:pPr>
       <w:pBdr/>
@@ -31743,11 +32278,11 @@
       </w:tcPr>
     </w:tblStylePr>
   </w:style>
-  <w:style w:type="paragraph" w:styleId="139">
+  <w:style w:type="paragraph" w:styleId="827">
     <w:name w:val="Heading 1"/>
-    <w:basedOn w:val="664"/>
-    <w:next w:val="664"/>
-    <w:link w:val="150"/>
+    <w:basedOn w:val="887"/>
+    <w:next w:val="887"/>
+    <w:link w:val="836"/>
     <w:uiPriority w:val="9"/>
     <w:qFormat/>
     <w:pPr>
@@ -31765,11 +32300,11 @@
       <w:szCs w:val="40"/>
     </w:rPr>
   </w:style>
-  <w:style w:type="paragraph" w:styleId="140">
+  <w:style w:type="paragraph" w:styleId="828">
     <w:name w:val="Heading 2"/>
-    <w:basedOn w:val="664"/>
-    <w:next w:val="664"/>
-    <w:link w:val="151"/>
+    <w:basedOn w:val="887"/>
+    <w:next w:val="887"/>
+    <w:link w:val="837"/>
     <w:uiPriority w:val="9"/>
     <w:unhideWhenUsed/>
     <w:qFormat/>
@@ -31788,11 +32323,11 @@
       <w:szCs w:val="32"/>
     </w:rPr>
   </w:style>
-  <w:style w:type="paragraph" w:styleId="141">
+  <w:style w:type="paragraph" w:styleId="829">
     <w:name w:val="Heading 3"/>
-    <w:basedOn w:val="664"/>
-    <w:next w:val="664"/>
-    <w:link w:val="152"/>
+    <w:basedOn w:val="887"/>
+    <w:next w:val="887"/>
+    <w:link w:val="838"/>
     <w:uiPriority w:val="9"/>
     <w:unhideWhenUsed/>
     <w:qFormat/>
@@ -31811,11 +32346,11 @@
       <w:szCs w:val="28"/>
     </w:rPr>
   </w:style>
-  <w:style w:type="paragraph" w:styleId="142">
+  <w:style w:type="paragraph" w:styleId="830">
     <w:name w:val="Heading 4"/>
-    <w:basedOn w:val="664"/>
-    <w:next w:val="664"/>
-    <w:link w:val="153"/>
+    <w:basedOn w:val="887"/>
+    <w:next w:val="887"/>
+    <w:link w:val="839"/>
     <w:uiPriority w:val="9"/>
     <w:unhideWhenUsed/>
     <w:qFormat/>
@@ -31834,11 +32369,11 @@
       <w:color w:val="0f4761" w:themeColor="accent1" w:themeShade="BF"/>
     </w:rPr>
   </w:style>
-  <w:style w:type="paragraph" w:styleId="143">
+  <w:style w:type="paragraph" w:styleId="831">
     <w:name w:val="Heading 5"/>
-    <w:basedOn w:val="664"/>
-    <w:next w:val="664"/>
-    <w:link w:val="154"/>
+    <w:basedOn w:val="887"/>
+    <w:next w:val="887"/>
+    <w:link w:val="840"/>
     <w:uiPriority w:val="9"/>
     <w:unhideWhenUsed/>
     <w:qFormat/>
@@ -31855,11 +32390,11 @@
       <w:color w:val="0f4761" w:themeColor="accent1" w:themeShade="BF"/>
     </w:rPr>
   </w:style>
-  <w:style w:type="paragraph" w:styleId="144">
+  <w:style w:type="paragraph" w:styleId="832">
     <w:name w:val="Heading 6"/>
-    <w:basedOn w:val="664"/>
-    <w:next w:val="664"/>
-    <w:link w:val="155"/>
+    <w:basedOn w:val="887"/>
+    <w:next w:val="887"/>
+    <w:link w:val="841"/>
     <w:uiPriority w:val="9"/>
     <w:unhideWhenUsed/>
     <w:qFormat/>
@@ -31878,11 +32413,11 @@
       <w:color w:val="595959" w:themeColor="text1" w:themeTint="A6"/>
     </w:rPr>
   </w:style>
-  <w:style w:type="paragraph" w:styleId="145">
+  <w:style w:type="paragraph" w:styleId="833">
     <w:name w:val="Heading 7"/>
-    <w:basedOn w:val="664"/>
-    <w:next w:val="664"/>
-    <w:link w:val="156"/>
+    <w:basedOn w:val="887"/>
+    <w:next w:val="887"/>
+    <w:link w:val="842"/>
     <w:uiPriority w:val="9"/>
     <w:unhideWhenUsed/>
     <w:qFormat/>
@@ -31899,11 +32434,11 @@
       <w:color w:val="595959" w:themeColor="text1" w:themeTint="A6"/>
     </w:rPr>
   </w:style>
-  <w:style w:type="paragraph" w:styleId="146">
+  <w:style w:type="paragraph" w:styleId="834">
     <w:name w:val="Heading 8"/>
-    <w:basedOn w:val="664"/>
-    <w:next w:val="664"/>
-    <w:link w:val="157"/>
+    <w:basedOn w:val="887"/>
+    <w:next w:val="887"/>
+    <w:link w:val="843"/>
     <w:uiPriority w:val="9"/>
     <w:unhideWhenUsed/>
     <w:qFormat/>
@@ -31922,11 +32457,11 @@
       <w:color w:val="272727" w:themeColor="text1" w:themeTint="D8"/>
     </w:rPr>
   </w:style>
-  <w:style w:type="paragraph" w:styleId="147">
+  <w:style w:type="paragraph" w:styleId="835">
     <w:name w:val="Heading 9"/>
-    <w:basedOn w:val="664"/>
-    <w:next w:val="664"/>
-    <w:link w:val="158"/>
+    <w:basedOn w:val="887"/>
+    <w:next w:val="887"/>
+    <w:link w:val="844"/>
     <w:uiPriority w:val="9"/>
     <w:unhideWhenUsed/>
     <w:qFormat/>
@@ -31945,10 +32480,10 @@
       <w:color w:val="272727" w:themeColor="text1" w:themeTint="D8"/>
     </w:rPr>
   </w:style>
-  <w:style w:type="character" w:styleId="150">
+  <w:style w:type="character" w:styleId="836">
     <w:name w:val="Heading 1 Char"/>
-    <w:basedOn w:val="665"/>
-    <w:link w:val="139"/>
+    <w:basedOn w:val="888"/>
+    <w:link w:val="827"/>
     <w:uiPriority w:val="9"/>
     <w:pPr>
       <w:pBdr/>
@@ -31962,10 +32497,10 @@
       <w:szCs w:val="40"/>
     </w:rPr>
   </w:style>
-  <w:style w:type="character" w:styleId="151">
+  <w:style w:type="character" w:styleId="837">
     <w:name w:val="Heading 2 Char"/>
-    <w:basedOn w:val="665"/>
-    <w:link w:val="140"/>
+    <w:basedOn w:val="888"/>
+    <w:link w:val="828"/>
     <w:uiPriority w:val="9"/>
     <w:pPr>
       <w:pBdr/>
@@ -31979,10 +32514,10 @@
       <w:szCs w:val="32"/>
     </w:rPr>
   </w:style>
-  <w:style w:type="character" w:styleId="152">
+  <w:style w:type="character" w:styleId="838">
     <w:name w:val="Heading 3 Char"/>
-    <w:basedOn w:val="665"/>
-    <w:link w:val="141"/>
+    <w:basedOn w:val="888"/>
+    <w:link w:val="829"/>
     <w:uiPriority w:val="9"/>
     <w:pPr>
       <w:pBdr/>
@@ -31996,10 +32531,10 @@
       <w:szCs w:val="28"/>
     </w:rPr>
   </w:style>
-  <w:style w:type="character" w:styleId="153">
+  <w:style w:type="character" w:styleId="839">
     <w:name w:val="Heading 4 Char"/>
-    <w:basedOn w:val="665"/>
-    <w:link w:val="142"/>
+    <w:basedOn w:val="888"/>
+    <w:link w:val="830"/>
     <w:uiPriority w:val="9"/>
     <w:pPr>
       <w:pBdr/>
@@ -32013,10 +32548,10 @@
       <w:color w:val="0f4761" w:themeColor="accent1" w:themeShade="BF"/>
     </w:rPr>
   </w:style>
-  <w:style w:type="character" w:styleId="154">
+  <w:style w:type="character" w:styleId="840">
     <w:name w:val="Heading 5 Char"/>
-    <w:basedOn w:val="665"/>
-    <w:link w:val="143"/>
+    <w:basedOn w:val="888"/>
+    <w:link w:val="831"/>
     <w:uiPriority w:val="9"/>
     <w:pPr>
       <w:pBdr/>
@@ -32028,10 +32563,10 @@
       <w:color w:val="0f4761" w:themeColor="accent1" w:themeShade="BF"/>
     </w:rPr>
   </w:style>
-  <w:style w:type="character" w:styleId="155">
+  <w:style w:type="character" w:styleId="841">
     <w:name w:val="Heading 6 Char"/>
-    <w:basedOn w:val="665"/>
-    <w:link w:val="144"/>
+    <w:basedOn w:val="888"/>
+    <w:link w:val="832"/>
     <w:uiPriority w:val="9"/>
     <w:pPr>
       <w:pBdr/>
@@ -32045,10 +32580,10 @@
       <w:color w:val="595959" w:themeColor="text1" w:themeTint="A6"/>
     </w:rPr>
   </w:style>
-  <w:style w:type="character" w:styleId="156">
+  <w:style w:type="character" w:styleId="842">
     <w:name w:val="Heading 7 Char"/>
-    <w:basedOn w:val="665"/>
-    <w:link w:val="145"/>
+    <w:basedOn w:val="888"/>
+    <w:link w:val="833"/>
     <w:uiPriority w:val="9"/>
     <w:pPr>
       <w:pBdr/>
@@ -32060,10 +32595,10 @@
       <w:color w:val="595959" w:themeColor="text1" w:themeTint="A6"/>
     </w:rPr>
   </w:style>
-  <w:style w:type="character" w:styleId="157">
+  <w:style w:type="character" w:styleId="843">
     <w:name w:val="Heading 8 Char"/>
-    <w:basedOn w:val="665"/>
-    <w:link w:val="146"/>
+    <w:basedOn w:val="888"/>
+    <w:link w:val="834"/>
     <w:uiPriority w:val="9"/>
     <w:pPr>
       <w:pBdr/>
@@ -32077,10 +32612,10 @@
       <w:color w:val="272727" w:themeColor="text1" w:themeTint="D8"/>
     </w:rPr>
   </w:style>
-  <w:style w:type="character" w:styleId="158">
+  <w:style w:type="character" w:styleId="844">
     <w:name w:val="Heading 9 Char"/>
-    <w:basedOn w:val="665"/>
-    <w:link w:val="147"/>
+    <w:basedOn w:val="888"/>
+    <w:link w:val="835"/>
     <w:uiPriority w:val="9"/>
     <w:pPr>
       <w:pBdr/>
@@ -32094,11 +32629,11 @@
       <w:color w:val="272727" w:themeColor="text1" w:themeTint="D8"/>
     </w:rPr>
   </w:style>
-  <w:style w:type="paragraph" w:styleId="159">
+  <w:style w:type="paragraph" w:styleId="845">
     <w:name w:val="Title"/>
-    <w:basedOn w:val="664"/>
-    <w:next w:val="664"/>
-    <w:link w:val="160"/>
+    <w:basedOn w:val="887"/>
+    <w:next w:val="887"/>
+    <w:link w:val="846"/>
     <w:uiPriority w:val="10"/>
     <w:qFormat/>
     <w:pPr>
@@ -32114,10 +32649,10 @@
       <w:szCs w:val="56"/>
     </w:rPr>
   </w:style>
-  <w:style w:type="character" w:styleId="160">
+  <w:style w:type="character" w:styleId="846">
     <w:name w:val="Title Char"/>
-    <w:basedOn w:val="665"/>
-    <w:link w:val="159"/>
+    <w:basedOn w:val="888"/>
+    <w:link w:val="845"/>
     <w:uiPriority w:val="10"/>
     <w:pPr>
       <w:pBdr/>
@@ -32131,11 +32666,11 @@
       <w:szCs w:val="56"/>
     </w:rPr>
   </w:style>
-  <w:style w:type="paragraph" w:styleId="161">
+  <w:style w:type="paragraph" w:styleId="847">
     <w:name w:val="Subtitle"/>
-    <w:basedOn w:val="664"/>
-    <w:next w:val="664"/>
-    <w:link w:val="162"/>
+    <w:basedOn w:val="887"/>
+    <w:next w:val="887"/>
+    <w:link w:val="848"/>
     <w:uiPriority w:val="11"/>
     <w:qFormat/>
     <w:pPr>
@@ -32153,10 +32688,10 @@
       <w:szCs w:val="28"/>
     </w:rPr>
   </w:style>
-  <w:style w:type="character" w:styleId="162">
+  <w:style w:type="character" w:styleId="848">
     <w:name w:val="Subtitle Char"/>
-    <w:basedOn w:val="665"/>
-    <w:link w:val="161"/>
+    <w:basedOn w:val="888"/>
+    <w:link w:val="847"/>
     <w:uiPriority w:val="11"/>
     <w:pPr>
       <w:pBdr/>
@@ -32170,11 +32705,11 @@
       <w:szCs w:val="28"/>
     </w:rPr>
   </w:style>
-  <w:style w:type="paragraph" w:styleId="163">
+  <w:style w:type="paragraph" w:styleId="849">
     <w:name w:val="Quote"/>
-    <w:basedOn w:val="664"/>
-    <w:next w:val="664"/>
-    <w:link w:val="164"/>
+    <w:basedOn w:val="887"/>
+    <w:next w:val="887"/>
+    <w:link w:val="850"/>
     <w:uiPriority w:val="29"/>
     <w:qFormat/>
     <w:pPr>
@@ -32189,10 +32724,10 @@
       <w:color w:val="404040" w:themeColor="text1" w:themeTint="BF"/>
     </w:rPr>
   </w:style>
-  <w:style w:type="character" w:styleId="164">
+  <w:style w:type="character" w:styleId="850">
     <w:name w:val="Quote Char"/>
-    <w:basedOn w:val="665"/>
-    <w:link w:val="163"/>
+    <w:basedOn w:val="888"/>
+    <w:link w:val="849"/>
     <w:uiPriority w:val="29"/>
     <w:pPr>
       <w:pBdr/>
@@ -32205,9 +32740,9 @@
       <w:color w:val="404040" w:themeColor="text1" w:themeTint="BF"/>
     </w:rPr>
   </w:style>
-  <w:style w:type="paragraph" w:styleId="165">
+  <w:style w:type="paragraph" w:styleId="851">
     <w:name w:val="List Paragraph"/>
-    <w:basedOn w:val="664"/>
+    <w:basedOn w:val="887"/>
     <w:uiPriority w:val="34"/>
     <w:qFormat/>
     <w:pPr>
@@ -32217,9 +32752,9 @@
       <w:contextualSpacing w:val="true"/>
     </w:pPr>
   </w:style>
-  <w:style w:type="character" w:styleId="166">
+  <w:style w:type="character" w:styleId="852">
     <w:name w:val="Intense Emphasis"/>
-    <w:basedOn w:val="665"/>
+    <w:basedOn w:val="888"/>
     <w:uiPriority w:val="21"/>
     <w:qFormat/>
     <w:pPr>
@@ -32233,11 +32768,11 @@
       <w:color w:val="0f4761" w:themeColor="accent1" w:themeShade="BF"/>
     </w:rPr>
   </w:style>
-  <w:style w:type="paragraph" w:styleId="167">
+  <w:style w:type="paragraph" w:styleId="853">
     <w:name w:val="Intense Quote"/>
-    <w:basedOn w:val="664"/>
-    <w:next w:val="664"/>
-    <w:link w:val="168"/>
+    <w:basedOn w:val="887"/>
+    <w:next w:val="887"/>
+    <w:link w:val="854"/>
     <w:uiPriority w:val="30"/>
     <w:qFormat/>
     <w:pPr>
@@ -32255,10 +32790,10 @@
       <w:color w:val="0f4761" w:themeColor="accent1" w:themeShade="BF"/>
     </w:rPr>
   </w:style>
-  <w:style w:type="character" w:styleId="168">
+  <w:style w:type="character" w:styleId="854">
     <w:name w:val="Intense Quote Char"/>
-    <w:basedOn w:val="665"/>
-    <w:link w:val="167"/>
+    <w:basedOn w:val="888"/>
+    <w:link w:val="853"/>
     <w:uiPriority w:val="30"/>
     <w:pPr>
       <w:pBdr/>
@@ -32271,9 +32806,9 @@
       <w:color w:val="0f4761" w:themeColor="accent1" w:themeShade="BF"/>
     </w:rPr>
   </w:style>
-  <w:style w:type="character" w:styleId="169">
+  <w:style w:type="character" w:styleId="855">
     <w:name w:val="Intense Reference"/>
-    <w:basedOn w:val="665"/>
+    <w:basedOn w:val="888"/>
     <w:uiPriority w:val="32"/>
     <w:qFormat/>
     <w:pPr>
@@ -32289,9 +32824,9 @@
       <w:spacing w:val="5"/>
     </w:rPr>
   </w:style>
-  <w:style w:type="paragraph" w:styleId="170">
+  <w:style w:type="paragraph" w:styleId="856">
     <w:name w:val="No Spacing"/>
-    <w:basedOn w:val="664"/>
+    <w:basedOn w:val="887"/>
     <w:uiPriority w:val="1"/>
     <w:qFormat/>
     <w:pPr>
@@ -32300,9 +32835,9 @@
       <w:ind/>
     </w:pPr>
   </w:style>
-  <w:style w:type="character" w:styleId="171">
+  <w:style w:type="character" w:styleId="857">
     <w:name w:val="Subtle Emphasis"/>
-    <w:basedOn w:val="665"/>
+    <w:basedOn w:val="888"/>
     <w:uiPriority w:val="19"/>
     <w:qFormat/>
     <w:pPr>
@@ -32316,9 +32851,9 @@
       <w:color w:val="404040" w:themeColor="text1" w:themeTint="BF"/>
     </w:rPr>
   </w:style>
-  <w:style w:type="character" w:styleId="172">
+  <w:style w:type="character" w:styleId="858">
     <w:name w:val="Emphasis"/>
-    <w:basedOn w:val="665"/>
+    <w:basedOn w:val="888"/>
     <w:uiPriority w:val="20"/>
     <w:qFormat/>
     <w:pPr>
@@ -32331,9 +32866,9 @@
       <w:iCs/>
     </w:rPr>
   </w:style>
-  <w:style w:type="character" w:styleId="173">
+  <w:style w:type="character" w:styleId="859">
     <w:name w:val="Strong"/>
-    <w:basedOn w:val="665"/>
+    <w:basedOn w:val="888"/>
     <w:uiPriority w:val="22"/>
     <w:qFormat/>
     <w:pPr>
@@ -32346,9 +32881,9 @@
       <w:bCs/>
     </w:rPr>
   </w:style>
-  <w:style w:type="character" w:styleId="174">
+  <w:style w:type="character" w:styleId="860">
     <w:name w:val="Subtle Reference"/>
-    <w:basedOn w:val="665"/>
+    <w:basedOn w:val="888"/>
     <w:uiPriority w:val="31"/>
     <w:qFormat/>
     <w:pPr>
@@ -32361,9 +32896,9 @@
       <w:color w:val="5a5a5a" w:themeColor="text1" w:themeTint="A5"/>
     </w:rPr>
   </w:style>
-  <w:style w:type="character" w:styleId="175">
+  <w:style w:type="character" w:styleId="861">
     <w:name w:val="Book Title"/>
-    <w:basedOn w:val="665"/>
+    <w:basedOn w:val="888"/>
     <w:uiPriority w:val="33"/>
     <w:qFormat/>
     <w:pPr>
@@ -32379,10 +32914,10 @@
       <w:spacing w:val="5"/>
     </w:rPr>
   </w:style>
-  <w:style w:type="paragraph" w:styleId="176">
+  <w:style w:type="paragraph" w:styleId="862">
     <w:name w:val="Header"/>
-    <w:basedOn w:val="664"/>
-    <w:link w:val="177"/>
+    <w:basedOn w:val="887"/>
+    <w:link w:val="863"/>
     <w:uiPriority w:val="99"/>
     <w:unhideWhenUsed/>
     <w:pPr>
@@ -32395,10 +32930,10 @@
       <w:ind/>
     </w:pPr>
   </w:style>
-  <w:style w:type="character" w:styleId="177">
+  <w:style w:type="character" w:styleId="863">
     <w:name w:val="Header Char"/>
-    <w:basedOn w:val="665"/>
-    <w:link w:val="176"/>
+    <w:basedOn w:val="888"/>
+    <w:link w:val="862"/>
     <w:uiPriority w:val="99"/>
     <w:pPr>
       <w:pBdr/>
@@ -32406,10 +32941,10 @@
       <w:ind/>
     </w:pPr>
   </w:style>
-  <w:style w:type="paragraph" w:styleId="178">
+  <w:style w:type="paragraph" w:styleId="864">
     <w:name w:val="Footer"/>
-    <w:basedOn w:val="664"/>
-    <w:link w:val="179"/>
+    <w:basedOn w:val="887"/>
+    <w:link w:val="865"/>
     <w:uiPriority w:val="99"/>
     <w:unhideWhenUsed/>
     <w:pPr>
@@ -32422,10 +32957,10 @@
       <w:ind/>
     </w:pPr>
   </w:style>
-  <w:style w:type="character" w:styleId="179">
+  <w:style w:type="character" w:styleId="865">
     <w:name w:val="Footer Char"/>
-    <w:basedOn w:val="665"/>
-    <w:link w:val="178"/>
+    <w:basedOn w:val="888"/>
+    <w:link w:val="864"/>
     <w:uiPriority w:val="99"/>
     <w:pPr>
       <w:pBdr/>
@@ -32433,10 +32968,10 @@
       <w:ind/>
     </w:pPr>
   </w:style>
-  <w:style w:type="paragraph" w:styleId="180">
+  <w:style w:type="paragraph" w:styleId="866">
     <w:name w:val="Caption"/>
-    <w:basedOn w:val="664"/>
-    <w:next w:val="664"/>
+    <w:basedOn w:val="887"/>
+    <w:next w:val="887"/>
     <w:uiPriority w:val="35"/>
     <w:unhideWhenUsed/>
     <w:qFormat/>
@@ -32453,10 +32988,10 @@
       <w:szCs w:val="18"/>
     </w:rPr>
   </w:style>
-  <w:style w:type="paragraph" w:styleId="181">
+  <w:style w:type="paragraph" w:styleId="867">
     <w:name w:val="footnote text"/>
-    <w:basedOn w:val="664"/>
-    <w:link w:val="182"/>
+    <w:basedOn w:val="887"/>
+    <w:link w:val="868"/>
     <w:uiPriority w:val="99"/>
     <w:semiHidden/>
     <w:unhideWhenUsed/>
@@ -32470,10 +33005,10 @@
       <w:szCs w:val="20"/>
     </w:rPr>
   </w:style>
-  <w:style w:type="character" w:styleId="182">
+  <w:style w:type="character" w:styleId="868">
     <w:name w:val="Footnote Text Char"/>
-    <w:basedOn w:val="665"/>
-    <w:link w:val="181"/>
+    <w:basedOn w:val="888"/>
+    <w:link w:val="867"/>
     <w:uiPriority w:val="99"/>
     <w:semiHidden/>
     <w:pPr>
@@ -32486,9 +33021,9 @@
       <w:szCs w:val="20"/>
     </w:rPr>
   </w:style>
-  <w:style w:type="character" w:styleId="183">
+  <w:style w:type="character" w:styleId="869">
     <w:name w:val="footnote reference"/>
-    <w:basedOn w:val="665"/>
+    <w:basedOn w:val="888"/>
     <w:uiPriority w:val="99"/>
     <w:semiHidden/>
     <w:unhideWhenUsed/>
@@ -32501,10 +33036,10 @@
       <w:vertAlign w:val="superscript"/>
     </w:rPr>
   </w:style>
-  <w:style w:type="paragraph" w:styleId="184">
+  <w:style w:type="paragraph" w:styleId="870">
     <w:name w:val="endnote text"/>
-    <w:basedOn w:val="664"/>
-    <w:link w:val="185"/>
+    <w:basedOn w:val="887"/>
+    <w:link w:val="871"/>
     <w:uiPriority w:val="99"/>
     <w:semiHidden/>
     <w:unhideWhenUsed/>
@@ -32518,10 +33053,10 @@
       <w:szCs w:val="20"/>
     </w:rPr>
   </w:style>
-  <w:style w:type="character" w:styleId="185">
+  <w:style w:type="character" w:styleId="871">
     <w:name w:val="Endnote Text Char"/>
-    <w:basedOn w:val="665"/>
-    <w:link w:val="184"/>
+    <w:basedOn w:val="888"/>
+    <w:link w:val="870"/>
     <w:uiPriority w:val="99"/>
     <w:semiHidden/>
     <w:pPr>
@@ -32534,9 +33069,9 @@
       <w:szCs w:val="20"/>
     </w:rPr>
   </w:style>
-  <w:style w:type="character" w:styleId="186">
+  <w:style w:type="character" w:styleId="872">
     <w:name w:val="endnote reference"/>
-    <w:basedOn w:val="665"/>
+    <w:basedOn w:val="888"/>
     <w:uiPriority w:val="99"/>
     <w:semiHidden/>
     <w:unhideWhenUsed/>
@@ -32549,9 +33084,9 @@
       <w:vertAlign w:val="superscript"/>
     </w:rPr>
   </w:style>
-  <w:style w:type="character" w:styleId="187">
+  <w:style w:type="character" w:styleId="873">
     <w:name w:val="Hyperlink"/>
-    <w:basedOn w:val="665"/>
+    <w:basedOn w:val="888"/>
     <w:uiPriority w:val="99"/>
     <w:unhideWhenUsed/>
     <w:pPr>
@@ -32564,9 +33099,9 @@
       <w:u w:val="single"/>
     </w:rPr>
   </w:style>
-  <w:style w:type="character" w:styleId="188">
+  <w:style w:type="character" w:styleId="874">
     <w:name w:val="FollowedHyperlink"/>
-    <w:basedOn w:val="665"/>
+    <w:basedOn w:val="888"/>
     <w:uiPriority w:val="99"/>
     <w:semiHidden/>
     <w:unhideWhenUsed/>
@@ -32580,10 +33115,10 @@
       <w:u w:val="single"/>
     </w:rPr>
   </w:style>
-  <w:style w:type="paragraph" w:styleId="189">
+  <w:style w:type="paragraph" w:styleId="875">
     <w:name w:val="toc 1"/>
-    <w:basedOn w:val="664"/>
-    <w:next w:val="664"/>
+    <w:basedOn w:val="887"/>
+    <w:next w:val="887"/>
     <w:uiPriority w:val="39"/>
     <w:unhideWhenUsed/>
     <w:pPr>
@@ -32592,10 +33127,10 @@
       <w:ind/>
     </w:pPr>
   </w:style>
-  <w:style w:type="paragraph" w:styleId="190">
+  <w:style w:type="paragraph" w:styleId="876">
     <w:name w:val="toc 2"/>
-    <w:basedOn w:val="664"/>
-    <w:next w:val="664"/>
+    <w:basedOn w:val="887"/>
+    <w:next w:val="887"/>
     <w:uiPriority w:val="39"/>
     <w:unhideWhenUsed/>
     <w:pPr>
@@ -32604,10 +33139,10 @@
       <w:ind w:left="220"/>
     </w:pPr>
   </w:style>
-  <w:style w:type="paragraph" w:styleId="191">
+  <w:style w:type="paragraph" w:styleId="877">
     <w:name w:val="toc 3"/>
-    <w:basedOn w:val="664"/>
-    <w:next w:val="664"/>
+    <w:basedOn w:val="887"/>
+    <w:next w:val="887"/>
     <w:uiPriority w:val="39"/>
     <w:unhideWhenUsed/>
     <w:pPr>
@@ -32616,10 +33151,10 @@
       <w:ind w:left="440"/>
     </w:pPr>
   </w:style>
-  <w:style w:type="paragraph" w:styleId="192">
+  <w:style w:type="paragraph" w:styleId="878">
     <w:name w:val="toc 4"/>
-    <w:basedOn w:val="664"/>
-    <w:next w:val="664"/>
+    <w:basedOn w:val="887"/>
+    <w:next w:val="887"/>
     <w:uiPriority w:val="39"/>
     <w:unhideWhenUsed/>
     <w:pPr>
@@ -32628,10 +33163,10 @@
       <w:ind w:left="660"/>
     </w:pPr>
   </w:style>
-  <w:style w:type="paragraph" w:styleId="193">
+  <w:style w:type="paragraph" w:styleId="879">
     <w:name w:val="toc 5"/>
-    <w:basedOn w:val="664"/>
-    <w:next w:val="664"/>
+    <w:basedOn w:val="887"/>
+    <w:next w:val="887"/>
     <w:uiPriority w:val="39"/>
     <w:unhideWhenUsed/>
     <w:pPr>
@@ -32640,10 +33175,10 @@
       <w:ind w:left="880"/>
     </w:pPr>
   </w:style>
-  <w:style w:type="paragraph" w:styleId="194">
+  <w:style w:type="paragraph" w:styleId="880">
     <w:name w:val="toc 6"/>
-    <w:basedOn w:val="664"/>
-    <w:next w:val="664"/>
+    <w:basedOn w:val="887"/>
+    <w:next w:val="887"/>
     <w:uiPriority w:val="39"/>
     <w:unhideWhenUsed/>
     <w:pPr>
@@ -32652,10 +33187,10 @@
       <w:ind w:left="1100"/>
     </w:pPr>
   </w:style>
-  <w:style w:type="paragraph" w:styleId="195">
+  <w:style w:type="paragraph" w:styleId="881">
     <w:name w:val="toc 7"/>
-    <w:basedOn w:val="664"/>
-    <w:next w:val="664"/>
+    <w:basedOn w:val="887"/>
+    <w:next w:val="887"/>
     <w:uiPriority w:val="39"/>
     <w:unhideWhenUsed/>
     <w:pPr>
@@ -32664,10 +33199,10 @@
       <w:ind w:left="1320"/>
     </w:pPr>
   </w:style>
-  <w:style w:type="paragraph" w:styleId="196">
+  <w:style w:type="paragraph" w:styleId="882">
     <w:name w:val="toc 8"/>
-    <w:basedOn w:val="664"/>
-    <w:next w:val="664"/>
+    <w:basedOn w:val="887"/>
+    <w:next w:val="887"/>
     <w:uiPriority w:val="39"/>
     <w:unhideWhenUsed/>
     <w:pPr>
@@ -32676,10 +33211,10 @@
       <w:ind w:left="1540"/>
     </w:pPr>
   </w:style>
-  <w:style w:type="paragraph" w:styleId="197">
+  <w:style w:type="paragraph" w:styleId="883">
     <w:name w:val="toc 9"/>
-    <w:basedOn w:val="664"/>
-    <w:next w:val="664"/>
+    <w:basedOn w:val="887"/>
+    <w:next w:val="887"/>
     <w:uiPriority w:val="39"/>
     <w:unhideWhenUsed/>
     <w:pPr>
@@ -32688,9 +33223,9 @@
       <w:ind w:left="1760"/>
     </w:pPr>
   </w:style>
-  <w:style w:type="character" w:styleId="198">
+  <w:style w:type="character" w:styleId="884">
     <w:name w:val="Placeholder Text"/>
-    <w:basedOn w:val="665"/>
+    <w:basedOn w:val="888"/>
     <w:uiPriority w:val="99"/>
     <w:semiHidden/>
     <w:pPr>
@@ -32702,7 +33237,7 @@
       <w:color w:val="666666"/>
     </w:rPr>
   </w:style>
-  <w:style w:type="paragraph" w:styleId="208">
+  <w:style w:type="paragraph" w:styleId="885">
     <w:name w:val="TOC Heading"/>
     <w:uiPriority w:val="39"/>
     <w:unhideWhenUsed/>
@@ -32712,10 +33247,10 @@
       <w:ind/>
     </w:pPr>
   </w:style>
-  <w:style w:type="paragraph" w:styleId="209">
+  <w:style w:type="paragraph" w:styleId="886">
     <w:name w:val="table of figures"/>
-    <w:basedOn w:val="664"/>
-    <w:next w:val="664"/>
+    <w:basedOn w:val="887"/>
+    <w:next w:val="887"/>
     <w:uiPriority w:val="99"/>
     <w:unhideWhenUsed/>
     <w:pPr>
@@ -32724,7 +33259,7 @@
       <w:ind/>
     </w:pPr>
   </w:style>
-  <w:style w:type="paragraph" w:styleId="664" w:default="1">
+  <w:style w:type="paragraph" w:styleId="887" w:default="1">
     <w:name w:val="Normal"/>
     <w:qFormat/>
     <w:pPr>
@@ -32733,7 +33268,7 @@
       <w:ind/>
     </w:pPr>
   </w:style>
-  <w:style w:type="character" w:styleId="665" w:default="1">
+  <w:style w:type="character" w:styleId="888" w:default="1">
     <w:name w:val="Default Paragraph Font"/>
     <w:uiPriority w:val="1"/>
     <w:semiHidden/>
@@ -32744,7 +33279,7 @@
       <w:ind/>
     </w:pPr>
   </w:style>
-  <w:style w:type="table" w:styleId="666" w:default="1">
+  <w:style w:type="table" w:styleId="889" w:default="1">
     <w:name w:val="Normal Table"/>
     <w:uiPriority w:val="99"/>
     <w:semiHidden/>
@@ -32937,7 +33472,7 @@
       </w:tcPr>
     </w:tblStylePr>
   </w:style>
-  <w:style w:type="numbering" w:styleId="667" w:default="1">
+  <w:style w:type="numbering" w:styleId="890" w:default="1">
     <w:name w:val="No List"/>
     <w:uiPriority w:val="99"/>
     <w:semiHidden/>
